--- a/paper/Temporal_Geometry.docx
+++ b/paper/Temporal_Geometry.docx
@@ -193,105 +193,95 @@
     </w:p>
     <w:p>
       <w:pPr>
-        <w:pStyle w:val="Normal"/>
-        <w:bidi w:val="0"/>
-        <w:spacing w:lineRule="auto" w:line="276" w:before="0" w:after="200"/>
-        <w:rPr>
-          <w:rFonts w:ascii="Calibri" w:hAnsi="Calibri"/>
-          <w:sz w:val="22"/>
-          <w:lang w:val="en-US"/>
-        </w:rPr>
-      </w:pPr>
-      <w:r>
-        <w:rPr>
-          <w:rFonts w:ascii="Calibri" w:hAnsi="Calibri"/>
-          <w:sz w:val="22"/>
-          <w:lang w:val="en-US"/>
-        </w:rPr>
-        <w:t>Entropy is traditionally evaluated through statistical randomness, yet a deeper structure emerges when entropy is examined as a temporal process rather than a static distribution. Across more than a dozen datasets spanning hardware entropy, atmospheric entropy, tunneling entropy, symbolic encodings, inverted encodings, PRNG drift, and raw temporal dynamics, we find that entropy sources exhibit stable, reproducible temporal geometry. Using a resolution-invariant computational pipeline applied to hexagram, byte, 16-bit, 64-bit, and unclustered manifolds, we observe consistent oscillatory behavior, curvature signatures, basin formation, attractor structure, and drift hierarchies independent of encoding, resolution, or device.</w:t>
-      </w:r>
-    </w:p>
-    <w:p>
-      <w:pPr>
-        <w:pStyle w:val="Normal"/>
-        <w:bidi w:val="0"/>
-        <w:spacing w:lineRule="auto" w:line="276" w:before="0" w:after="200"/>
-        <w:rPr>
-          <w:rFonts w:ascii="Calibri" w:hAnsi="Calibri"/>
-          <w:sz w:val="22"/>
-          <w:lang w:val="en-US"/>
-        </w:rPr>
-      </w:pPr>
-      <w:r>
-        <w:rPr>
-          <w:rFonts w:ascii="Calibri" w:hAnsi="Calibri"/>
-          <w:sz w:val="22"/>
-          <w:lang w:val="en-US"/>
-        </w:rPr>
-      </w:r>
-    </w:p>
-    <w:p>
-      <w:pPr>
-        <w:pStyle w:val="Normal"/>
-        <w:bidi w:val="0"/>
-        <w:spacing w:lineRule="auto" w:line="276" w:before="0" w:after="200"/>
-        <w:rPr>
-          <w:rFonts w:ascii="Calibri" w:hAnsi="Calibri"/>
-          <w:sz w:val="22"/>
-          <w:lang w:val="en-US"/>
-        </w:rPr>
-      </w:pPr>
-      <w:r>
-        <w:rPr>
-          <w:rFonts w:ascii="Calibri" w:hAnsi="Calibri"/>
-          <w:sz w:val="22"/>
-          <w:lang w:val="en-US"/>
-        </w:rPr>
-        <w:t>Hardware entropy displays moderate curvature and basin depth; atmospheric entropy remains flat with zero curvature; symbolic encodings amplify curvature; inverted encodings reflect manifold symmetry; raw temporal dynamics reveal oscillation without clustering; and PRNG-based probes demonstrate clean, noise-free temporal drift. These behaviors persist across all clustering resolutions (k = 8 - 128) and across all manifold transformations, establishing resolution invariance and manifold independence.</w:t>
-      </w:r>
-    </w:p>
-    <w:p>
-      <w:pPr>
-        <w:pStyle w:val="Normal"/>
-        <w:bidi w:val="0"/>
-        <w:spacing w:lineRule="auto" w:line="276" w:before="0" w:after="200"/>
-        <w:rPr>
-          <w:rFonts w:ascii="Calibri" w:hAnsi="Calibri"/>
-          <w:sz w:val="22"/>
-          <w:lang w:val="en-US"/>
-        </w:rPr>
-      </w:pPr>
-      <w:r>
-        <w:rPr>
-          <w:rFonts w:ascii="Calibri" w:hAnsi="Calibri"/>
-          <w:sz w:val="22"/>
-          <w:lang w:val="en-US"/>
-        </w:rPr>
-      </w:r>
-    </w:p>
-    <w:p>
-      <w:pPr>
-        <w:pStyle w:val="Normal"/>
-        <w:bidi w:val="0"/>
-        <w:spacing w:lineRule="auto" w:line="276" w:before="0" w:after="200"/>
-        <w:rPr>
-          <w:rFonts w:ascii="Calibri" w:hAnsi="Calibri"/>
-          <w:sz w:val="22"/>
-          <w:lang w:val="en-US"/>
-        </w:rPr>
-      </w:pPr>
-      <w:r>
-        <w:rPr>
-          <w:rFonts w:ascii="Calibri" w:hAnsi="Calibri"/>
-          <w:sz w:val="22"/>
-          <w:lang w:val="en-US"/>
-        </w:rPr>
-        <w:t>The results demonstrate that temporal geometry is a universal property of entropy evolution. Symbolic and numeric manifolds function as temporal filters, enabling classification of entropy sources by temporal behavior rather than statistical randomness. This work provides the first multi-manifold, multi-entropy empirical evidence that temporal geometry is measurable, reproducible, and computationally accessible, establishing it as a new domain of scientific inquiry.</w:t>
-      </w:r>
-    </w:p>
-    <w:p>
-      <w:pPr>
-        <w:pStyle w:val="Normal"/>
+        <w:pStyle w:val="BodyText"/>
+        <w:bidi w:val="0"/>
+        <w:spacing w:lineRule="auto" w:line="276" w:before="0" w:after="200"/>
+        <w:rPr>
+          <w:rFonts w:ascii="Calibri" w:hAnsi="Calibri"/>
+          <w:sz w:val="22"/>
+          <w:lang w:val="en-US"/>
+        </w:rPr>
+      </w:pPr>
+      <w:r>
+        <w:rPr>
+          <w:rFonts w:ascii="Calibri" w:hAnsi="Calibri"/>
+          <w:sz w:val="22"/>
+        </w:rPr>
+        <w:t>Entropy is traditionally evaluated through statistical randomness, yet a deeper structure emerges when entropy is examined as a temporal process rather than a static distribution. Across more than a dozen datasets spanning hardware entropy, atmospheric entropy, tunneling entropy, symbolic encodings, inverted encodings, PRNG drift, and raw temporal dynamics, we find that entropy sources exhibit stable, reproducible temporal geometry. By mapping entropy streams into symbolic, numeric, and raw manifolds and analyzing their evolution through oscillation, curvature, basin depth, drift magnitude, entropy density, curvature flow, and entropy potential, we show that temporal behavior forms a coherent geometric signature that persists across devices, encodings, resolutions, and manifold transformations.</w:t>
+      </w:r>
+    </w:p>
+    <w:p>
+      <w:pPr>
+        <w:pStyle w:val="BodyText"/>
+        <w:bidi w:val="0"/>
+        <w:spacing w:before="0" w:after="200"/>
+        <w:ind w:hanging="0" w:start="0" w:end="0"/>
+        <w:rPr>
+          <w:rFonts w:ascii="Calibri" w:hAnsi="Calibri"/>
+          <w:sz w:val="22"/>
+        </w:rPr>
+      </w:pPr>
+      <w:r>
+        <w:rPr>
+          <w:rFonts w:ascii="Calibri" w:hAnsi="Calibri"/>
+          <w:sz w:val="22"/>
+        </w:rPr>
+        <w:t>Using a resolution</w:t>
+        <w:noBreakHyphen/>
+        <w:t>invariant computational pipeline applied to hexagram, byte, 16</w:t>
+        <w:noBreakHyphen/>
+        <w:t>bit, 64</w:t>
+        <w:noBreakHyphen/>
+        <w:t>bit, and unclustered manifolds, we observe consistent oscillatory behavior, curvature signatures, basin formation, attractor strength, drift hierarchies, entropy</w:t>
+        <w:noBreakHyphen/>
+        <w:t>density ridges, entropy</w:t>
+        <w:noBreakHyphen/>
+        <w:t>potential wells, and curvature</w:t>
+        <w:noBreakHyphen/>
+        <w:t>flow transitions that remain stable across all clustering resolutions (k = 8–128). Hardware entropy displays moderate curvature, basin depth, and oscillation; atmospheric entropy remains flat with zero curvature, zero basin formation, and zero entropy</w:t>
+        <w:noBreakHyphen/>
+        <w:t>potential gradient; symbolic encodings amplify curvature and produce deep basins and steep entropy</w:t>
+        <w:noBreakHyphen/>
+        <w:t>potential wells; inverted encodings reflect manifold symmetry and produce mirrored curvature and drift; raw temporal dynamics reveal oscillation without clustering, demonstrating that temporal structure exists prior to manifold mapping; and PRNG</w:t>
+        <w:noBreakHyphen/>
+        <w:t>based probes demonstrate clean, noise</w:t>
+        <w:noBreakHyphen/>
+        <w:t>free temporal drift with sharply defined entropy</w:t>
+        <w:noBreakHyphen/>
+        <w:t>density cycles and curvature</w:t>
+        <w:noBreakHyphen/>
+        <w:t>flow transitions.</w:t>
+      </w:r>
+    </w:p>
+    <w:p>
+      <w:pPr>
+        <w:pStyle w:val="BodyText"/>
+        <w:bidi w:val="0"/>
+        <w:spacing w:before="0" w:after="200"/>
+        <w:ind w:hanging="0" w:start="0" w:end="0"/>
+        <w:rPr>
+          <w:rFonts w:ascii="Calibri" w:hAnsi="Calibri"/>
+          <w:sz w:val="22"/>
+        </w:rPr>
+      </w:pPr>
+      <w:r>
+        <w:rPr>
+          <w:rFonts w:ascii="Calibri" w:hAnsi="Calibri"/>
+          <w:sz w:val="22"/>
+          <w:lang w:val="en-US"/>
+        </w:rPr>
+        <w:t>These behaviors persist across all manifold transformations, establishing resolution invariance and manifold independence. The O–C–B coordinate system (oscillation, curvature, basin depth) provides a unified geometric phase space for entropy evolution, and the supplemental metrics—entropy density, entropy potential, curvature flow, drift magnitude, and regime classification—reveal a stable three</w:t>
+        <w:noBreakHyphen/>
+        <w:t>regime structure spanning symbolic manifolds, continuous numeric manifolds, and pure attractor states. Together, these results demonstrate that temporal geometry is a universal property of entropy evolution. Symbolic and numeric manifolds function as temporal filters, enabling classification of entropy sources by temporal behavior rather than statistical randomness. This work provides the first multi</w:t>
+        <w:noBreakHyphen/>
+        <w:t>manifold, multi</w:t>
+        <w:noBreakHyphen/>
+        <w:t>entropy empirical evidence that temporal geometry is measurable, reproducible, and computationally accessible, establishing it as a new domain of scientific inquiry.</w:t>
+      </w:r>
+    </w:p>
+    <w:p>
+      <w:pPr>
+        <w:pStyle w:val="BodyText"/>
         <w:bidi w:val="0"/>
         <w:spacing w:lineRule="auto" w:line="276" w:before="0" w:after="200"/>
         <w:rPr>
@@ -424,86 +414,16 @@
           <w:lang w:val="en-US"/>
         </w:rPr>
         <w:t>The evolution of entropy in time</w:t>
-      </w:r>
-      <w:r>
-        <w:rPr>
-          <w:rFonts w:ascii="Segoe UI Symbol" w:hAnsi="Segoe UI Symbol"/>
-          <w:sz w:val="22"/>
-          <w:lang w:val="en-US"/>
-        </w:rPr>
-        <w:noBreakHyphen/>
-      </w:r>
-      <w:r>
-        <w:rPr>
-          <w:rFonts w:ascii="Calibri" w:hAnsi="Calibri"/>
-          <w:sz w:val="22"/>
-          <w:lang w:val="en-US"/>
-        </w:rPr>
-        <w:t>dependent systems reveals geometric structure that is often overlooked when analysis is restricted to statistical or information</w:t>
-      </w:r>
-      <w:r>
-        <w:rPr>
-          <w:rFonts w:ascii="Segoe UI Symbol" w:hAnsi="Segoe UI Symbol"/>
-          <w:sz w:val="22"/>
-          <w:lang w:val="en-US"/>
-        </w:rPr>
-        <w:noBreakHyphen/>
-      </w:r>
-      <w:r>
-        <w:rPr>
-          <w:rFonts w:ascii="Calibri" w:hAnsi="Calibri"/>
-          <w:sz w:val="22"/>
-          <w:lang w:val="en-US"/>
-        </w:rPr>
-        <w:t>theoretic descriptions. This work introduces a temporal</w:t>
-      </w:r>
-      <w:r>
-        <w:rPr>
-          <w:rFonts w:ascii="Segoe UI Symbol" w:hAnsi="Segoe UI Symbol"/>
-          <w:sz w:val="22"/>
-          <w:lang w:val="en-US"/>
-        </w:rPr>
-        <w:noBreakHyphen/>
-      </w:r>
-      <w:r>
-        <w:rPr>
-          <w:rFonts w:ascii="Calibri" w:hAnsi="Calibri"/>
-          <w:sz w:val="22"/>
-          <w:lang w:val="en-US"/>
-        </w:rPr>
-        <w:t>geometry framework that treats entropy as a trajectory embedded in a symbolic manifold, allowing nonlinear transitions, bifurcations, and emergent patterns to be characterized with higher resolution than conventional approaches. By constructing multi</w:t>
-      </w:r>
-      <w:r>
-        <w:rPr>
-          <w:rFonts w:ascii="Segoe UI Symbol" w:hAnsi="Segoe UI Symbol"/>
-          <w:sz w:val="22"/>
-          <w:lang w:val="en-US"/>
-        </w:rPr>
-        <w:noBreakHyphen/>
-      </w:r>
-      <w:r>
-        <w:rPr>
-          <w:rFonts w:ascii="Calibri" w:hAnsi="Calibri"/>
-          <w:sz w:val="22"/>
-          <w:lang w:val="en-US"/>
-        </w:rPr>
-        <w:t>scale temporal probes and cross</w:t>
-      </w:r>
-      <w:r>
-        <w:rPr>
-          <w:rFonts w:ascii="Segoe UI Symbol" w:hAnsi="Segoe UI Symbol"/>
-          <w:sz w:val="22"/>
-          <w:lang w:val="en-US"/>
-        </w:rPr>
-        <w:noBreakHyphen/>
-      </w:r>
-      <w:r>
-        <w:rPr>
-          <w:rFonts w:ascii="Calibri" w:hAnsi="Calibri"/>
-          <w:sz w:val="22"/>
-          <w:lang w:val="en-US"/>
-        </w:rPr>
-        <w:t>device entropy constellations, we show that entropy evolution exhibits reproducible geometric signatures that persist across sampling environments and hardware architectures. These results provide a new lens for analyzing complex dynamical behavior, offering a bridge between stochastic measurement, symbolic encoding, and the geometry of nonlinear temporal processes.</w:t>
+        <w:noBreakHyphen/>
+        <w:t>dependent systems reveals geometric structure that is invisible to conventional statistical or information</w:t>
+        <w:noBreakHyphen/>
+        <w:t>theoretic analysis. When entropy is treated not as a static distribution but as a trajectory unfolding through time, its behavior forms a coherent geometric signature defined by oscillation, curvature, basin depth, drift magnitude, entropy density, curvature flow, and entropy potential. This work introduces a temporal</w:t>
+        <w:noBreakHyphen/>
+        <w:t>geometry framework that treats entropy as motion within a symbolic or numeric manifold, allowing nonlinear transitions, bifurcations, regime shifts, and emergent temporal patterns to be characterized with far higher resolution than traditional approaches. By constructing multiscale temporal probes, raw</w:t>
+        <w:noBreakHyphen/>
+        <w:t>manifold oscillation diagnostics, and cross</w:t>
+        <w:noBreakHyphen/>
+        <w:t xml:space="preserve">device entropy constellations, we show that entropy evolution exhibits reproducible geometric signatures that persist across sampling environments, hardware architectures, symbolic encodings, numeric manifolds, and raw temporal dynamics. The O–C–B coordinate system provides a unified phase space for temporal behavior, while supplemental metrics such as entropy density, entropy potential, curvature flow, and drift hierarchy reveal stable regime structure across all entropy modalities. These results provide a new lens for analyzing complex dynamical behavior, bridging stochastic measurement, symbolic encoding, numeric representation, and the geometry of nonlinear temporal processes. Temporal geometry emerges as a universal property of entropy evolution, establishing a new domain of scientific inquiry grounded in reproducible temporal structure rather than static randomness. </w:t>
       </w:r>
     </w:p>
     <w:p>
@@ -566,286 +486,168 @@
     </w:p>
     <w:p>
       <w:pPr>
-        <w:pStyle w:val="Normal"/>
-        <w:bidi w:val="0"/>
-        <w:spacing w:lineRule="auto" w:line="276" w:before="0" w:after="200"/>
-        <w:rPr>
-          <w:rFonts w:ascii="Calibri" w:hAnsi="Calibri"/>
-          <w:sz w:val="22"/>
-          <w:lang w:val="en-US"/>
-        </w:rPr>
-      </w:pPr>
-      <w:r>
-        <w:rPr>
-          <w:rFonts w:ascii="Calibri" w:hAnsi="Calibri"/>
-          <w:sz w:val="22"/>
-          <w:lang w:val="en-US"/>
-        </w:rPr>
-        <w:t>Entropy is usually treated as a static property measured through distributions, randomness tests, or statistical uniformity. But entropy is not static. It unfolds. It moves. It evolves over time. And when entropy is examined as a temporal process rather than a purely statistical one, a deeper structure emerges: patterns of drift, curvature, oscillation, basin formation, and attractor behavior that remain invisible to conventional randomness analysis. This work introduces and formalizes temporal geometry, the study of how entropy behaves as a dynamical system.</w:t>
-      </w:r>
-    </w:p>
-    <w:p>
-      <w:pPr>
-        <w:pStyle w:val="Normal"/>
-        <w:bidi w:val="0"/>
-        <w:spacing w:lineRule="auto" w:line="276" w:before="0" w:after="200"/>
-        <w:rPr>
-          <w:rFonts w:ascii="Calibri" w:hAnsi="Calibri"/>
-          <w:sz w:val="22"/>
-          <w:lang w:val="en-US"/>
-        </w:rPr>
-      </w:pPr>
-      <w:r>
-        <w:rPr>
-          <w:rFonts w:ascii="Calibri" w:hAnsi="Calibri"/>
-          <w:sz w:val="22"/>
-          <w:lang w:val="en-US"/>
-        </w:rPr>
-      </w:r>
-    </w:p>
-    <w:p>
-      <w:pPr>
-        <w:pStyle w:val="Normal"/>
-        <w:bidi w:val="0"/>
-        <w:spacing w:lineRule="auto" w:line="276" w:before="0" w:after="200"/>
-        <w:rPr>
-          <w:rFonts w:ascii="Calibri" w:hAnsi="Calibri"/>
-          <w:sz w:val="22"/>
-          <w:lang w:val="en-US"/>
-        </w:rPr>
-      </w:pPr>
-      <w:r>
-        <w:rPr>
-          <w:rFonts w:ascii="Calibri" w:hAnsi="Calibri"/>
-          <w:sz w:val="22"/>
-          <w:lang w:val="en-US"/>
-        </w:rPr>
-        <w:t>The foundation of temporal geometry is the observation that entropy sources produce distinct, reproducible temporal fingerprints when mapped into symbolic or numeric manifolds. Early experiments using the hexagram manifold revealed measurable curvature, basin depth, and drift hierarchy across hardware, atmospheric, symbolic, and inverted symbolic entropy sources. These findings suggested that symbolic manifolds act as temporal filters or structures that reveal the underlying temporal behavior of entropy rather than its statistical randomness.</w:t>
-      </w:r>
-    </w:p>
-    <w:p>
-      <w:pPr>
-        <w:pStyle w:val="Normal"/>
-        <w:bidi w:val="0"/>
-        <w:spacing w:lineRule="auto" w:line="276" w:before="0" w:after="200"/>
-        <w:rPr>
-          <w:rFonts w:ascii="Calibri" w:hAnsi="Calibri"/>
-          <w:sz w:val="22"/>
-          <w:lang w:val="en-US"/>
-        </w:rPr>
-      </w:pPr>
-      <w:r>
-        <w:rPr>
-          <w:rFonts w:ascii="Calibri" w:hAnsi="Calibri"/>
-          <w:sz w:val="22"/>
-          <w:lang w:val="en-US"/>
-        </w:rPr>
-      </w:r>
-    </w:p>
-    <w:p>
-      <w:pPr>
-        <w:pStyle w:val="Normal"/>
-        <w:bidi w:val="0"/>
-        <w:spacing w:lineRule="auto" w:line="276" w:before="0" w:after="200"/>
-        <w:rPr>
-          <w:rFonts w:ascii="Calibri" w:hAnsi="Calibri"/>
-          <w:sz w:val="22"/>
-          <w:lang w:val="en-US"/>
-        </w:rPr>
-      </w:pPr>
-      <w:r>
-        <w:rPr>
-          <w:rFonts w:ascii="Calibri" w:hAnsi="Calibri"/>
-          <w:sz w:val="22"/>
-          <w:lang w:val="en-US"/>
-        </w:rPr>
-        <w:t>Over the course of extended experimentation, the scope of this work expanded dramatically. New manifolds were introduced: byte, 16</w:t>
-      </w:r>
-      <w:r>
-        <w:rPr>
-          <w:rFonts w:ascii="Segoe UI Symbol" w:hAnsi="Segoe UI Symbol"/>
-          <w:sz w:val="22"/>
-          <w:lang w:val="en-US"/>
-        </w:rPr>
-        <w:noBreakHyphen/>
-      </w:r>
-      <w:r>
-        <w:rPr>
-          <w:rFonts w:ascii="Calibri" w:hAnsi="Calibri"/>
-          <w:sz w:val="22"/>
-          <w:lang w:val="en-US"/>
-        </w:rPr>
-        <w:t>bit, 64</w:t>
-      </w:r>
-      <w:r>
-        <w:rPr>
-          <w:rFonts w:ascii="Segoe UI Symbol" w:hAnsi="Segoe UI Symbol"/>
-          <w:sz w:val="22"/>
-          <w:lang w:val="en-US"/>
-        </w:rPr>
-        <w:noBreakHyphen/>
-      </w:r>
-      <w:r>
-        <w:rPr>
-          <w:rFonts w:ascii="Calibri" w:hAnsi="Calibri"/>
-          <w:sz w:val="22"/>
-          <w:lang w:val="en-US"/>
-        </w:rPr>
-        <w:t>bit, and raw temporal dynamics without clustering. New entropy sources were added: multiple hardware devices, atmospheric RNG, tunneling entropy, symbolic encodings, inverted encodings, PRNG drift, and high</w:t>
-      </w:r>
-      <w:r>
-        <w:rPr>
-          <w:rFonts w:ascii="Segoe UI Symbol" w:hAnsi="Segoe UI Symbol"/>
-          <w:sz w:val="22"/>
-          <w:lang w:val="en-US"/>
-        </w:rPr>
-        <w:noBreakHyphen/>
-      </w:r>
-      <w:r>
-        <w:rPr>
-          <w:rFonts w:ascii="Calibri" w:hAnsi="Calibri"/>
-          <w:sz w:val="22"/>
-          <w:lang w:val="en-US"/>
-        </w:rPr>
+        <w:pStyle w:val="BodyText"/>
+        <w:bidi w:val="0"/>
+        <w:spacing w:lineRule="auto" w:line="276" w:before="0" w:after="200"/>
+        <w:rPr>
+          <w:rFonts w:ascii="Calibri" w:hAnsi="Calibri"/>
+          <w:sz w:val="22"/>
+          <w:lang w:val="en-US"/>
+        </w:rPr>
+      </w:pPr>
+      <w:r>
+        <w:rPr>
+          <w:rFonts w:ascii="Calibri" w:hAnsi="Calibri"/>
+          <w:sz w:val="22"/>
+        </w:rPr>
+        <w:t>Entropy is usually treated as a static property measured through distributions, randomness tests, or statistical uniformity. But entropy is not static. It unfolds. It moves. It evolves through time. And when entropy is examined as a temporal process rather than a purely statistical one, a deeper structure emerges: oscillation, curvature, basin formation, drift hierarchy, entropy density, curvature flow, entropy potential, attractor behavior, and regime transitions that remain invisible to conventional randomness analysis. This work introduces and formalizes temporal geometry, the study of how entropy behaves as a dynamical system embedded within symbolic, numeric, and raw manifolds.</w:t>
+      </w:r>
+    </w:p>
+    <w:p>
+      <w:pPr>
+        <w:pStyle w:val="BodyText"/>
+        <w:bidi w:val="0"/>
+        <w:spacing w:before="0" w:after="200"/>
+        <w:ind w:hanging="0" w:start="0" w:end="0"/>
+        <w:rPr>
+          <w:rFonts w:ascii="Calibri" w:hAnsi="Calibri"/>
+          <w:sz w:val="22"/>
+        </w:rPr>
+      </w:pPr>
+      <w:r>
+        <w:rPr>
+          <w:rFonts w:ascii="Calibri" w:hAnsi="Calibri"/>
+          <w:sz w:val="22"/>
+        </w:rPr>
+        <w:t>The foundation of temporal geometry is the observation that entropy sources produce distinct, reproducible temporal fingerprints when mapped into structured manifolds. Early experiments using the hexagram manifold revealed measurable curvature, basin depth, drift hierarchy, and oscillatory behavior across hardware entropy, atmospheric entropy, symbolic encodings, and inverted symbolic encodings. These findings suggested that symbolic manifolds act as temporal filters that reveal the underlying temporal behavior of entropy rather than its statistical randomness. As the work expanded, new manifolds were introduced—byte, sixteen</w:t>
+        <w:noBreakHyphen/>
+        <w:t>bit, sixty</w:t>
+        <w:noBreakHyphen/>
+        <w:t>four</w:t>
+        <w:noBreakHyphen/>
+        <w:t>bit, and raw temporal dynamics without clustering—and new entropy sources were added, including tunneling entropy, PRNG drift, atmospheric noise, and high</w:t>
+        <w:noBreakHyphen/>
         <w:t>resolution Android entropy probes. Across more than a dozen datasets, one phenomenon appeared universally: temporal oscillation. Regardless of device, encoding, resolution, or manifold, entropy exhibited stable, repeating patterns of temporal drift.</w:t>
       </w:r>
     </w:p>
     <w:p>
       <w:pPr>
-        <w:pStyle w:val="Normal"/>
-        <w:bidi w:val="0"/>
-        <w:spacing w:lineRule="auto" w:line="276" w:before="0" w:after="200"/>
-        <w:rPr>
-          <w:rFonts w:ascii="Calibri" w:hAnsi="Calibri"/>
-          <w:sz w:val="22"/>
-          <w:lang w:val="en-US"/>
-        </w:rPr>
-      </w:pPr>
-      <w:r>
-        <w:rPr>
-          <w:rFonts w:ascii="Calibri" w:hAnsi="Calibri"/>
-          <w:sz w:val="22"/>
-          <w:lang w:val="en-US"/>
-        </w:rPr>
-      </w:r>
-    </w:p>
-    <w:p>
-      <w:pPr>
-        <w:pStyle w:val="Normal"/>
-        <w:bidi w:val="0"/>
-        <w:spacing w:lineRule="auto" w:line="276" w:before="0" w:after="200"/>
-        <w:rPr>
-          <w:rFonts w:ascii="Calibri" w:hAnsi="Calibri"/>
-          <w:sz w:val="22"/>
-          <w:lang w:val="en-US"/>
-        </w:rPr>
-      </w:pPr>
-      <w:r>
-        <w:rPr>
-          <w:rFonts w:ascii="Calibri" w:hAnsi="Calibri"/>
-          <w:sz w:val="22"/>
-          <w:lang w:val="en-US"/>
-        </w:rPr>
-        <w:t>While traditional time-series analysis applies tools like Takens' delay-coordinate embedding or Recurrence Quantification Analysis (RQA) to detect determinism in chaotic systems, these methods are typically deployed to study single, continuous physical or biological attractors rather than comparative entropy evolution. Conversely, classical information theory evaluates entropy through static probability distributions (Shannon) or algorithmic complexity (Kolmogorov), treating temporal fluctuations as noise to be mitigated. This work bridges that methodological divide by introducing a multi-manifold temporal geometry framework. By examining how diverse stochastic streams ranging from quantum-adjacent LED electron tunneling to hardware PRNG drift project into structured symbolic and numeric manifolds, we demonstrate that temporal dynamics exhibit universal, resolution-invariant invariants that transcend individual source statistics.</w:t>
-      </w:r>
-    </w:p>
-    <w:p>
-      <w:pPr>
-        <w:pStyle w:val="Normal"/>
-        <w:bidi w:val="0"/>
-        <w:spacing w:lineRule="auto" w:line="276" w:before="0" w:after="200"/>
-        <w:rPr>
-          <w:rFonts w:ascii="Calibri" w:hAnsi="Calibri"/>
-          <w:sz w:val="22"/>
-          <w:lang w:val="en-US"/>
-        </w:rPr>
-      </w:pPr>
-      <w:r>
-        <w:rPr>
-          <w:rFonts w:ascii="Calibri" w:hAnsi="Calibri"/>
-          <w:sz w:val="22"/>
-          <w:lang w:val="en-US"/>
-        </w:rPr>
-      </w:r>
-    </w:p>
-    <w:p>
-      <w:pPr>
-        <w:pStyle w:val="Normal"/>
-        <w:bidi w:val="0"/>
-        <w:spacing w:lineRule="auto" w:line="276" w:before="0" w:after="200"/>
-        <w:rPr>
-          <w:rFonts w:ascii="Calibri" w:hAnsi="Calibri"/>
-          <w:sz w:val="22"/>
-          <w:lang w:val="en-US"/>
-        </w:rPr>
-      </w:pPr>
-      <w:r>
-        <w:rPr>
-          <w:rFonts w:ascii="Calibri" w:hAnsi="Calibri"/>
-          <w:sz w:val="22"/>
-          <w:lang w:val="en-US"/>
+        <w:pStyle w:val="BodyText"/>
+        <w:bidi w:val="0"/>
+        <w:spacing w:before="0" w:after="200"/>
+        <w:ind w:hanging="0" w:start="0" w:end="0"/>
+        <w:rPr>
+          <w:rFonts w:ascii="Calibri" w:hAnsi="Calibri"/>
+          <w:sz w:val="22"/>
+        </w:rPr>
+      </w:pPr>
+      <w:r>
+        <w:rPr>
+          <w:rFonts w:ascii="Calibri" w:hAnsi="Calibri"/>
+          <w:sz w:val="22"/>
+        </w:rPr>
+        <w:t>Temporal geometry expands beyond simple oscillation. Supplemental metrics reveal a deeper geometric structure. Entropy density captures how temporal structure accumulates across the manifold. Entropy potential reveals the underlying energy landscape that governs temporal movement. Curvature flow describes how curvature evolves with respect to oscillation, forming smooth transitions in symbolic encodings and moderate transitions in hardware entropy. Drift magnitude quantifies temporal displacement across the manifold, forming a stable hierarchy that persists across all resolutions. Regime classification reveals three stable temporal regimes spanning symbolic manifolds, continuous numeric manifolds, and pure attractor states. These supplemental metrics show that temporal geometry is not limited to drift and curvature alone. It is a multi</w:t>
+        <w:noBreakHyphen/>
+        <w:t>metric geometric system that remains coherent across all entropy modalities.</w:t>
+      </w:r>
+    </w:p>
+    <w:p>
+      <w:pPr>
+        <w:pStyle w:val="BodyText"/>
+        <w:bidi w:val="0"/>
+        <w:spacing w:before="0" w:after="200"/>
+        <w:ind w:hanging="0" w:start="0" w:end="0"/>
+        <w:rPr>
+          <w:rFonts w:ascii="Calibri" w:hAnsi="Calibri"/>
+          <w:sz w:val="22"/>
+        </w:rPr>
+      </w:pPr>
+      <w:r>
+        <w:rPr>
+          <w:rFonts w:ascii="Calibri" w:hAnsi="Calibri"/>
+          <w:sz w:val="22"/>
+        </w:rPr>
+        <w:t>Traditional time</w:t>
+        <w:noBreakHyphen/>
+        <w:t>series analysis applies tools like Takens’ delay</w:t>
+        <w:noBreakHyphen/>
+        <w:t>coordinate embedding or Recurrence Quantification Analysis to detect determinism in chaotic systems, but these methods are typically deployed to study single, continuous attractors rather than comparative entropy evolution across multiple modalities. Classical information theory evaluates entropy through static probability distributions or algorithmic complexity, treating temporal fluctuations as noise to be averaged away. Temporal geometry bridges this methodological divide by introducing a multi</w:t>
+        <w:noBreakHyphen/>
+        <w:t>manifold framework that examines how diverse stochastic streams—ranging from quantum</w:t>
+        <w:noBreakHyphen/>
+        <w:t>adjacent LED electron tunneling to hardware PRNG drift—project into structured symbolic and numeric manifolds. The supplemental metrics developed in this work, including entropy density, entropy potential, curvature flow, drift magnitude, and regime classification, reveal a coherent geometric phase space for entropy evolution that remains stable across manifold transformations and resolution changes.</w:t>
+      </w:r>
+    </w:p>
+    <w:p>
+      <w:pPr>
+        <w:pStyle w:val="BodyText"/>
+        <w:bidi w:val="0"/>
+        <w:spacing w:before="0" w:after="200"/>
+        <w:ind w:hanging="0" w:start="0" w:end="0"/>
+        <w:rPr>
+          <w:rFonts w:ascii="Calibri" w:hAnsi="Calibri"/>
+          <w:sz w:val="22"/>
+        </w:rPr>
+      </w:pPr>
+      <w:r>
+        <w:rPr>
+          <w:rFonts w:ascii="Calibri" w:hAnsi="Calibri"/>
+          <w:sz w:val="22"/>
+        </w:rPr>
+        <w:t>The O–C–B coordinate system (oscillation, curvature, basin depth) provides a unified geometric language for describing temporal behavior. Oscillation captures periodic temporal displacement. Curvature measures how entropy flow bends within the manifold. Basin depth quantifies the strength of temporal attraction. These three descriptors form the backbone of temporal geometry, and the supplemental metrics extend this backbone into a full temporal</w:t>
+        <w:noBreakHyphen/>
+        <w:t>geometry phase space. Entropy density reveals how temporal structure accumulates. Entropy potential reveals the energy landscape underlying temporal behavior. Curvature flow reveals how curvature evolves with respect to oscillation. Drift magnitude reveals temporal displacement across the manifold. Regime classification reveals stable temporal regimes spanning symbolic manifolds, continuous numeric manifolds, and pure attractor states.</w:t>
+      </w:r>
+    </w:p>
+    <w:p>
+      <w:pPr>
+        <w:pStyle w:val="BodyText"/>
+        <w:bidi w:val="0"/>
+        <w:spacing w:before="0" w:after="200"/>
+        <w:ind w:hanging="0" w:start="0" w:end="0"/>
+        <w:rPr>
+          <w:rFonts w:ascii="Calibri" w:hAnsi="Calibri"/>
+          <w:sz w:val="22"/>
+        </w:rPr>
+      </w:pPr>
+      <w:r>
+        <w:rPr>
+          <w:rFonts w:ascii="Calibri" w:hAnsi="Calibri"/>
+          <w:sz w:val="22"/>
+        </w:rPr>
+        <w:t>Temporal geometry also reveals manifold</w:t>
+        <w:noBreakHyphen/>
+        <w:t>dependent amplification and manifold</w:t>
+        <w:noBreakHyphen/>
+        <w:t>independent preservation. Symbolic encodings amplify curvature, basin depth, and entropy</w:t>
+        <w:noBreakHyphen/>
+        <w:t>potential gradients, making temporal structure easier to detect. Numeric manifolds preserve temporal structure without amplification, demonstrating that temporal geometry is present in raw entropy. Inverted encodings reveal symmetry within the manifold, confirming that temporal geometry respects structural reflection. Atmospheric entropy provides a flat baseline that highlights the presence of temporal structure in other entropy sources. Raw temporal dynamics reveal oscillation without clustering or symbolic transformation, demonstrating that temporal structure exists prior to manifold mapping. PRNG drift produces clean and highly reactive temporal behavior, allowing oscillation, curvature, drift, entropy density, and entropy potential to be observed directly without environmental interference.</w:t>
+      </w:r>
+    </w:p>
+    <w:p>
+      <w:pPr>
+        <w:pStyle w:val="BodyText"/>
+        <w:bidi w:val="0"/>
+        <w:spacing w:before="0" w:after="200"/>
+        <w:ind w:hanging="0" w:start="0" w:end="0"/>
+        <w:rPr>
+          <w:rFonts w:ascii="Calibri" w:hAnsi="Calibri"/>
+          <w:sz w:val="22"/>
+        </w:rPr>
+      </w:pPr>
+      <w:r>
+        <w:rPr>
+          <w:rFonts w:ascii="Calibri" w:hAnsi="Calibri"/>
+          <w:sz w:val="22"/>
         </w:rPr>
         <w:t>This paper consolidates the full body of temporal</w:t>
-      </w:r>
-      <w:r>
-        <w:rPr>
-          <w:rFonts w:ascii="Segoe UI Symbol" w:hAnsi="Segoe UI Symbol"/>
-          <w:sz w:val="22"/>
-          <w:lang w:val="en-US"/>
-        </w:rPr>
-        <w:noBreakHyphen/>
-      </w:r>
-      <w:r>
-        <w:rPr>
-          <w:rFonts w:ascii="Calibri" w:hAnsi="Calibri"/>
-          <w:sz w:val="22"/>
-          <w:lang w:val="en-US"/>
-        </w:rPr>
-        <w:t>geometry research into a single scientific report. It presents the computational pipeline used to analyze entropy sources across multiple manifolds and resolutions; demonstrates resolution invariance and manifold independence; establishes curvature, drift, and basin metrics as reliable temporal descriptors; and provides empirical evidence that temporal geometry is a real, measurable, reproducible domain.</w:t>
-      </w:r>
-    </w:p>
-    <w:p>
-      <w:pPr>
-        <w:pStyle w:val="Normal"/>
-        <w:bidi w:val="0"/>
-        <w:spacing w:lineRule="auto" w:line="276" w:before="0" w:after="200"/>
-        <w:rPr>
-          <w:rFonts w:ascii="Calibri" w:hAnsi="Calibri"/>
-          <w:sz w:val="22"/>
-          <w:lang w:val="en-US"/>
-        </w:rPr>
-      </w:pPr>
-      <w:r>
-        <w:rPr>
-          <w:rFonts w:ascii="Calibri" w:hAnsi="Calibri"/>
-          <w:sz w:val="22"/>
-          <w:lang w:val="en-US"/>
-        </w:rPr>
-      </w:r>
-    </w:p>
-    <w:p>
-      <w:pPr>
-        <w:pStyle w:val="Normal"/>
-        <w:bidi w:val="0"/>
-        <w:spacing w:lineRule="auto" w:line="276" w:before="0" w:after="200"/>
-        <w:rPr>
-          <w:rFonts w:ascii="Calibri" w:hAnsi="Calibri"/>
-          <w:sz w:val="22"/>
-          <w:lang w:val="en-US"/>
-        </w:rPr>
-      </w:pPr>
-      <w:r>
-        <w:rPr>
-          <w:rFonts w:ascii="Calibri" w:hAnsi="Calibri"/>
-          <w:sz w:val="22"/>
-          <w:lang w:val="en-US"/>
-        </w:rPr>
-        <w:t>The central thesis of this work is that entropy contains temporal structure, and that symbolic and numeric manifolds reveal that structure. Temporal geometry enables classification of entropy sources by their temporal behavior rather than their statistical randomness. The discovery of universal oscillation across all datasets suggests that temporal geometry is not an artifact of encoding or measurement but rather a fundamental property of entropy evolution.</w:t>
-      </w:r>
-    </w:p>
-    <w:p>
-      <w:pPr>
-        <w:pStyle w:val="Normal"/>
+        <w:noBreakHyphen/>
+        <w:t>geometry research into a single scientific report. It presents the computational pipeline used to analyze entropy sources across multiple manifolds and resolutions; demonstrates resolution invariance and manifold independence; establishes curvature, drift, basin depth, entropy density, entropy potential, and curvature flow as reliable temporal descriptors; and provides empirical evidence that temporal geometry is a real, measurable, reproducible domain. The central thesis of this work is that entropy contains temporal structure, and that symbolic, numeric, and raw manifolds reveal that structure. Temporal geometry enables classification of entropy sources by their temporal behavior rather than their statistical randomness. The discovery of universal oscillation across all datasets, combined with the stability of entropy density, entropy potential, curvature flow, and drift hierarchy, shows that temporal geometry is not an artifact of encoding or measurement but a fundamental property of entropy evolution.</w:t>
+      </w:r>
+    </w:p>
+    <w:p>
+      <w:pPr>
+        <w:pStyle w:val="BodyText"/>
         <w:bidi w:val="0"/>
         <w:spacing w:lineRule="auto" w:line="276" w:before="0" w:after="200"/>
         <w:rPr>
@@ -903,182 +705,122 @@
     </w:p>
     <w:p>
       <w:pPr>
-        <w:pStyle w:val="Normal"/>
-        <w:bidi w:val="0"/>
-        <w:spacing w:lineRule="auto" w:line="276" w:before="0" w:after="200"/>
-        <w:rPr>
-          <w:rFonts w:ascii="Calibri" w:hAnsi="Calibri"/>
-          <w:sz w:val="22"/>
-          <w:lang w:val="en-US"/>
-        </w:rPr>
-      </w:pPr>
-      <w:r>
-        <w:rPr>
-          <w:rFonts w:ascii="Calibri" w:hAnsi="Calibri"/>
-          <w:sz w:val="22"/>
-          <w:lang w:val="en-US"/>
-        </w:rPr>
-        <w:t>The methodological framework for this study is designed to measure temporal behavior in entropy without depending on encoding, resolution, device, or manifold. To accomplish this, a resolution invariant and manifold independent computational pipeline was developed and applied to a wide range of entropy sources. These sources include hardware entropy from multiple machines, atmospheric entropy from Random.org, tunneling entropy, symbolic encodings, inverted encodings, PRNG drift captured through the Temporal Thermometer 2.0 Android probe, and raw temporal dynamics that were analyzed without clustering. Each dataset represents a distinct modality and was processed independently before being compared across manifolds to evaluate temporal geometry invariance.</w:t>
-      </w:r>
-    </w:p>
-    <w:p>
-      <w:pPr>
-        <w:pStyle w:val="Normal"/>
-        <w:bidi w:val="0"/>
-        <w:spacing w:lineRule="auto" w:line="276" w:before="0" w:after="200"/>
-        <w:rPr>
-          <w:rFonts w:ascii="Calibri" w:hAnsi="Calibri"/>
-          <w:sz w:val="22"/>
-          <w:lang w:val="en-US"/>
-        </w:rPr>
-      </w:pPr>
-      <w:r>
-        <w:rPr>
-          <w:rFonts w:ascii="Calibri" w:hAnsi="Calibri"/>
-          <w:sz w:val="22"/>
-          <w:lang w:val="en-US"/>
-        </w:rPr>
-      </w:r>
-    </w:p>
-    <w:p>
-      <w:pPr>
-        <w:pStyle w:val="Normal"/>
-        <w:bidi w:val="0"/>
-        <w:spacing w:lineRule="auto" w:line="276" w:before="0" w:after="200"/>
-        <w:rPr>
-          <w:rFonts w:ascii="Calibri" w:hAnsi="Calibri"/>
-          <w:sz w:val="22"/>
-          <w:lang w:val="en-US"/>
-        </w:rPr>
-      </w:pPr>
-      <w:r>
-        <w:rPr>
-          <w:rFonts w:ascii="Calibri" w:hAnsi="Calibri"/>
-          <w:sz w:val="22"/>
-          <w:lang w:val="en-US"/>
-        </w:rPr>
-        <w:t>Tunneling entropy was collected using a custom LED electron tunneling noise generator designed specifically for this study. The circuit consists of a dual LM358P operational amplifier powered by a 5 V USB input. A 4.7 k</w:t>
-      </w:r>
-      <w:r>
-        <w:rPr>
-          <w:rFonts w:ascii="Calibri" w:hAnsi="Calibri"/>
-          <w:sz w:val="22"/>
-          <w:lang w:val="el-GR"/>
-        </w:rPr>
-        <w:t>Ω bias resistor and a 0.1</w:t>
-      </w:r>
-      <w:r>
-        <w:rPr>
-          <w:rFonts w:ascii="Calibri" w:hAnsi="Calibri"/>
-          <w:sz w:val="22"/>
-          <w:lang w:val="en-US"/>
-        </w:rPr>
-        <w:t> µF coupling capacitor form the tunneling junction across a clear epoxy LED, producing stochastic electron tunneling events that generate a broadband noise signal. This signal is amplified through the LM358P and coupled via a 0.1 µF output capacitor to a 3.5 mm stereo audio interface connected to a Sabrent USB sound card. The schematic and physical layout are shown in Figure 1. The probe was mounted on a foam block with female</w:t>
-      </w:r>
-      <w:r>
-        <w:rPr>
-          <w:rFonts w:ascii="Segoe UI Symbol" w:hAnsi="Segoe UI Symbol"/>
-          <w:sz w:val="22"/>
-          <w:lang w:val="en-US"/>
-        </w:rPr>
-        <w:noBreakHyphen/>
-      </w:r>
-      <w:r>
-        <w:rPr>
-          <w:rFonts w:ascii="Calibri" w:hAnsi="Calibri"/>
-          <w:sz w:val="22"/>
-          <w:lang w:val="en-US"/>
-        </w:rPr>
+        <w:pStyle w:val="BodyText"/>
+        <w:bidi w:val="0"/>
+        <w:spacing w:lineRule="auto" w:line="276" w:before="0" w:after="200"/>
+        <w:rPr>
+          <w:rFonts w:ascii="Calibri" w:hAnsi="Calibri"/>
+          <w:sz w:val="22"/>
+          <w:lang w:val="en-US"/>
+        </w:rPr>
+      </w:pPr>
+      <w:r>
+        <w:rPr>
+          <w:rFonts w:ascii="Calibri" w:hAnsi="Calibri"/>
+          <w:sz w:val="22"/>
+        </w:rPr>
+        <w:t>The methodological framework for this study is designed to measure temporal behavior in entropy without depending on encoding, resolution, device, or manifold. To accomplish this, a resolution</w:t>
+        <w:noBreakHyphen/>
+        <w:t>invariant and manifold</w:t>
+        <w:noBreakHyphen/>
+        <w:t>independent computational pipeline was developed and applied to a wide range of entropy sources. These sources include hardware entropy from multiple machines, atmospheric entropy from Random.org, tunneling entropy, symbolic encodings, inverted encodings, PRNG drift captured through the Temporal Thermometer 2.0 Android probe, and raw temporal dynamics analyzed without clustering. Each dataset represents a distinct modality and was processed independently before being compared across manifolds to evaluate temporal</w:t>
+        <w:noBreakHyphen/>
+        <w:t>geometry invariance. The pipeline was built to expose oscillation, curvature, basin depth, drift hierarchy, entropy density, entropy potential, curvature flow, and regime structure in a consistent and reproducible manner.</w:t>
+      </w:r>
+    </w:p>
+    <w:p>
+      <w:pPr>
+        <w:pStyle w:val="BodyText"/>
+        <w:bidi w:val="0"/>
+        <w:spacing w:before="0" w:after="200"/>
+        <w:ind w:hanging="0" w:start="0" w:end="0"/>
+        <w:rPr>
+          <w:rFonts w:ascii="Calibri" w:hAnsi="Calibri"/>
+          <w:sz w:val="22"/>
+        </w:rPr>
+      </w:pPr>
+      <w:r>
+        <w:rPr>
+          <w:rFonts w:ascii="Calibri" w:hAnsi="Calibri"/>
+          <w:sz w:val="22"/>
+          <w:lang w:val="en-US"/>
+        </w:rPr>
+        <w:t>Tunneling entropy was collected using a custom LED electron</w:t>
+        <w:noBreakHyphen/>
+        <w:t>tunneling noise generator designed specifically for this study. The circuit consists of a dual LM358P operational amplifier powered by a 5 V USB input. A 4.7 kΩ bias resistor and a 0.1 µF coupling capacitor form the tunneling junction across a clear epoxy LED, producing stochastic electron</w:t>
+        <w:noBreakHyphen/>
+        <w:t>tunneling events that generate a broadband noise signal. This signal is amplified through the LM358P and coupled via a 0.1 µF output capacitor to a 3.5 mm stereo audio interface connected to a Sabrent USB sound card. The probe was mounted on a foam block with female</w:t>
+        <w:noBreakHyphen/>
         <w:t>female jumper wires and DIP</w:t>
-      </w:r>
-      <w:r>
-        <w:rPr>
-          <w:rFonts w:ascii="Segoe UI Symbol" w:hAnsi="Segoe UI Symbol"/>
-          <w:sz w:val="22"/>
-          <w:lang w:val="en-US"/>
-        </w:rPr>
-        <w:noBreakHyphen/>
-      </w:r>
-      <w:r>
-        <w:rPr>
-          <w:rFonts w:ascii="Calibri" w:hAnsi="Calibri"/>
-          <w:sz w:val="22"/>
-          <w:lang w:val="en-US"/>
-        </w:rPr>
-        <w:t>8 breadboard adapters to ensure mechanical stability and electrical isolation. The resulting analog signal was digitized at 48 kHz and recorded as raw entropy data for subsequent temporal</w:t>
-      </w:r>
-      <w:r>
-        <w:rPr>
-          <w:rFonts w:ascii="Segoe UI Symbol" w:hAnsi="Segoe UI Symbol"/>
-          <w:sz w:val="22"/>
-          <w:lang w:val="en-US"/>
-        </w:rPr>
-        <w:noBreakHyphen/>
-      </w:r>
-      <w:r>
-        <w:rPr>
-          <w:rFonts w:ascii="Calibri" w:hAnsi="Calibri"/>
-          <w:sz w:val="22"/>
-          <w:lang w:val="en-US"/>
-        </w:rPr>
-        <w:t>geometry analysis. This device served as the primary hardware entropy source for the tunneling datasets used in this study.</w:t>
-      </w:r>
-    </w:p>
-    <w:p>
-      <w:pPr>
-        <w:pStyle w:val="Normal"/>
-        <w:bidi w:val="0"/>
-        <w:spacing w:lineRule="auto" w:line="276" w:before="0" w:after="200"/>
-        <w:rPr>
-          <w:rFonts w:ascii="Calibri" w:hAnsi="Calibri"/>
-          <w:sz w:val="22"/>
-          <w:lang w:val="en-US"/>
-        </w:rPr>
-      </w:pPr>
-      <w:r>
-        <w:rPr>
-          <w:rFonts w:ascii="Calibri" w:hAnsi="Calibri"/>
-          <w:sz w:val="22"/>
-          <w:lang w:val="en-US"/>
-        </w:rPr>
-      </w:r>
-    </w:p>
-    <w:p>
-      <w:pPr>
-        <w:pStyle w:val="Normal"/>
-        <w:bidi w:val="0"/>
-        <w:spacing w:lineRule="auto" w:line="240" w:before="0" w:after="200"/>
-        <w:rPr>
-          <w:rFonts w:ascii="Calibri" w:hAnsi="Calibri"/>
-          <w:sz w:val="22"/>
-          <w:lang w:val="en-US"/>
-        </w:rPr>
-      </w:pPr>
-      <w:r>
-        <w:rPr/>
-      </w:r>
-      <w:r>
+        <w:noBreakHyphen/>
+        <w:t>8 breadboard adapters to ensure mechanical stability and electrical isolation. The resulting analog signal was digitized at 48 kHz and recorded as raw entropy data for subsequent temporal</w:t>
+        <w:noBreakHyphen/>
+        <w:t>geometry analysis. This device served as the primary hardware entropy source for the tunneling datasets used in this study and provided a clean, high</w:t>
+        <w:noBreakHyphen/>
+        <w:t>resolution temporal stream suitable for curvature</w:t>
+        <w:noBreakHyphen/>
+        <w:t>flow and entropy</w:t>
+        <w:noBreakHyphen/>
+        <w:t>density analysis.</w:t>
+      </w:r>
+    </w:p>
+    <w:p>
+      <w:pPr>
+        <w:pStyle w:val="BodyText"/>
+        <w:bidi w:val="0"/>
+        <w:spacing w:lineRule="auto" w:line="276" w:before="0" w:after="200"/>
+        <w:rPr>
+          <w:rFonts w:ascii="Calibri" w:hAnsi="Calibri"/>
+          <w:sz w:val="22"/>
+          <w:lang w:val="en-US"/>
+        </w:rPr>
+      </w:pPr>
+      <w:r>
+        <w:rPr>
+          <w:rFonts w:ascii="Calibri" w:hAnsi="Calibri"/>
+          <w:sz w:val="22"/>
+          <w:lang w:val="en-US"/>
+        </w:rPr>
         <mc:AlternateContent>
           <mc:Choice Requires="wps">
             <w:drawing>
-              <wp:inline distT="0" distB="0" distL="0" distR="0">
-                <wp:extent cx="5486400" cy="3589020"/>
+              <wp:anchor distT="0" distB="0" distL="0" distR="0" simplePos="0" relativeHeight="2" behindDoc="0" locked="0" layoutInCell="0" allowOverlap="1">
+                <wp:simplePos x="0" y="0"/>
+                <wp:positionH relativeFrom="column">
+                  <wp:align>center</wp:align>
+                </wp:positionH>
+                <wp:positionV relativeFrom="paragraph">
+                  <wp:posOffset>635</wp:posOffset>
+                </wp:positionV>
+                <wp:extent cx="6332220" cy="3988435"/>
                 <wp:effectExtent l="0" t="0" r="0" b="0"/>
+                <wp:wrapSquare wrapText="largest"/>
                 <wp:docPr id="1" name="Frame1"/>
                 <a:graphic xmlns:a="http://schemas.openxmlformats.org/drawingml/2006/main">
                   <a:graphicData uri="http://schemas.microsoft.com/office/word/2010/wordprocessingShape">
                     <wps:wsp>
-                      <wps:cNvSpPr txBox="1"/>
+                      <wps:cNvSpPr/>
                       <wps:spPr>
                         <a:xfrm>
                           <a:off x="0" y="0"/>
-                          <a:ext cx="5486400" cy="3589020"/>
+                          <a:ext cx="6332400" cy="3988440"/>
                         </a:xfrm>
-                        <a:prstGeom prst="rect"/>
+                        <a:prstGeom prst="rect">
+                          <a:avLst/>
+                        </a:prstGeom>
                         <a:solidFill>
                           <a:srgbClr val="FFFFFF"/>
                         </a:solidFill>
+                        <a:ln w="0">
+                          <a:noFill/>
+                        </a:ln>
                       </wps:spPr>
+                      <wps:style>
+                        <a:lnRef idx="0"/>
+                        <a:fillRef idx="0"/>
+                        <a:effectRef idx="0"/>
+                        <a:fontRef idx="minor"/>
+                      </wps:style>
                       <wps:txbx>
                         <w:txbxContent>
                           <w:p>
@@ -1089,9 +831,12 @@
                               <w:rPr/>
                             </w:pPr>
                             <w:r>
+                              <w:rPr>
+                                <w:color w:val="000000"/>
+                              </w:rPr>
                               <w:drawing>
                                 <wp:inline distT="0" distB="0" distL="0" distR="0">
-                                  <wp:extent cx="5486400" cy="3086100"/>
+                                  <wp:extent cx="6332220" cy="3561715"/>
                                   <wp:effectExtent l="0" t="0" r="0" b="0"/>
                                   <wp:docPr id="2" name="Image1"/>
                                   <wp:cNvGraphicFramePr>
@@ -1115,7 +860,7 @@
                                         <pic:spPr bwMode="auto">
                                           <a:xfrm>
                                             <a:off x="0" y="0"/>
-                                            <a:ext cx="5486400" cy="3086100"/>
+                                            <a:ext cx="6332220" cy="3561715"/>
                                           </a:xfrm>
                                           <a:prstGeom prst="rect">
                                             <a:avLst/>
@@ -1129,51 +874,37 @@
                               </w:drawing>
                             </w:r>
                             <w:r>
-                              <w:rPr/>
-                              <w:t xml:space="preserve">Figure </w:t>
+                              <w:rPr>
+                                <w:color w:val="000000"/>
+                              </w:rPr>
+                              <w:t xml:space="preserve"> </w:t>
                             </w:r>
                             <w:r>
-                              <w:rPr/>
-                              <w:fldChar w:fldCharType="begin"/>
-                            </w:r>
-                            <w:r>
-                              <w:rPr/>
-                              <w:instrText xml:space="preserve"> SEQ Figure \* ARABIC </w:instrText>
-                            </w:r>
-                            <w:r>
-                              <w:rPr/>
-                              <w:fldChar w:fldCharType="separate"/>
-                            </w:r>
-                            <w:r>
-                              <w:rPr/>
-                              <w:t>1</w:t>
-                            </w:r>
-                            <w:r>
-                              <w:rPr/>
-                              <w:fldChar w:fldCharType="end"/>
-                            </w:r>
-                            <w:r>
-                              <w:rPr/>
-                              <w:t>: Figure 1. Schematic of the LED Electron Tunneling Noise Generator used to collect tunneling</w:t>
+                              <w:rPr>
+                                <w:color w:val="000000"/>
+                              </w:rPr>
+                              <w:t>Figure 1. Schematic of the LED Electron Tunneling Noise Generator used to collect tunneling</w:t>
                               <w:noBreakHyphen/>
                               <w:t>entropy datasets.</w:t>
                             </w:r>
                           </w:p>
                         </w:txbxContent>
                       </wps:txbx>
-                      <wps:bodyPr anchor="t" lIns="0" tIns="0" rIns="0" bIns="0">
+                      <wps:bodyPr lIns="0" tIns="0" rIns="0" bIns="0" anchor="t">
                         <a:noAutofit/>
                       </wps:bodyPr>
                     </wps:wsp>
                   </a:graphicData>
                 </a:graphic>
-              </wp:inline>
+              </wp:anchor>
             </w:drawing>
           </mc:Choice>
           <mc:Fallback>
             <w:pict>
-              <v:rect style="position:absolute;rotation:-0;width:432pt;height:282.6pt;mso-wrap-distance-left:0pt;mso-wrap-distance-right:0pt;mso-wrap-distance-top:0pt;mso-wrap-distance-bottom:0pt;margin-top:-282.6pt;mso-position-vertical:top;mso-position-vertical-relative:text;margin-left:0pt;mso-position-horizontal:center;mso-position-horizontal-relative:text">
-                <v:textbox inset="0in,0in,0in,0in">
+              <v:rect id="shape_0" fillcolor="white" stroked="f" o:allowincell="f" style="position:absolute;margin-left:0pt;margin-top:0.05pt;width:498.55pt;height:314pt;mso-wrap-style:square;v-text-anchor:top;mso-position-horizontal:center">
+                <v:fill o:detectmouseclick="t" type="solid" color2="black"/>
+                <v:stroke color="#3465a4" joinstyle="round" endcap="flat"/>
+                <v:textbox>
                   <w:txbxContent>
                     <w:p>
                       <w:pPr>
@@ -1183,9 +914,12 @@
                         <w:rPr/>
                       </w:pPr>
                       <w:r>
+                        <w:rPr>
+                          <w:color w:val="000000"/>
+                        </w:rPr>
                         <w:drawing>
                           <wp:inline distT="0" distB="0" distL="0" distR="0">
-                            <wp:extent cx="5486400" cy="3086100"/>
+                            <wp:extent cx="6332220" cy="3561715"/>
                             <wp:effectExtent l="0" t="0" r="0" b="0"/>
                             <wp:docPr id="3" name="Image1"/>
                             <wp:cNvGraphicFramePr>
@@ -1209,7 +943,7 @@
                                   <pic:spPr bwMode="auto">
                                     <a:xfrm>
                                       <a:off x="0" y="0"/>
-                                      <a:ext cx="5486400" cy="3086100"/>
+                                      <a:ext cx="6332220" cy="3561715"/>
                                     </a:xfrm>
                                     <a:prstGeom prst="rect">
                                       <a:avLst/>
@@ -1223,32 +957,16 @@
                         </w:drawing>
                       </w:r>
                       <w:r>
-                        <w:rPr/>
-                        <w:t xml:space="preserve">Figure </w:t>
+                        <w:rPr>
+                          <w:color w:val="000000"/>
+                        </w:rPr>
+                        <w:t xml:space="preserve"> </w:t>
                       </w:r>
                       <w:r>
-                        <w:rPr/>
-                        <w:fldChar w:fldCharType="begin"/>
-                      </w:r>
-                      <w:r>
-                        <w:rPr/>
-                        <w:instrText xml:space="preserve"> SEQ Figure \* ARABIC </w:instrText>
-                      </w:r>
-                      <w:r>
-                        <w:rPr/>
-                        <w:fldChar w:fldCharType="separate"/>
-                      </w:r>
-                      <w:r>
-                        <w:rPr/>
-                        <w:t>1</w:t>
-                      </w:r>
-                      <w:r>
-                        <w:rPr/>
-                        <w:fldChar w:fldCharType="end"/>
-                      </w:r>
-                      <w:r>
-                        <w:rPr/>
-                        <w:t>: Figure 1. Schematic of the LED Electron Tunneling Noise Generator used to collect tunneling</w:t>
+                        <w:rPr>
+                          <w:color w:val="000000"/>
+                        </w:rPr>
+                        <w:t>Figure 1. Schematic of the LED Electron Tunneling Noise Generator used to collect tunneling</w:t>
                         <w:noBreakHyphen/>
                         <w:t>entropy datasets.</w:t>
                       </w:r>
@@ -1264,1891 +982,1189 @@
     </w:p>
     <w:p>
       <w:pPr>
-        <w:pStyle w:val="Normal"/>
-        <w:bidi w:val="0"/>
-        <w:spacing w:lineRule="auto" w:line="276" w:before="0" w:after="200"/>
-        <w:rPr>
-          <w:rFonts w:ascii="Calibri" w:hAnsi="Calibri"/>
-          <w:sz w:val="22"/>
-          <w:lang w:val="en-US"/>
-        </w:rPr>
-      </w:pPr>
-      <w:r>
-        <w:rPr>
-          <w:rFonts w:ascii="Calibri" w:hAnsi="Calibri"/>
-          <w:sz w:val="22"/>
-          <w:lang w:val="en-US"/>
-        </w:rPr>
-      </w:r>
-    </w:p>
-    <w:p>
-      <w:pPr>
-        <w:pStyle w:val="Normal"/>
-        <w:bidi w:val="0"/>
-        <w:spacing w:lineRule="auto" w:line="276" w:before="0" w:after="200"/>
-        <w:rPr>
-          <w:rFonts w:ascii="Calibri" w:hAnsi="Calibri"/>
-          <w:sz w:val="22"/>
-          <w:lang w:val="en-US"/>
-        </w:rPr>
-      </w:pPr>
-      <w:r>
-        <w:rPr>
-          <w:rFonts w:ascii="Calibri" w:hAnsi="Calibri"/>
-          <w:sz w:val="22"/>
-          <w:lang w:val="en-US"/>
+        <w:pStyle w:val="BodyText"/>
+        <w:bidi w:val="0"/>
+        <w:spacing w:before="0" w:after="200"/>
+        <w:ind w:hanging="0" w:start="0" w:end="0"/>
+        <w:rPr>
+          <w:rFonts w:ascii="Calibri" w:hAnsi="Calibri"/>
+          <w:sz w:val="22"/>
+        </w:rPr>
+      </w:pPr>
+      <w:r>
+        <w:rPr>
+          <w:rFonts w:ascii="Calibri" w:hAnsi="Calibri"/>
+          <w:sz w:val="22"/>
         </w:rPr>
         <w:t>Temporal geometry is revealed by mapping entropy into structured manifolds. Five manifold types were used in this study. The hexagram manifold provides a six</w:t>
-      </w:r>
-      <w:r>
-        <w:rPr>
-          <w:rFonts w:ascii="Segoe UI Symbol" w:hAnsi="Segoe UI Symbol"/>
-          <w:sz w:val="22"/>
-          <w:lang w:val="en-US"/>
-        </w:rPr>
-        <w:noBreakHyphen/>
-      </w:r>
-      <w:r>
-        <w:rPr>
-          <w:rFonts w:ascii="Calibri" w:hAnsi="Calibri"/>
-          <w:sz w:val="22"/>
-          <w:lang w:val="en-US"/>
-        </w:rPr>
-        <w:t>bit symbolic structure. The byte manifold provides an eight</w:t>
-      </w:r>
-      <w:r>
-        <w:rPr>
-          <w:rFonts w:ascii="Segoe UI Symbol" w:hAnsi="Segoe UI Symbol"/>
-          <w:sz w:val="22"/>
-          <w:lang w:val="en-US"/>
-        </w:rPr>
-        <w:noBreakHyphen/>
-      </w:r>
-      <w:r>
-        <w:rPr>
-          <w:rFonts w:ascii="Calibri" w:hAnsi="Calibri"/>
-          <w:sz w:val="22"/>
-          <w:lang w:val="en-US"/>
-        </w:rPr>
-        <w:t>bit numeric structure. The sixteen</w:t>
-      </w:r>
-      <w:r>
-        <w:rPr>
-          <w:rFonts w:ascii="Segoe UI Symbol" w:hAnsi="Segoe UI Symbol"/>
-          <w:sz w:val="22"/>
-          <w:lang w:val="en-US"/>
-        </w:rPr>
-        <w:noBreakHyphen/>
-      </w:r>
-      <w:r>
-        <w:rPr>
-          <w:rFonts w:ascii="Calibri" w:hAnsi="Calibri"/>
-          <w:sz w:val="22"/>
-          <w:lang w:val="en-US"/>
-        </w:rPr>
+        <w:noBreakHyphen/>
+        <w:t>bit symbolic structure that amplifies curvature and basin depth. The byte manifold provides an eight</w:t>
+        <w:noBreakHyphen/>
+        <w:t>bit numeric structure that preserves temporal behavior without symbolic amplification. The sixteen</w:t>
+        <w:noBreakHyphen/>
         <w:t>bit and sixty</w:t>
-      </w:r>
-      <w:r>
-        <w:rPr>
-          <w:rFonts w:ascii="Segoe UI Symbol" w:hAnsi="Segoe UI Symbol"/>
-          <w:sz w:val="22"/>
-          <w:lang w:val="en-US"/>
-        </w:rPr>
-        <w:noBreakHyphen/>
-      </w:r>
-      <w:r>
-        <w:rPr>
-          <w:rFonts w:ascii="Calibri" w:hAnsi="Calibri"/>
-          <w:sz w:val="22"/>
-          <w:lang w:val="en-US"/>
-        </w:rPr>
+        <w:noBreakHyphen/>
         <w:t>four</w:t>
-      </w:r>
-      <w:r>
-        <w:rPr>
-          <w:rFonts w:ascii="Segoe UI Symbol" w:hAnsi="Segoe UI Symbol"/>
-          <w:sz w:val="22"/>
-          <w:lang w:val="en-US"/>
-        </w:rPr>
-        <w:noBreakHyphen/>
-      </w:r>
-      <w:r>
-        <w:rPr>
-          <w:rFonts w:ascii="Calibri" w:hAnsi="Calibri"/>
-          <w:sz w:val="22"/>
-          <w:lang w:val="en-US"/>
-        </w:rPr>
-        <w:t>bit manifolds extend this numeric representation to higher resolutions. The raw manifold allows entropy to be analyzed directly without symbolic transformation. These manifolds make it possible to evaluate temporal behavior at multiple symbolic and numeric resolutions and to test whether temporal geometry persists across manifold transformations.</w:t>
-      </w:r>
-    </w:p>
-    <w:p>
-      <w:pPr>
-        <w:pStyle w:val="Normal"/>
-        <w:bidi w:val="0"/>
-        <w:spacing w:lineRule="auto" w:line="276" w:before="0" w:after="200"/>
-        <w:rPr>
-          <w:rFonts w:ascii="Calibri" w:hAnsi="Calibri"/>
-          <w:sz w:val="22"/>
-          <w:lang w:val="en-US"/>
-        </w:rPr>
-      </w:pPr>
-      <w:r>
-        <w:rPr>
-          <w:rFonts w:ascii="Calibri" w:hAnsi="Calibri"/>
-          <w:sz w:val="22"/>
-          <w:lang w:val="en-US"/>
-        </w:rPr>
-      </w:r>
-    </w:p>
-    <w:p>
-      <w:pPr>
-        <w:pStyle w:val="Normal"/>
-        <w:bidi w:val="0"/>
-        <w:spacing w:lineRule="auto" w:line="276" w:before="0" w:after="200"/>
-        <w:rPr>
-          <w:rFonts w:ascii="Calibri" w:hAnsi="Calibri"/>
-          <w:sz w:val="22"/>
-          <w:lang w:val="en-US"/>
-        </w:rPr>
-      </w:pPr>
-      <w:r>
-        <w:rPr>
-          <w:rFonts w:ascii="Calibri" w:hAnsi="Calibri"/>
-          <w:sz w:val="22"/>
-          <w:lang w:val="en-US"/>
-        </w:rPr>
-        <w:t>All datasets undergo the same preprocessing steps. Entropy values are normalized to a uniform range. Temporal alignment is applied to ensure consistent sampling intervals. Noise filtering is used only for hardware datasets to remove device</w:t>
-      </w:r>
-      <w:r>
-        <w:rPr>
-          <w:rFonts w:ascii="Segoe UI Symbol" w:hAnsi="Segoe UI Symbol"/>
-          <w:sz w:val="22"/>
-          <w:lang w:val="en-US"/>
-        </w:rPr>
-        <w:noBreakHyphen/>
-      </w:r>
-      <w:r>
-        <w:rPr>
-          <w:rFonts w:ascii="Calibri" w:hAnsi="Calibri"/>
-          <w:sz w:val="22"/>
-          <w:lang w:val="en-US"/>
-        </w:rPr>
-        <w:t>specific artifacts. Raw entropy is then encoded into the chosen manifold. This preprocessing ensures that temporal behavior is measured consistently across all entropy sources.</w:t>
-      </w:r>
-    </w:p>
-    <w:p>
-      <w:pPr>
-        <w:pStyle w:val="Normal"/>
-        <w:bidi w:val="0"/>
-        <w:spacing w:lineRule="auto" w:line="276" w:before="0" w:after="200"/>
-        <w:rPr>
-          <w:rFonts w:ascii="Calibri" w:hAnsi="Calibri"/>
-          <w:sz w:val="22"/>
-          <w:lang w:val="en-US"/>
-        </w:rPr>
-      </w:pPr>
-      <w:r>
-        <w:rPr>
-          <w:rFonts w:ascii="Calibri" w:hAnsi="Calibri"/>
-          <w:sz w:val="22"/>
-          <w:lang w:val="en-US"/>
-        </w:rPr>
-      </w:r>
-    </w:p>
-    <w:p>
-      <w:pPr>
-        <w:pStyle w:val="Normal"/>
-        <w:bidi w:val="0"/>
-        <w:spacing w:lineRule="auto" w:line="276" w:before="0" w:after="200"/>
-        <w:rPr>
-          <w:rFonts w:ascii="Calibri" w:hAnsi="Calibri"/>
-          <w:sz w:val="22"/>
-          <w:lang w:val="en-US"/>
-        </w:rPr>
-      </w:pPr>
-      <w:r>
-        <w:rPr>
-          <w:rFonts w:ascii="Calibri" w:hAnsi="Calibri"/>
-          <w:sz w:val="22"/>
-          <w:lang w:val="en-US"/>
+        <w:noBreakHyphen/>
+        <w:t>bit manifolds extend this numeric representation to higher resolutions, allowing drift magnitude, entropy density, and curvature flow to be measured at finer temporal scales. The raw manifold allows entropy to be analyzed directly without symbolic transformation, exposing oscillation, entropy</w:t>
+        <w:noBreakHyphen/>
+        <w:t>potential wells, and curvature</w:t>
+        <w:noBreakHyphen/>
+        <w:t>flow transitions in the unprocessed temporal stream. These manifolds make it possible to evaluate temporal behavior at multiple symbolic and numeric resolutions and to test whether temporal geometry persists across manifold transformations.</w:t>
+      </w:r>
+    </w:p>
+    <w:p>
+      <w:pPr>
+        <w:pStyle w:val="BodyText"/>
+        <w:bidi w:val="0"/>
+        <w:spacing w:before="0" w:after="200"/>
+        <w:ind w:hanging="0" w:start="0" w:end="0"/>
+        <w:rPr>
+          <w:rFonts w:ascii="Calibri" w:hAnsi="Calibri"/>
+          <w:sz w:val="22"/>
+        </w:rPr>
+      </w:pPr>
+      <w:r>
+        <w:rPr>
+          <w:rFonts w:ascii="Calibri" w:hAnsi="Calibri"/>
+          <w:sz w:val="22"/>
+        </w:rPr>
+        <w:t>All datasets undergo the same preprocessing steps. Entropy values are normalized to a uniform range to ensure comparability across devices and modalities. Temporal alignment is applied to ensure consistent sampling intervals, allowing oscillation and curvature to be measured without aliasing. Noise filtering is used only for hardware datasets to remove device</w:t>
+        <w:noBreakHyphen/>
+        <w:t>specific artifacts while preserving temporal structure. Raw entropy is then encoded into the chosen manifold. This preprocessing ensures that temporal behavior is measured consistently across all entropy sources and that entropy density, entropy potential, and curvature flow can be computed reliably.</w:t>
+      </w:r>
+    </w:p>
+    <w:p>
+      <w:pPr>
+        <w:pStyle w:val="BodyText"/>
+        <w:bidi w:val="0"/>
+        <w:spacing w:before="0" w:after="200"/>
+        <w:ind w:hanging="0" w:start="0" w:end="0"/>
+        <w:rPr>
+          <w:rFonts w:ascii="Calibri" w:hAnsi="Calibri"/>
+          <w:sz w:val="22"/>
+        </w:rPr>
+      </w:pPr>
+      <w:r>
+        <w:rPr>
+          <w:rFonts w:ascii="Calibri" w:hAnsi="Calibri"/>
+          <w:sz w:val="22"/>
         </w:rPr>
         <w:t>To evaluate temporal geometry at multiple resolutions, each dataset is clustered into a fixed number of states. The values of k used in this study are eight, sixteen, thirty</w:t>
-      </w:r>
-      <w:r>
-        <w:rPr>
-          <w:rFonts w:ascii="Segoe UI Symbol" w:hAnsi="Segoe UI Symbol"/>
-          <w:sz w:val="22"/>
-          <w:lang w:val="en-US"/>
-        </w:rPr>
-        <w:noBreakHyphen/>
-      </w:r>
-      <w:r>
-        <w:rPr>
-          <w:rFonts w:ascii="Calibri" w:hAnsi="Calibri"/>
-          <w:sz w:val="22"/>
-          <w:lang w:val="en-US"/>
-        </w:rPr>
+        <w:noBreakHyphen/>
         <w:t>two, sixty</w:t>
-      </w:r>
-      <w:r>
-        <w:rPr>
-          <w:rFonts w:ascii="Segoe UI Symbol" w:hAnsi="Segoe UI Symbol"/>
-          <w:sz w:val="22"/>
-          <w:lang w:val="en-US"/>
-        </w:rPr>
-        <w:noBreakHyphen/>
-      </w:r>
-      <w:r>
-        <w:rPr>
-          <w:rFonts w:ascii="Calibri" w:hAnsi="Calibri"/>
-          <w:sz w:val="22"/>
-          <w:lang w:val="en-US"/>
-        </w:rPr>
+        <w:noBreakHyphen/>
         <w:t>four, and one hundred twenty</w:t>
-      </w:r>
-      <w:r>
-        <w:rPr>
-          <w:rFonts w:ascii="Segoe UI Symbol" w:hAnsi="Segoe UI Symbol"/>
-          <w:sz w:val="22"/>
-          <w:lang w:val="en-US"/>
-        </w:rPr>
-        <w:noBreakHyphen/>
-      </w:r>
-      <w:r>
-        <w:rPr>
-          <w:rFonts w:ascii="Calibri" w:hAnsi="Calibri"/>
-          <w:sz w:val="22"/>
-          <w:lang w:val="en-US"/>
-        </w:rPr>
+        <w:noBreakHyphen/>
         <w:t>eight. Clustering is performed using uniform partitioning rather than k</w:t>
-      </w:r>
-      <w:r>
-        <w:rPr>
-          <w:rFonts w:ascii="Segoe UI Symbol" w:hAnsi="Segoe UI Symbol"/>
-          <w:sz w:val="22"/>
-          <w:lang w:val="en-US"/>
-        </w:rPr>
-        <w:noBreakHyphen/>
-      </w:r>
-      <w:r>
-        <w:rPr>
-          <w:rFonts w:ascii="Calibri" w:hAnsi="Calibri"/>
-          <w:sz w:val="22"/>
-          <w:lang w:val="en-US"/>
-        </w:rPr>
-        <w:t>means to preserve temporal continuity. Each entropy value is assigned to one of the k states, producing a symbolic or numeric sequence suitable for Markov analysis.</w:t>
-      </w:r>
-    </w:p>
-    <w:p>
-      <w:pPr>
-        <w:pStyle w:val="Normal"/>
-        <w:bidi w:val="0"/>
-        <w:spacing w:lineRule="auto" w:line="276" w:before="0" w:after="200"/>
-        <w:rPr>
-          <w:rFonts w:ascii="Calibri" w:hAnsi="Calibri"/>
-          <w:sz w:val="22"/>
-          <w:lang w:val="en-US"/>
-        </w:rPr>
-      </w:pPr>
-      <w:r>
-        <w:rPr>
-          <w:rFonts w:ascii="Calibri" w:hAnsi="Calibri"/>
-          <w:sz w:val="22"/>
-          <w:lang w:val="en-US"/>
-        </w:rPr>
-      </w:r>
-    </w:p>
-    <w:p>
-      <w:pPr>
-        <w:pStyle w:val="Normal"/>
-        <w:bidi w:val="0"/>
-        <w:spacing w:lineRule="auto" w:line="276" w:before="0" w:after="200"/>
-        <w:rPr>
-          <w:rFonts w:ascii="Calibri" w:hAnsi="Calibri"/>
-          <w:sz w:val="22"/>
-          <w:lang w:val="en-US"/>
-        </w:rPr>
-      </w:pPr>
-      <w:r>
-        <w:rPr>
-          <w:rFonts w:ascii="Calibri" w:hAnsi="Calibri"/>
-          <w:sz w:val="22"/>
-          <w:lang w:val="en-US"/>
-        </w:rPr>
-        <w:t>For each manifold and resolution, a state transition matrix is constructed. This matrix captures how entropy moves through the manifold over time and forms the basis for drift, curvature, basin, and attractor analysis. The stationary distribution is computed from the transition matrix and reveals long</w:t>
-      </w:r>
-      <w:r>
-        <w:rPr>
-          <w:rFonts w:ascii="Segoe UI Symbol" w:hAnsi="Segoe UI Symbol"/>
-          <w:sz w:val="22"/>
-          <w:lang w:val="en-US"/>
-        </w:rPr>
-        <w:noBreakHyphen/>
-      </w:r>
-      <w:r>
-        <w:rPr>
-          <w:rFonts w:ascii="Calibri" w:hAnsi="Calibri"/>
-          <w:sz w:val="22"/>
-          <w:lang w:val="en-US"/>
-        </w:rPr>
-        <w:t>term equilibrium behavior. It is used to compare entropy sources across resolutions and manifolds.</w:t>
-      </w:r>
-    </w:p>
-    <w:p>
-      <w:pPr>
-        <w:pStyle w:val="Normal"/>
-        <w:bidi w:val="0"/>
-        <w:spacing w:lineRule="auto" w:line="276" w:before="0" w:after="200"/>
-        <w:rPr>
-          <w:rFonts w:ascii="Calibri" w:hAnsi="Calibri"/>
-          <w:sz w:val="22"/>
-          <w:lang w:val="en-US"/>
-        </w:rPr>
-      </w:pPr>
-      <w:r>
-        <w:rPr>
-          <w:rFonts w:ascii="Calibri" w:hAnsi="Calibri"/>
-          <w:sz w:val="22"/>
-          <w:lang w:val="en-US"/>
-        </w:rPr>
-      </w:r>
-    </w:p>
-    <w:p>
-      <w:pPr>
-        <w:pStyle w:val="Normal"/>
-        <w:bidi w:val="0"/>
-        <w:spacing w:lineRule="auto" w:line="276" w:before="0" w:after="200"/>
-        <w:rPr>
-          <w:rFonts w:ascii="Calibri" w:hAnsi="Calibri"/>
-          <w:sz w:val="22"/>
-          <w:lang w:val="en-US"/>
-        </w:rPr>
-      </w:pPr>
-      <w:r>
-        <w:rPr>
-          <w:rFonts w:ascii="Calibri" w:hAnsi="Calibri"/>
-          <w:sz w:val="22"/>
-          <w:lang w:val="en-US"/>
-        </w:rPr>
-        <w:t>Temporal drift is measured using an L1 metric that compares consecutive windows of entropy. This metric is resolution invariant and allows drift hierarchy comparisons across all datasets. Temporal curvature is computed by measuring how entropy flow bends within the manifold. Symbolic encodings amplify curvature, atmospheric entropy produces zero curvature, and inverted encodings produce symmetry</w:t>
-      </w:r>
-      <w:r>
-        <w:rPr>
-          <w:rFonts w:ascii="Segoe UI Symbol" w:hAnsi="Segoe UI Symbol"/>
-          <w:sz w:val="22"/>
-          <w:lang w:val="en-US"/>
-        </w:rPr>
-        <w:noBreakHyphen/>
-      </w:r>
-      <w:r>
-        <w:rPr>
-          <w:rFonts w:ascii="Calibri" w:hAnsi="Calibri"/>
-          <w:sz w:val="22"/>
-          <w:lang w:val="en-US"/>
-        </w:rPr>
-        <w:t>reflected curvature.</w:t>
-      </w:r>
-    </w:p>
-    <w:p>
-      <w:pPr>
-        <w:pStyle w:val="Normal"/>
-        <w:bidi w:val="0"/>
-        <w:spacing w:lineRule="auto" w:line="276" w:before="0" w:after="200"/>
-        <w:rPr>
-          <w:rFonts w:ascii="Calibri" w:hAnsi="Calibri"/>
-          <w:sz w:val="22"/>
-          <w:lang w:val="en-US"/>
-        </w:rPr>
-      </w:pPr>
-      <w:r>
-        <w:rPr>
-          <w:rFonts w:ascii="Calibri" w:hAnsi="Calibri"/>
-          <w:sz w:val="22"/>
-          <w:lang w:val="en-US"/>
-        </w:rPr>
-      </w:r>
-    </w:p>
-    <w:p>
-      <w:pPr>
-        <w:pStyle w:val="Normal"/>
-        <w:bidi w:val="0"/>
-        <w:spacing w:lineRule="auto" w:line="276" w:before="0" w:after="200"/>
-        <w:rPr>
-          <w:rFonts w:ascii="Calibri" w:hAnsi="Calibri"/>
-          <w:sz w:val="22"/>
-          <w:lang w:val="en-US"/>
-        </w:rPr>
-      </w:pPr>
-      <w:r>
-        <w:rPr>
-          <w:rFonts w:ascii="Calibri" w:hAnsi="Calibri"/>
-          <w:sz w:val="22"/>
-          <w:lang w:val="en-US"/>
+        <w:noBreakHyphen/>
+        <w:t>means to preserve temporal continuity and prevent artificial curvature introduced by centroid movement. Each entropy value is assigned to one of the k states, producing a symbolic or numeric sequence suitable for Markov analysis. This clustering process allows drift magnitude, basin depth, entropy density, and curvature flow to be measured at multiple temporal scales.</w:t>
+      </w:r>
+    </w:p>
+    <w:p>
+      <w:pPr>
+        <w:pStyle w:val="BodyText"/>
+        <w:bidi w:val="0"/>
+        <w:spacing w:before="0" w:after="200"/>
+        <w:ind w:hanging="0" w:start="0" w:end="0"/>
+        <w:rPr>
+          <w:rFonts w:ascii="Calibri" w:hAnsi="Calibri"/>
+          <w:sz w:val="22"/>
+        </w:rPr>
+      </w:pPr>
+      <w:r>
+        <w:rPr>
+          <w:rFonts w:ascii="Calibri" w:hAnsi="Calibri"/>
+          <w:sz w:val="22"/>
+        </w:rPr>
+        <w:t>For each manifold and resolution, a state</w:t>
+        <w:noBreakHyphen/>
+        <w:t>transition matrix is constructed. This matrix captures how entropy moves through the manifold over time and forms the basis for drift, curvature, basin, attractor, entropy</w:t>
+        <w:noBreakHyphen/>
+        <w:t>density, and entropy</w:t>
+        <w:noBreakHyphen/>
+        <w:t>potential analysis. The stationary distribution is computed from the transition matrix and reveals long</w:t>
+        <w:noBreakHyphen/>
+        <w:t>term equilibrium behavior. It is used to compare entropy sources across resolutions and manifolds and to identify basin occupation, attractor strength, and entropy</w:t>
+        <w:noBreakHyphen/>
+        <w:t>potential wells. Temporal drift is measured using an L1 metric that compares consecutive windows of entropy. This metric is resolution</w:t>
+        <w:noBreakHyphen/>
+        <w:t>invariant and allows drift hierarchy comparisons across all datasets. Drift magnitude is computed at every resolution and used to construct the drift</w:t>
+        <w:noBreakHyphen/>
+        <w:t>hierarchy ladder that remains stable across all entropy modalities.</w:t>
+      </w:r>
+    </w:p>
+    <w:p>
+      <w:pPr>
+        <w:pStyle w:val="BodyText"/>
+        <w:bidi w:val="0"/>
+        <w:spacing w:before="0" w:after="200"/>
+        <w:ind w:hanging="0" w:start="0" w:end="0"/>
+        <w:rPr>
+          <w:rFonts w:ascii="Calibri" w:hAnsi="Calibri"/>
+          <w:sz w:val="22"/>
+        </w:rPr>
+      </w:pPr>
+      <w:r>
+        <w:rPr>
+          <w:rFonts w:ascii="Calibri" w:hAnsi="Calibri"/>
+          <w:sz w:val="22"/>
+        </w:rPr>
+        <w:t>Temporal curvature is computed by measuring how entropy flow bends within the manifold. Symbolic encodings amplify curvature, producing steep curvature</w:t>
+        <w:noBreakHyphen/>
+        <w:t>flow fields and deep entropy</w:t>
+        <w:noBreakHyphen/>
+        <w:t>potential wells. Atmospheric entropy produces zero curvature, zero entropy</w:t>
+        <w:noBreakHyphen/>
+        <w:t>density ridges, and flat entropy</w:t>
+        <w:noBreakHyphen/>
+        <w:t>potential surfaces. Inverted encodings produce symmetry</w:t>
+        <w:noBreakHyphen/>
+        <w:t>reflected curvature and mirrored entropy</w:t>
+        <w:noBreakHyphen/>
+        <w:t>potential wells. Curvature flow is computed by measuring curvature change across consecutive temporal windows, revealing how curvature evolves with respect to oscillation. Curvature</w:t>
+        <w:noBreakHyphen/>
+        <w:t>flow fields are used to identify regime transitions and temporal</w:t>
+        <w:noBreakHyphen/>
+        <w:t>geometry phase</w:t>
+        <w:noBreakHyphen/>
+        <w:t>space boundaries.</w:t>
+      </w:r>
+    </w:p>
+    <w:p>
+      <w:pPr>
+        <w:pStyle w:val="BodyText"/>
+        <w:bidi w:val="0"/>
+        <w:spacing w:before="0" w:after="200"/>
+        <w:ind w:hanging="0" w:start="0" w:end="0"/>
+        <w:rPr>
+          <w:rFonts w:ascii="Calibri" w:hAnsi="Calibri"/>
+          <w:sz w:val="22"/>
+        </w:rPr>
+      </w:pPr>
+      <w:r>
+        <w:rPr>
+          <w:rFonts w:ascii="Calibri" w:hAnsi="Calibri"/>
+          <w:sz w:val="22"/>
         </w:rPr>
         <w:t>Basins are identified by locating states with high incoming probability and low outgoing probability. Attractors are states with high self</w:t>
-      </w:r>
-      <w:r>
-        <w:rPr>
-          <w:rFonts w:ascii="Segoe UI Symbol" w:hAnsi="Segoe UI Symbol"/>
-          <w:sz w:val="22"/>
-          <w:lang w:val="en-US"/>
-        </w:rPr>
-        <w:noBreakHyphen/>
-      </w:r>
-      <w:r>
-        <w:rPr>
-          <w:rFonts w:ascii="Calibri" w:hAnsi="Calibri"/>
-          <w:sz w:val="22"/>
-          <w:lang w:val="en-US"/>
-        </w:rPr>
-        <w:t>transition probability. Basin depth, attractor strength, and basin occupation percentages are computed for each dataset. Temporal flow maps are constructed to visualize directional movement through the manifold over time. These maps reveal directional flow in symbolic encodings, stable flow in hardware entropy, flat flow in atmospheric entropy, mirrored flow in inverted encodings, and oscillatory flow in raw temporal dynamics and PRNG drift.</w:t>
-      </w:r>
-    </w:p>
-    <w:p>
-      <w:pPr>
-        <w:pStyle w:val="Normal"/>
-        <w:bidi w:val="0"/>
-        <w:spacing w:lineRule="auto" w:line="276" w:before="0" w:after="200"/>
-        <w:rPr>
-          <w:rFonts w:ascii="Calibri" w:hAnsi="Calibri"/>
-          <w:sz w:val="22"/>
-          <w:lang w:val="en-US"/>
-        </w:rPr>
-      </w:pPr>
-      <w:r>
-        <w:rPr>
-          <w:rFonts w:ascii="Calibri" w:hAnsi="Calibri"/>
-          <w:sz w:val="22"/>
-          <w:lang w:val="en-US"/>
-        </w:rPr>
-      </w:r>
-    </w:p>
-    <w:p>
-      <w:pPr>
-        <w:pStyle w:val="Normal"/>
-        <w:bidi w:val="0"/>
-        <w:spacing w:lineRule="auto" w:line="276" w:before="0" w:after="200"/>
-        <w:rPr>
-          <w:rFonts w:ascii="Calibri" w:hAnsi="Calibri"/>
-          <w:sz w:val="22"/>
-          <w:lang w:val="en-US"/>
-        </w:rPr>
-      </w:pPr>
-      <w:r>
-        <w:rPr>
-          <w:rFonts w:ascii="Calibri" w:hAnsi="Calibri"/>
-          <w:sz w:val="22"/>
-          <w:lang w:val="en-US"/>
-        </w:rPr>
-        <w:t>All metrics are computed at every resolution. A metric is considered resolution invariant if its qualitative behavior persists across all values of k. Entropy sources are also analyzed across all manifolds. Temporal geometry is considered manifold independent if oscillation persists, drift hierarchy remains stable, curvature signatures remain consistent, and basin structures remain reproducible across hexagram, byte, sixteen</w:t>
-      </w:r>
-      <w:r>
-        <w:rPr>
-          <w:rFonts w:ascii="Segoe UI Symbol" w:hAnsi="Segoe UI Symbol"/>
-          <w:sz w:val="22"/>
-          <w:lang w:val="en-US"/>
-        </w:rPr>
-        <w:noBreakHyphen/>
-      </w:r>
-      <w:r>
-        <w:rPr>
-          <w:rFonts w:ascii="Calibri" w:hAnsi="Calibri"/>
-          <w:sz w:val="22"/>
-          <w:lang w:val="en-US"/>
-        </w:rPr>
+        <w:noBreakHyphen/>
+        <w:t>transition probability. Basin depth, attractor strength, basin occupation percentage, and attractor</w:t>
+        <w:noBreakHyphen/>
+        <w:t>strength gradients are computed for each dataset. Entropy</w:t>
+        <w:noBreakHyphen/>
+        <w:t>potential wells are computed by taking the negative of entropy density, revealing the underlying energy landscape that governs temporal movement. Entropy</w:t>
+        <w:noBreakHyphen/>
+        <w:t>density ridges reveal temporal accumulation patterns that remain stable across manifold transformations. Temporal flow maps are constructed to visualize directional movement through the manifold over time. These maps reveal directional flow in symbolic encodings, stable flow in hardware entropy, flat flow in atmospheric entropy, mirrored flow in inverted encodings, and oscillatory flow in raw temporal dynamics and PRNG drift.</w:t>
+      </w:r>
+    </w:p>
+    <w:p>
+      <w:pPr>
+        <w:pStyle w:val="BodyText"/>
+        <w:bidi w:val="0"/>
+        <w:spacing w:before="0" w:after="200"/>
+        <w:ind w:hanging="0" w:start="0" w:end="0"/>
+        <w:rPr>
+          <w:rFonts w:ascii="Calibri" w:hAnsi="Calibri"/>
+          <w:sz w:val="22"/>
+        </w:rPr>
+      </w:pPr>
+      <w:r>
+        <w:rPr>
+          <w:rFonts w:ascii="Calibri" w:hAnsi="Calibri"/>
+          <w:sz w:val="22"/>
+        </w:rPr>
+        <w:t>All metrics are computed at every resolution. A metric is considered resolution</w:t>
+        <w:noBreakHyphen/>
+        <w:t>invariant if its qualitative behavior persists across all values of k. Entropy sources are also analyzed across all manifolds. Temporal geometry is considered manifold</w:t>
+        <w:noBreakHyphen/>
+        <w:t>independent if oscillation persists, drift hierarchy remains stable, curvature signatures remain consistent, entropy</w:t>
+        <w:noBreakHyphen/>
+        <w:t>density ridges remain reproducible, entropy</w:t>
+        <w:noBreakHyphen/>
+        <w:t>potential wells remain stable, curvature</w:t>
+        <w:noBreakHyphen/>
+        <w:t>flow fields remain coherent, and basin structures remain reproducible across hexagram, byte, sixteen</w:t>
+        <w:noBreakHyphen/>
         <w:t>bit, sixty</w:t>
-      </w:r>
-      <w:r>
-        <w:rPr>
-          <w:rFonts w:ascii="Segoe UI Symbol" w:hAnsi="Segoe UI Symbol"/>
-          <w:sz w:val="22"/>
-          <w:lang w:val="en-US"/>
-        </w:rPr>
-        <w:noBreakHyphen/>
-      </w:r>
-      <w:r>
-        <w:rPr>
-          <w:rFonts w:ascii="Calibri" w:hAnsi="Calibri"/>
-          <w:sz w:val="22"/>
-          <w:lang w:val="en-US"/>
-        </w:rPr>
+        <w:noBreakHyphen/>
         <w:t>four</w:t>
-      </w:r>
-      <w:r>
-        <w:rPr>
-          <w:rFonts w:ascii="Segoe UI Symbol" w:hAnsi="Segoe UI Symbol"/>
-          <w:sz w:val="22"/>
-          <w:lang w:val="en-US"/>
-        </w:rPr>
-        <w:noBreakHyphen/>
-      </w:r>
-      <w:r>
-        <w:rPr>
-          <w:rFonts w:ascii="Calibri" w:hAnsi="Calibri"/>
-          <w:sz w:val="22"/>
-          <w:lang w:val="en-US"/>
-        </w:rPr>
-        <w:t>bit, and raw manifolds.</w:t>
-      </w:r>
-    </w:p>
-    <w:p>
-      <w:pPr>
-        <w:pStyle w:val="Normal"/>
-        <w:bidi w:val="0"/>
-        <w:spacing w:lineRule="auto" w:line="276" w:before="0" w:after="200"/>
-        <w:rPr>
-          <w:rFonts w:ascii="Calibri" w:hAnsi="Calibri"/>
-          <w:sz w:val="22"/>
-          <w:lang w:val="en-US"/>
-        </w:rPr>
-      </w:pPr>
-      <w:r>
-        <w:rPr>
-          <w:rFonts w:ascii="Calibri" w:hAnsi="Calibri"/>
-          <w:sz w:val="22"/>
-          <w:lang w:val="en-US"/>
-        </w:rPr>
-      </w:r>
-    </w:p>
-    <w:p>
-      <w:pPr>
-        <w:pStyle w:val="Normal"/>
-        <w:bidi w:val="0"/>
-        <w:spacing w:lineRule="auto" w:line="276" w:before="0" w:after="200"/>
-        <w:rPr>
-          <w:rFonts w:ascii="Calibri" w:hAnsi="Calibri"/>
-          <w:sz w:val="22"/>
-          <w:lang w:val="en-US"/>
-        </w:rPr>
-      </w:pPr>
-      <w:r>
-        <w:rPr>
-          <w:rFonts w:ascii="Calibri" w:hAnsi="Calibri"/>
-          <w:sz w:val="22"/>
-          <w:lang w:val="en-US"/>
-        </w:rPr>
-        <w:t>This methodological framework enables the detection of temporal geometry across multiple entropy sources, multiple devices, multiple manifolds, multiple resolutions, symbolic and numeric encodings, and raw temporal dynamics. It is the first pipeline capable of demonstrating universal temporal oscillation and encoding</w:t>
-      </w:r>
-      <w:r>
-        <w:rPr>
-          <w:rFonts w:ascii="Segoe UI Symbol" w:hAnsi="Segoe UI Symbol"/>
-          <w:sz w:val="22"/>
-          <w:lang w:val="en-US"/>
-        </w:rPr>
-        <w:noBreakHyphen/>
-      </w:r>
-      <w:r>
-        <w:rPr>
-          <w:rFonts w:ascii="Calibri" w:hAnsi="Calibri"/>
-          <w:sz w:val="22"/>
-          <w:lang w:val="en-US"/>
-        </w:rPr>
-        <w:t>independent temporal structure.</w:t>
-      </w:r>
-    </w:p>
-    <w:p>
-      <w:pPr>
-        <w:pStyle w:val="Normal"/>
-        <w:bidi w:val="0"/>
-        <w:spacing w:lineRule="auto" w:line="276" w:before="0" w:after="200"/>
-        <w:rPr>
-          <w:rFonts w:ascii="Calibri" w:hAnsi="Calibri"/>
-          <w:sz w:val="22"/>
-          <w:lang w:val="en-US"/>
-        </w:rPr>
-      </w:pPr>
-      <w:r>
-        <w:rPr>
-          <w:rFonts w:ascii="Calibri" w:hAnsi="Calibri"/>
-          <w:sz w:val="22"/>
-          <w:lang w:val="en-US"/>
-        </w:rPr>
-      </w:r>
-    </w:p>
-    <w:p>
-      <w:pPr>
-        <w:pStyle w:val="Normal"/>
-        <w:bidi w:val="0"/>
-        <w:spacing w:lineRule="auto" w:line="276" w:before="0" w:after="200"/>
-        <w:rPr>
-          <w:rFonts w:ascii="Calibri" w:hAnsi="Calibri"/>
-          <w:sz w:val="22"/>
-          <w:lang w:val="en-US"/>
-        </w:rPr>
-      </w:pPr>
-      <w:r>
-        <w:rPr>
-          <w:rFonts w:ascii="Calibri" w:hAnsi="Calibri"/>
-          <w:sz w:val="22"/>
-          <w:lang w:val="en-US"/>
+        <w:noBreakHyphen/>
+        <w:t>bit, and raw manifolds. Regime classification is performed by analyzing oscillation amplitude, curvature magnitude, basin depth, entropy density, entropy potential, and curvature flow across all manifolds and resolutions.</w:t>
+      </w:r>
+    </w:p>
+    <w:p>
+      <w:pPr>
+        <w:pStyle w:val="BodyText"/>
+        <w:bidi w:val="0"/>
+        <w:spacing w:before="0" w:after="200"/>
+        <w:ind w:hanging="0" w:start="0" w:end="0"/>
+        <w:rPr>
+          <w:rFonts w:ascii="Calibri" w:hAnsi="Calibri"/>
+          <w:sz w:val="22"/>
+        </w:rPr>
+      </w:pPr>
+      <w:r>
+        <w:rPr>
+          <w:rFonts w:ascii="Calibri" w:hAnsi="Calibri"/>
+          <w:sz w:val="22"/>
+        </w:rPr>
+        <w:t>This methodological framework enables the detection of temporal geometry across multiple entropy sources, multiple devices, multiple manifolds, multiple resolutions, symbolic and numeric encodings, and raw temporal dynamics. It is the first pipeline capable of demonstrating universal temporal oscillation, resolution</w:t>
+        <w:noBreakHyphen/>
+        <w:t>invariant drift hierarchy, manifold</w:t>
+        <w:noBreakHyphen/>
+        <w:t>independent curvature structure, entropy</w:t>
+        <w:noBreakHyphen/>
+        <w:t>density stability, entropy</w:t>
+        <w:noBreakHyphen/>
+        <w:t>potential coherence, curvature</w:t>
+        <w:noBreakHyphen/>
+        <w:t>flow consistency, and regime</w:t>
+        <w:noBreakHyphen/>
+        <w:t>structure reproducibility. The pipeline establishes temporal geometry as a measurable, reproducible, and computationally accessible domain.</w:t>
+      </w:r>
+    </w:p>
+    <w:p>
+      <w:pPr>
+        <w:pStyle w:val="BodyText"/>
+        <w:bidi w:val="0"/>
+        <w:spacing w:before="0" w:after="200"/>
+        <w:ind w:hanging="0" w:start="0" w:end="0"/>
+        <w:rPr>
+          <w:rFonts w:ascii="Calibri" w:hAnsi="Calibri"/>
+          <w:sz w:val="22"/>
+        </w:rPr>
+      </w:pPr>
+      <w:r>
+        <w:rPr>
+          <w:rFonts w:ascii="Calibri" w:hAnsi="Calibri"/>
+          <w:sz w:val="22"/>
         </w:rPr>
         <w:t>3. Results</w:t>
       </w:r>
     </w:p>
     <w:p>
       <w:pPr>
-        <w:pStyle w:val="Normal"/>
-        <w:bidi w:val="0"/>
-        <w:spacing w:lineRule="auto" w:line="276" w:before="0" w:after="200"/>
-        <w:rPr>
-          <w:rFonts w:ascii="Calibri" w:hAnsi="Calibri"/>
-          <w:sz w:val="22"/>
-          <w:lang w:val="en-US"/>
-        </w:rPr>
-      </w:pPr>
-      <w:r>
-        <w:rPr>
-          <w:rFonts w:ascii="Calibri" w:hAnsi="Calibri"/>
-          <w:sz w:val="22"/>
-          <w:lang w:val="en-US"/>
-        </w:rPr>
-      </w:r>
-    </w:p>
-    <w:p>
-      <w:pPr>
-        <w:pStyle w:val="Normal"/>
-        <w:bidi w:val="0"/>
-        <w:spacing w:lineRule="auto" w:line="276" w:before="0" w:after="200"/>
-        <w:rPr>
-          <w:rFonts w:ascii="Calibri" w:hAnsi="Calibri"/>
-          <w:sz w:val="22"/>
-          <w:lang w:val="en-US"/>
-        </w:rPr>
-      </w:pPr>
-      <w:r>
-        <w:rPr>
-          <w:rFonts w:ascii="Calibri" w:hAnsi="Calibri"/>
-          <w:sz w:val="22"/>
-          <w:lang w:val="en-US"/>
-        </w:rPr>
-        <w:t>The analysis of more than a dozen entropy datasets across multiple manifolds and resolutions produced a consistent and reproducible set of temporal behaviors. The most significant finding is that every entropy source exhibited oscillatory temporal structure. This oscillation appeared in hardware entropy, atmospheric entropy, tunneling entropy, symbolic encodings, inverted encodings, PRNG drift, byte manifold data, sixteen bit data, sixty four bit data, and raw temporal dynamics. The persistence of oscillation across all datasets indicates that temporal geometry is a universal property of entropy evolution rather than an artifact of encoding or measurement.</w:t>
-      </w:r>
-    </w:p>
-    <w:p>
-      <w:pPr>
-        <w:pStyle w:val="Normal"/>
-        <w:bidi w:val="0"/>
-        <w:spacing w:lineRule="auto" w:line="276" w:before="0" w:after="200"/>
-        <w:rPr>
-          <w:rFonts w:ascii="Calibri" w:hAnsi="Calibri"/>
-          <w:sz w:val="22"/>
-          <w:lang w:val="en-US"/>
-        </w:rPr>
-      </w:pPr>
-      <w:r>
-        <w:rPr>
-          <w:rFonts w:ascii="Calibri" w:hAnsi="Calibri"/>
-          <w:sz w:val="22"/>
-          <w:lang w:val="en-US"/>
-        </w:rPr>
-      </w:r>
-    </w:p>
-    <w:p>
-      <w:pPr>
-        <w:pStyle w:val="Normal"/>
-        <w:bidi w:val="0"/>
-        <w:spacing w:lineRule="auto" w:line="276" w:before="0" w:after="200"/>
-        <w:rPr>
-          <w:rFonts w:ascii="Calibri" w:hAnsi="Calibri"/>
-          <w:sz w:val="22"/>
-          <w:lang w:val="en-US"/>
-        </w:rPr>
-      </w:pPr>
-      <w:r>
-        <w:rPr>
-          <w:rFonts w:ascii="Calibri" w:hAnsi="Calibri"/>
-          <w:sz w:val="22"/>
-          <w:lang w:val="en-US"/>
-        </w:rPr>
-        <w:t>Hardware entropy produced moderate temporal structure across all manifolds. Transition matrices showed stable directional movement between states, and stationary distributions revealed nonuniform equilibrium patterns. Drift values remained consistent across resolutions, forming a clear hierarchy when compared with other entropy sources. Curvature values were moderate and reproducible, and basin structures appeared with measurable depth. These results were consistent across the hexagram, byte, sixteen bit, sixty four bit, and raw manifolds, demonstrating manifold independence in hardware entropy behavior.</w:t>
-      </w:r>
-    </w:p>
-    <w:p>
-      <w:pPr>
-        <w:pStyle w:val="Normal"/>
-        <w:bidi w:val="0"/>
-        <w:spacing w:lineRule="auto" w:line="276" w:before="0" w:after="200"/>
-        <w:rPr>
-          <w:rFonts w:ascii="Calibri" w:hAnsi="Calibri"/>
-          <w:sz w:val="22"/>
-          <w:lang w:val="en-US"/>
-        </w:rPr>
-      </w:pPr>
-      <w:r>
-        <w:rPr>
-          <w:rFonts w:ascii="Calibri" w:hAnsi="Calibri"/>
-          <w:sz w:val="22"/>
-          <w:lang w:val="en-US"/>
-        </w:rPr>
-      </w:r>
-    </w:p>
-    <w:p>
-      <w:pPr>
-        <w:pStyle w:val="Normal"/>
-        <w:bidi w:val="0"/>
-        <w:spacing w:lineRule="auto" w:line="276" w:before="0" w:after="200"/>
-        <w:rPr>
-          <w:rFonts w:ascii="Calibri" w:hAnsi="Calibri"/>
-          <w:sz w:val="22"/>
-          <w:lang w:val="en-US"/>
-        </w:rPr>
-      </w:pPr>
-      <w:r>
-        <w:rPr>
-          <w:rFonts w:ascii="Calibri" w:hAnsi="Calibri"/>
-          <w:sz w:val="22"/>
-          <w:lang w:val="en-US"/>
-        </w:rPr>
-        <w:t>Atmospheric entropy behaved differently. Across all manifolds and resolutions, atmospheric entropy produced flat temporal geometry. Transition matrices were uniform, stationary distributions were evenly distributed, drift values were minimal, and curvature values were effectively zero. Basin structures did not form, and attractor strength remained negligible. The absence of temporal structure in atmospheric entropy was consistent across all manifolds, confirming that atmospheric noise behaves as a temporally flat entropy source. This flatness provides a useful baseline for comparison with structured entropy sources such as hardware and symbolic encodings.</w:t>
-      </w:r>
-    </w:p>
-    <w:p>
-      <w:pPr>
-        <w:pStyle w:val="Normal"/>
-        <w:bidi w:val="0"/>
-        <w:spacing w:lineRule="auto" w:line="276" w:before="0" w:after="200"/>
-        <w:rPr>
-          <w:rFonts w:ascii="Calibri" w:hAnsi="Calibri"/>
-          <w:sz w:val="22"/>
-          <w:lang w:val="en-US"/>
-        </w:rPr>
-      </w:pPr>
-      <w:r>
-        <w:rPr>
-          <w:rFonts w:ascii="Calibri" w:hAnsi="Calibri"/>
-          <w:sz w:val="22"/>
-          <w:lang w:val="en-US"/>
-        </w:rPr>
-      </w:r>
-    </w:p>
-    <w:p>
-      <w:pPr>
-        <w:pStyle w:val="Normal"/>
-        <w:bidi w:val="0"/>
-        <w:spacing w:lineRule="auto" w:line="276" w:before="0" w:after="200"/>
-        <w:rPr>
-          <w:rFonts w:ascii="Calibri" w:hAnsi="Calibri"/>
-          <w:sz w:val="22"/>
-          <w:lang w:val="en-US"/>
-        </w:rPr>
-      </w:pPr>
-      <w:r>
-        <w:rPr>
-          <w:rFonts w:ascii="Calibri" w:hAnsi="Calibri"/>
-          <w:sz w:val="22"/>
-          <w:lang w:val="en-US"/>
-        </w:rPr>
-        <w:t>Symbolic encodings produced strong temporal structure. Alphabetic encoding amplified curvature across all manifolds, producing high curvature values and pronounced basin formation. Drift values were significantly higher than those observed in atmospheric entropy and hardware entropy. Stationary distributions showed strong equilibrium bias toward specific symbolic states, and temporal flow maps revealed directional movement that persisted across resolutions. These results demonstrate that symbolic encodings act as temporal amplifiers, revealing structure that may be less visible in numeric manifolds.</w:t>
-      </w:r>
-    </w:p>
-    <w:p>
-      <w:pPr>
-        <w:pStyle w:val="Normal"/>
-        <w:bidi w:val="0"/>
-        <w:spacing w:lineRule="auto" w:line="276" w:before="0" w:after="200"/>
-        <w:rPr>
-          <w:rFonts w:ascii="Calibri" w:hAnsi="Calibri"/>
-          <w:sz w:val="22"/>
-          <w:lang w:val="en-US"/>
-        </w:rPr>
-      </w:pPr>
-      <w:r>
-        <w:rPr>
-          <w:rFonts w:ascii="Calibri" w:hAnsi="Calibri"/>
-          <w:sz w:val="22"/>
-          <w:lang w:val="en-US"/>
-        </w:rPr>
-      </w:r>
-    </w:p>
-    <w:p>
-      <w:pPr>
-        <w:pStyle w:val="Normal"/>
-        <w:bidi w:val="0"/>
-        <w:spacing w:lineRule="auto" w:line="276" w:before="0" w:after="200"/>
-        <w:rPr>
-          <w:rFonts w:ascii="Calibri" w:hAnsi="Calibri"/>
-          <w:sz w:val="22"/>
-          <w:lang w:val="en-US"/>
-        </w:rPr>
-      </w:pPr>
-      <w:r>
-        <w:rPr>
-          <w:rFonts w:ascii="Calibri" w:hAnsi="Calibri"/>
-          <w:sz w:val="22"/>
-          <w:lang w:val="en-US"/>
-        </w:rPr>
-        <w:t>Inverted encodings produced reflected temporal geometry. Curvature values mirrored those of the alphabetic encoding, basin structures appeared in symmetric positions, and drift values matched the symbolic encoding with reversed directional flow. Temporal flow maps showed mirrored movement across the manifold. These results confirm that inversion acts as a symmetry diagnostic, revealing structural reflection within the manifold.</w:t>
-      </w:r>
-    </w:p>
-    <w:p>
-      <w:pPr>
-        <w:pStyle w:val="Normal"/>
-        <w:bidi w:val="0"/>
-        <w:spacing w:lineRule="auto" w:line="276" w:before="0" w:after="200"/>
-        <w:rPr>
-          <w:rFonts w:ascii="Calibri" w:hAnsi="Calibri"/>
-          <w:sz w:val="22"/>
-          <w:lang w:val="en-US"/>
-        </w:rPr>
-      </w:pPr>
-      <w:r>
-        <w:rPr>
-          <w:rFonts w:ascii="Calibri" w:hAnsi="Calibri"/>
-          <w:sz w:val="22"/>
-          <w:lang w:val="en-US"/>
-        </w:rPr>
-      </w:r>
-    </w:p>
-    <w:p>
-      <w:pPr>
-        <w:pStyle w:val="Normal"/>
-        <w:bidi w:val="0"/>
-        <w:spacing w:lineRule="auto" w:line="276" w:before="0" w:after="200"/>
-        <w:rPr>
-          <w:rFonts w:ascii="Calibri" w:hAnsi="Calibri"/>
-          <w:sz w:val="22"/>
-          <w:lang w:val="en-US"/>
-        </w:rPr>
-      </w:pPr>
-      <w:r>
-        <w:rPr>
-          <w:rFonts w:ascii="Calibri" w:hAnsi="Calibri"/>
-          <w:sz w:val="22"/>
-          <w:lang w:val="en-US"/>
-        </w:rPr>
-        <w:t>Byte, sixteen bit, and sixty four bit manifolds preserved temporal structure across all entropy sources. Hardware entropy produced moderate curvature and basin formation in all numeric manifolds. Symbolic encodings produced high curvature and strong basin formation. Atmospheric entropy remained flat. Drift hierarchies remained stable across all resolutions. The consistency of these results across numeric manifolds demonstrates that temporal geometry is not dependent on symbolic encoding. It is present in raw numeric entropy and persists across increasing bit depth.</w:t>
-      </w:r>
-    </w:p>
-    <w:p>
-      <w:pPr>
-        <w:pStyle w:val="Normal"/>
-        <w:bidi w:val="0"/>
-        <w:spacing w:lineRule="auto" w:line="276" w:before="0" w:after="200"/>
-        <w:rPr>
-          <w:rFonts w:ascii="Calibri" w:hAnsi="Calibri"/>
-          <w:sz w:val="22"/>
-          <w:lang w:val="en-US"/>
-        </w:rPr>
-      </w:pPr>
-      <w:r>
-        <w:rPr>
-          <w:rFonts w:ascii="Calibri" w:hAnsi="Calibri"/>
-          <w:sz w:val="22"/>
-          <w:lang w:val="en-US"/>
-        </w:rPr>
-      </w:r>
-    </w:p>
-    <w:p>
-      <w:pPr>
-        <w:pStyle w:val="Normal"/>
-        <w:bidi w:val="0"/>
-        <w:spacing w:lineRule="auto" w:line="276" w:before="0" w:after="200"/>
-        <w:rPr>
-          <w:rFonts w:ascii="Calibri" w:hAnsi="Calibri"/>
-          <w:sz w:val="22"/>
-          <w:lang w:val="en-US"/>
-        </w:rPr>
-      </w:pPr>
-      <w:r>
-        <w:rPr>
-          <w:rFonts w:ascii="Calibri" w:hAnsi="Calibri"/>
-          <w:sz w:val="22"/>
-          <w:lang w:val="en-US"/>
-        </w:rPr>
-        <w:t>Raw temporal dynamics provided the strongest evidence for universal oscillation. Without clustering or symbolic transformation, raw entropy streams displayed clear oscillatory behavior. Drift values fluctuated in repeating patterns, curvature values rose and fell in stable cycles, and temporal flow maps revealed oscillation directly in the unprocessed entropy. The presence of oscillation in raw dynamics confirms that temporal structure exists before manifold mapping and is not introduced by clustering or encoding.</w:t>
-      </w:r>
-    </w:p>
-    <w:p>
-      <w:pPr>
-        <w:pStyle w:val="Normal"/>
-        <w:bidi w:val="0"/>
-        <w:spacing w:lineRule="auto" w:line="276" w:before="0" w:after="200"/>
-        <w:rPr>
-          <w:rFonts w:ascii="Calibri" w:hAnsi="Calibri"/>
-          <w:sz w:val="22"/>
-          <w:lang w:val="en-US"/>
-        </w:rPr>
-      </w:pPr>
-      <w:r>
-        <w:rPr>
-          <w:rFonts w:ascii="Calibri" w:hAnsi="Calibri"/>
-          <w:sz w:val="22"/>
-          <w:lang w:val="en-US"/>
-        </w:rPr>
-      </w:r>
-    </w:p>
-    <w:p>
-      <w:pPr>
-        <w:pStyle w:val="Normal"/>
-        <w:bidi w:val="0"/>
-        <w:spacing w:lineRule="auto" w:line="276" w:before="0" w:after="200"/>
-        <w:rPr>
-          <w:rFonts w:ascii="Calibri" w:hAnsi="Calibri"/>
-          <w:sz w:val="22"/>
-          <w:lang w:val="en-US"/>
-        </w:rPr>
-      </w:pPr>
-      <w:r>
-        <w:rPr>
-          <w:rFonts w:ascii="Calibri" w:hAnsi="Calibri"/>
-          <w:sz w:val="22"/>
-          <w:lang w:val="en-US"/>
-        </w:rPr>
-        <w:t>PRNG drift captured through the Temporal Thermometer 2.0 probe produced clean and highly reactive temporal geometry. The absence of environmental noise allowed drift, curvature, and oscillation to appear with exceptional clarity. The novelty index responded immediately to changes in temporal structure, producing smooth and well defined ebb and flow patterns. These results demonstrate that PRNG drift is a viable temporal probe and that temporal geometry can be measured directly through software without reliance on external entropy sources.</w:t>
-      </w:r>
-    </w:p>
-    <w:p>
-      <w:pPr>
-        <w:pStyle w:val="Normal"/>
-        <w:bidi w:val="0"/>
-        <w:spacing w:lineRule="auto" w:line="276" w:before="0" w:after="200"/>
-        <w:rPr>
-          <w:rFonts w:ascii="Calibri" w:hAnsi="Calibri"/>
-          <w:sz w:val="22"/>
-          <w:lang w:val="en-US"/>
-        </w:rPr>
-      </w:pPr>
-      <w:r>
-        <w:rPr>
-          <w:rFonts w:ascii="Calibri" w:hAnsi="Calibri"/>
-          <w:sz w:val="22"/>
-          <w:lang w:val="en-US"/>
-        </w:rPr>
-      </w:r>
-    </w:p>
-    <w:p>
-      <w:pPr>
-        <w:pStyle w:val="Normal"/>
-        <w:bidi w:val="0"/>
-        <w:spacing w:lineRule="auto" w:line="276" w:before="0" w:after="200"/>
-        <w:rPr>
-          <w:rFonts w:ascii="Calibri" w:hAnsi="Calibri"/>
-          <w:sz w:val="22"/>
-          <w:lang w:val="en-US"/>
-        </w:rPr>
-      </w:pPr>
-      <w:r>
-        <w:rPr>
-          <w:rFonts w:ascii="Calibri" w:hAnsi="Calibri"/>
-          <w:sz w:val="22"/>
-          <w:lang w:val="en-US"/>
-        </w:rPr>
-        <w:t>Across all datasets, drift hierarchy remained stable. Hardware entropy and symbolic encodings consistently produced maximal drift relative to atmospheric entropy. Moderate drift appeared between hardware and symbolic encodings. Minimal drift appeared between symbolic encodings and inverted encodings. This hierarchy persisted across all manifolds and resolutions, confirming resolution invariance and manifold independence.</w:t>
-      </w:r>
-    </w:p>
-    <w:p>
-      <w:pPr>
-        <w:pStyle w:val="Normal"/>
-        <w:bidi w:val="0"/>
-        <w:spacing w:lineRule="auto" w:line="276" w:before="0" w:after="200"/>
-        <w:rPr>
-          <w:rFonts w:ascii="Calibri" w:hAnsi="Calibri"/>
-          <w:sz w:val="22"/>
-          <w:lang w:val="en-US"/>
-        </w:rPr>
-      </w:pPr>
-      <w:r>
-        <w:rPr>
-          <w:rFonts w:ascii="Calibri" w:hAnsi="Calibri"/>
-          <w:sz w:val="22"/>
-          <w:lang w:val="en-US"/>
-        </w:rPr>
-      </w:r>
-    </w:p>
-    <w:p>
-      <w:pPr>
-        <w:pStyle w:val="Normal"/>
-        <w:bidi w:val="0"/>
-        <w:spacing w:lineRule="auto" w:line="276" w:before="0" w:after="200"/>
-        <w:rPr>
-          <w:rFonts w:ascii="Calibri" w:hAnsi="Calibri"/>
-          <w:sz w:val="22"/>
-          <w:lang w:val="en-US"/>
-        </w:rPr>
-      </w:pPr>
-      <w:r>
-        <w:rPr>
-          <w:rFonts w:ascii="Calibri" w:hAnsi="Calibri"/>
-          <w:sz w:val="22"/>
-          <w:lang w:val="en-US"/>
-        </w:rPr>
-        <w:t>Curvature values also remained consistent across manifolds. Symbolic encodings produced high curvature, hardware entropy produced moderate curvature, atmospheric entropy produced zero curvature, and inverted encodings produced symmetric curvature. Basin structures followed the same pattern, with symbolic encodings producing strong basins, hardware entropy producing moderate basins, atmospheric entropy producing no basins, and inverted encodings producing reflected basins.</w:t>
-      </w:r>
-    </w:p>
-    <w:p>
-      <w:pPr>
-        <w:pStyle w:val="Normal"/>
-        <w:bidi w:val="0"/>
-        <w:spacing w:lineRule="auto" w:line="276" w:before="0" w:after="200"/>
-        <w:rPr>
-          <w:rFonts w:ascii="Calibri" w:hAnsi="Calibri"/>
-          <w:sz w:val="22"/>
-          <w:lang w:val="en-US"/>
-        </w:rPr>
-      </w:pPr>
-      <w:r>
-        <w:rPr>
-          <w:rFonts w:ascii="Calibri" w:hAnsi="Calibri"/>
-          <w:sz w:val="22"/>
-          <w:lang w:val="en-US"/>
-        </w:rPr>
-      </w:r>
-    </w:p>
-    <w:p>
-      <w:pPr>
-        <w:pStyle w:val="Normal"/>
-        <w:bidi w:val="0"/>
-        <w:spacing w:lineRule="auto" w:line="276" w:before="0" w:after="200"/>
-        <w:rPr>
-          <w:rFonts w:ascii="Calibri" w:hAnsi="Calibri"/>
-          <w:sz w:val="22"/>
-          <w:lang w:val="en-US"/>
-        </w:rPr>
-      </w:pPr>
-      <w:r>
-        <w:rPr>
-          <w:rFonts w:ascii="Calibri" w:hAnsi="Calibri"/>
-          <w:sz w:val="22"/>
-          <w:lang w:val="en-US"/>
-        </w:rPr>
-        <w:t>Temporal flow maps revealed directional flow for symbolic encodings, stable flow for hardware entropy, flat flow for atmospheric entropy, mirrored flow for inverted encodings, and oscillatory flow for raw temporal dynamics and PRNG drift. These flow patterns remained consistent across all resolutions and manifolds.</w:t>
-      </w:r>
-    </w:p>
-    <w:p>
-      <w:pPr>
-        <w:pStyle w:val="Normal"/>
-        <w:bidi w:val="0"/>
-        <w:spacing w:lineRule="auto" w:line="276" w:before="0" w:after="200"/>
-        <w:rPr>
-          <w:rFonts w:ascii="Calibri" w:hAnsi="Calibri"/>
-          <w:sz w:val="22"/>
-          <w:lang w:val="en-US"/>
-        </w:rPr>
-      </w:pPr>
-      <w:r>
-        <w:rPr>
-          <w:rFonts w:ascii="Calibri" w:hAnsi="Calibri"/>
-          <w:sz w:val="22"/>
-          <w:lang w:val="en-US"/>
-        </w:rPr>
-      </w:r>
-    </w:p>
-    <w:p>
-      <w:pPr>
-        <w:pStyle w:val="Normal"/>
-        <w:bidi w:val="0"/>
-        <w:spacing w:lineRule="auto" w:line="276" w:before="0" w:after="200"/>
-        <w:rPr>
-          <w:rFonts w:ascii="Calibri" w:hAnsi="Calibri"/>
-          <w:sz w:val="22"/>
-          <w:lang w:val="en-US"/>
-        </w:rPr>
-      </w:pPr>
-      <w:r>
-        <w:rPr>
-          <w:rFonts w:ascii="Calibri" w:hAnsi="Calibri"/>
-          <w:sz w:val="22"/>
-          <w:lang w:val="en-US"/>
-        </w:rPr>
-        <w:t>Taken together, these results demonstrate that temporal geometry is reproducible, resolution invariant, and manifold independent. Oscillation appears in every entropy source except atmospheric noise, and temporal structure persists across symbolic, numeric, and raw manifolds. The consistency of drift, curvature, basin formation, attractor strength, and flow patterns across all datasets establishes temporal geometry as a real and measurable phenomenon.</w:t>
-      </w:r>
-    </w:p>
-    <w:p>
-      <w:pPr>
-        <w:pStyle w:val="Normal"/>
-        <w:bidi w:val="0"/>
-        <w:spacing w:lineRule="auto" w:line="276" w:before="0" w:after="200"/>
-        <w:rPr>
-          <w:rFonts w:ascii="Calibri" w:hAnsi="Calibri"/>
-          <w:sz w:val="22"/>
-          <w:lang w:val="en-US"/>
-        </w:rPr>
-      </w:pPr>
-      <w:r>
-        <w:rPr>
-          <w:rFonts w:ascii="Calibri" w:hAnsi="Calibri"/>
-          <w:sz w:val="22"/>
-          <w:lang w:val="en-US"/>
-        </w:rPr>
-      </w:r>
-    </w:p>
-    <w:p>
-      <w:pPr>
-        <w:pStyle w:val="Normal"/>
-        <w:bidi w:val="0"/>
-        <w:spacing w:lineRule="auto" w:line="276" w:before="0" w:after="200"/>
-        <w:rPr>
-          <w:rFonts w:ascii="Calibri" w:hAnsi="Calibri"/>
-          <w:sz w:val="22"/>
-          <w:lang w:val="en-US"/>
-        </w:rPr>
-      </w:pPr>
-      <w:r>
-        <w:rPr>
-          <w:rFonts w:ascii="Calibri" w:hAnsi="Calibri"/>
-          <w:sz w:val="22"/>
-          <w:lang w:val="en-US"/>
+        <w:pStyle w:val="BodyText"/>
+        <w:bidi w:val="0"/>
+        <w:spacing w:before="0" w:after="200"/>
+        <w:ind w:hanging="0" w:start="0" w:end="0"/>
+        <w:rPr>
+          <w:rFonts w:ascii="Calibri" w:hAnsi="Calibri"/>
+          <w:sz w:val="22"/>
+        </w:rPr>
+      </w:pPr>
+      <w:r>
+        <w:rPr>
+          <w:rFonts w:ascii="Calibri" w:hAnsi="Calibri"/>
+          <w:sz w:val="22"/>
+        </w:rPr>
+      </w:r>
+    </w:p>
+    <w:p>
+      <w:pPr>
+        <w:pStyle w:val="BodyText"/>
+        <w:bidi w:val="0"/>
+        <w:spacing w:before="0" w:after="200"/>
+        <w:ind w:hanging="0" w:start="0" w:end="0"/>
+        <w:rPr>
+          <w:rFonts w:ascii="Calibri" w:hAnsi="Calibri"/>
+          <w:sz w:val="22"/>
+        </w:rPr>
+      </w:pPr>
+      <w:r>
+        <w:rPr>
+          <w:rFonts w:ascii="Calibri" w:hAnsi="Calibri"/>
+          <w:sz w:val="22"/>
+        </w:rPr>
+        <w:t>The analysis of more than a dozen entropy datasets across symbolic, numeric, and raw manifolds produced a coherent, reproducible, and deeply structured set of temporal behaviors. The most significant finding is that every structured entropy source exhibited oscillatory temporal geometry. This oscillation was not subtle or sporadic; it appeared as a stable, repeating temporal signature across hardware entropy, tunneling entropy, symbolic encodings, inverted encodings, PRNG drift, byte</w:t>
+        <w:noBreakHyphen/>
+        <w:t>level numeric manifolds, sixteen</w:t>
+        <w:noBreakHyphen/>
+        <w:t>bit and sixty</w:t>
+        <w:noBreakHyphen/>
+        <w:t>four</w:t>
+        <w:noBreakHyphen/>
+        <w:t>bit manifolds, and raw temporal dynamics. The only exception was atmospheric entropy, which remained temporally flat across all manifolds. The persistence of oscillation across such a wide range of entropy modalities indicates that temporal geometry is not an artifact of representation. It is a property of entropy evolution itself.</w:t>
+      </w:r>
+    </w:p>
+    <w:p>
+      <w:pPr>
+        <w:pStyle w:val="BodyText"/>
+        <w:bidi w:val="0"/>
+        <w:spacing w:before="0" w:after="200"/>
+        <w:ind w:hanging="0" w:start="0" w:end="0"/>
+        <w:rPr>
+          <w:rFonts w:ascii="Calibri" w:hAnsi="Calibri"/>
+          <w:sz w:val="22"/>
+        </w:rPr>
+      </w:pPr>
+      <w:r>
+        <w:rPr>
+          <w:rFonts w:ascii="Calibri" w:hAnsi="Calibri"/>
+          <w:sz w:val="22"/>
+        </w:rPr>
+        <w:t>Hardware entropy produced moderate but unmistakable temporal structure across every manifold. Transition matrices showed directional movement between states rather than uniform wandering. Stationary distributions were non</w:t>
+        <w:noBreakHyphen/>
+        <w:t>uniform and reproducible across resolutions. Drift magnitude formed a stable hierarchy when compared with other entropy sources, and curvature values remained moderate and consistent. Basin structures appeared with measurable depth, and attractor</w:t>
+        <w:noBreakHyphen/>
+        <w:t>strength gradients were visible across all resolutions. Entropy density exhibited moderate ridging, and entropy</w:t>
+        <w:noBreakHyphen/>
+        <w:t>potential wells formed shallow but stable depressions in the temporal landscape. Curvature</w:t>
+        <w:noBreakHyphen/>
+        <w:t>flow fields revealed smooth transitions between curvature peaks and troughs. These behaviors persisted across the hexagram, byte, sixteen</w:t>
+        <w:noBreakHyphen/>
+        <w:t>bit, sixty</w:t>
+        <w:noBreakHyphen/>
+        <w:t>four</w:t>
+        <w:noBreakHyphen/>
+        <w:t>bit, and raw manifolds, demonstrating that hardware entropy retains its temporal geometry even when the underlying representation changes.</w:t>
+      </w:r>
+    </w:p>
+    <w:p>
+      <w:pPr>
+        <w:pStyle w:val="BodyText"/>
+        <w:bidi w:val="0"/>
+        <w:spacing w:before="0" w:after="200"/>
+        <w:ind w:hanging="0" w:start="0" w:end="0"/>
+        <w:rPr>
+          <w:rFonts w:ascii="Calibri" w:hAnsi="Calibri"/>
+          <w:sz w:val="22"/>
+        </w:rPr>
+      </w:pPr>
+      <w:r>
+        <w:rPr>
+          <w:rFonts w:ascii="Calibri" w:hAnsi="Calibri"/>
+          <w:sz w:val="22"/>
+        </w:rPr>
+        <w:t>Atmospheric entropy behaved as a temporally flat baseline. Across all manifolds and resolutions, transition matrices were uniform, stationary distributions were evenly distributed, drift magnitude was minimal, and curvature values were effectively zero. Basin structures did not form, attractor strength remained negligible, entropy density remained flat, entropy</w:t>
+        <w:noBreakHyphen/>
+        <w:t>potential wells were absent, and curvature</w:t>
+        <w:noBreakHyphen/>
+        <w:t>flow fields showed no temporal bending. Atmospheric entropy produced no oscillation, no curvature, no basin formation, and no entropy</w:t>
+        <w:noBreakHyphen/>
+        <w:t>density ridges. This flatness was consistent across every manifold and resolution, confirming that atmospheric noise lacks internal temporal structure and providing a reference point against which structured entropy sources can be compared.</w:t>
+      </w:r>
+    </w:p>
+    <w:p>
+      <w:pPr>
+        <w:pStyle w:val="BodyText"/>
+        <w:bidi w:val="0"/>
+        <w:spacing w:before="0" w:after="200"/>
+        <w:ind w:hanging="0" w:start="0" w:end="0"/>
+        <w:rPr>
+          <w:rFonts w:ascii="Calibri" w:hAnsi="Calibri"/>
+          <w:sz w:val="22"/>
+        </w:rPr>
+      </w:pPr>
+      <w:r>
+        <w:rPr>
+          <w:rFonts w:ascii="Calibri" w:hAnsi="Calibri"/>
+          <w:sz w:val="22"/>
+        </w:rPr>
+        <w:t>Symbolic encodings produced the strongest temporal geometry in the entire dataset corpus. Alphabetic encoding amplified curvature across all manifolds, producing high curvature values, deep basin formation, and pronounced drift magnitude. Entropy density exhibited steep ridges, and entropy</w:t>
+        <w:noBreakHyphen/>
+        <w:t>potential wells formed deep depressions that remained stable across resolutions. Curvature</w:t>
+        <w:noBreakHyphen/>
+        <w:t>flow fields showed strong temporal bending, and attractor</w:t>
+        <w:noBreakHyphen/>
+        <w:t>strength gradients were sharply defined. Drift magnitude was significantly higher than that observed in atmospheric or hardware entropy. Stationary distributions showed strong equilibrium bias toward specific symbolic states, and temporal flow maps revealed directional movement that persisted across all resolutions. Symbolic encodings did not merely preserve temporal structure; they amplified it. This amplification was visible in entropy density, curvature flow, entropy potential, and drift hierarchy. Symbolic encodings consistently produced high entropy density and steep entropy</w:t>
+        <w:noBreakHyphen/>
+        <w:t>potential gradients, revealing temporal structure that numeric manifolds displayed more subtly.</w:t>
+      </w:r>
+    </w:p>
+    <w:p>
+      <w:pPr>
+        <w:pStyle w:val="BodyText"/>
+        <w:bidi w:val="0"/>
+        <w:spacing w:before="0" w:after="200"/>
+        <w:ind w:hanging="0" w:start="0" w:end="0"/>
+        <w:rPr>
+          <w:rFonts w:ascii="Calibri" w:hAnsi="Calibri"/>
+          <w:sz w:val="22"/>
+        </w:rPr>
+      </w:pPr>
+      <w:r>
+        <w:rPr>
+          <w:rFonts w:ascii="Calibri" w:hAnsi="Calibri"/>
+          <w:sz w:val="22"/>
+        </w:rPr>
+        <w:t>Inverted encodings produced reflected temporal geometry. Curvature values mirrored those of the alphabetic encoding, basin structures appeared in symmetric positions, drift magnitude matched the symbolic encoding with reversed directional flow, entropy</w:t>
+        <w:noBreakHyphen/>
+        <w:t>density ridges appeared in mirrored positions, and entropy</w:t>
+        <w:noBreakHyphen/>
+        <w:t>potential wells reflected the symbolic manifold’s structure. Curvature</w:t>
+        <w:noBreakHyphen/>
+        <w:t>flow fields showed mirrored bending across the manifold. These results confirm that inversion acts as a symmetry diagnostic. It reveals structural reflection within the manifold and demonstrates that temporal geometry respects manifold symmetry. Inverted encodings preserved oscillation, curvature, basin formation, drift hierarchy, entropy density, entropy potential, and curvature flow, but reflected them across the manifold’s symbolic axis.</w:t>
+      </w:r>
+    </w:p>
+    <w:p>
+      <w:pPr>
+        <w:pStyle w:val="BodyText"/>
+        <w:bidi w:val="0"/>
+        <w:spacing w:before="0" w:after="200"/>
+        <w:ind w:hanging="0" w:start="0" w:end="0"/>
+        <w:rPr>
+          <w:rFonts w:ascii="Calibri" w:hAnsi="Calibri"/>
+          <w:sz w:val="22"/>
+        </w:rPr>
+      </w:pPr>
+      <w:r>
+        <w:rPr>
+          <w:rFonts w:ascii="Calibri" w:hAnsi="Calibri"/>
+          <w:sz w:val="22"/>
+        </w:rPr>
+        <w:t>Numeric manifolds preserved temporal geometry across all entropy sources. Hardware entropy produced moderate curvature and basin formation in the byte, sixteen</w:t>
+        <w:noBreakHyphen/>
+        <w:t>bit, and sixty</w:t>
+        <w:noBreakHyphen/>
+        <w:t>four</w:t>
+        <w:noBreakHyphen/>
+        <w:t>bit manifolds. Symbolic encodings produced high curvature and strong basin formation. Atmospheric entropy remained flat. Drift hierarchies remained stable across all resolutions. Entropy density, entropy potential, and curvature flow behaved consistently across numeric manifolds, demonstrating that temporal geometry is not dependent on symbolic encoding. It is present in raw numeric entropy and persists across increasing bit depth. The preservation of temporal structure across numeric manifolds confirms manifold independence.</w:t>
+      </w:r>
+    </w:p>
+    <w:p>
+      <w:pPr>
+        <w:pStyle w:val="BodyText"/>
+        <w:bidi w:val="0"/>
+        <w:spacing w:before="0" w:after="200"/>
+        <w:ind w:hanging="0" w:start="0" w:end="0"/>
+        <w:rPr>
+          <w:rFonts w:ascii="Calibri" w:hAnsi="Calibri"/>
+          <w:sz w:val="22"/>
+        </w:rPr>
+      </w:pPr>
+      <w:r>
+        <w:rPr>
+          <w:rFonts w:ascii="Calibri" w:hAnsi="Calibri"/>
+          <w:sz w:val="22"/>
+        </w:rPr>
+        <w:t>Raw temporal dynamics provided the strongest evidence for universal oscillation. Without clustering or symbolic transformation, raw entropy streams displayed clear oscillatory behavior. Drift magnitude fluctuated in repeating patterns, curvature values rose and fell in stable cycles, entropy density oscillated in tandem with curvature, entropy</w:t>
+        <w:noBreakHyphen/>
+        <w:t>potential wells deepened and flattened in predictable cycles, and curvature</w:t>
+        <w:noBreakHyphen/>
+        <w:t>flow fields revealed oscillation directly in the unprocessed entropy. Temporal flow maps showed oscillatory movement across the raw manifold. The presence of oscillation in raw dynamics confirms that temporal structure exists before manifold mapping and is not introduced by clustering or encoding. This finding is central to the claim that temporal geometry is a real phenomenon.</w:t>
+      </w:r>
+    </w:p>
+    <w:p>
+      <w:pPr>
+        <w:pStyle w:val="BodyText"/>
+        <w:bidi w:val="0"/>
+        <w:spacing w:before="0" w:after="200"/>
+        <w:ind w:hanging="0" w:start="0" w:end="0"/>
+        <w:rPr>
+          <w:rFonts w:ascii="Calibri" w:hAnsi="Calibri"/>
+          <w:sz w:val="22"/>
+        </w:rPr>
+      </w:pPr>
+      <w:r>
+        <w:rPr>
+          <w:rFonts w:ascii="Calibri" w:hAnsi="Calibri"/>
+          <w:sz w:val="22"/>
+        </w:rPr>
+        <w:t>PRNG drift captured through the Temporal Thermometer 2.0 probe produced clean and highly reactive temporal geometry. The absence of environmental noise allowed drift magnitude, curvature, oscillation, entropy density, entropy potential, and curvature flow to appear with exceptional clarity. The novelty index responded immediately to changes in temporal structure, producing smooth and well</w:t>
+        <w:noBreakHyphen/>
+        <w:t>defined ebb</w:t>
+        <w:noBreakHyphen/>
+        <w:t>and</w:t>
+        <w:noBreakHyphen/>
+        <w:t>flow patterns. Entropy</w:t>
+        <w:noBreakHyphen/>
+        <w:t>density ridges were sharply defined, entropy</w:t>
+        <w:noBreakHyphen/>
+        <w:t>potential wells were deep and stable, curvature</w:t>
+        <w:noBreakHyphen/>
+        <w:t>flow fields were smooth and continuous, and attractor</w:t>
+        <w:noBreakHyphen/>
+        <w:t>strength gradients were clearly visible. These results demonstrate that PRNG drift is a viable temporal probe and that temporal geometry can be measured directly through software without reliance on external entropy sources.</w:t>
+      </w:r>
+    </w:p>
+    <w:p>
+      <w:pPr>
+        <w:pStyle w:val="BodyText"/>
+        <w:bidi w:val="0"/>
+        <w:spacing w:before="0" w:after="200"/>
+        <w:ind w:hanging="0" w:start="0" w:end="0"/>
+        <w:rPr>
+          <w:rFonts w:ascii="Calibri" w:hAnsi="Calibri"/>
+          <w:sz w:val="22"/>
+        </w:rPr>
+      </w:pPr>
+      <w:r>
+        <w:rPr>
+          <w:rFonts w:ascii="Calibri" w:hAnsi="Calibri"/>
+          <w:sz w:val="22"/>
+        </w:rPr>
+        <w:t>Across all datasets, drift hierarchy remained stable. Hardware entropy and symbolic encodings consistently produced maximal drift relative to atmospheric entropy. Moderate drift appeared between hardware and symbolic encodings. Minimal drift appeared between symbolic encodings and inverted encodings. This hierarchy persisted across all manifolds and resolutions, confirming resolution invariance and manifold independence. Drift magnitude behaved consistently across symbolic, numeric, and raw manifolds, and drift hierarchy remained stable even when entropy was represented at sixty</w:t>
+        <w:noBreakHyphen/>
+        <w:t>four</w:t>
+        <w:noBreakHyphen/>
+        <w:t>bit resolution or left entirely unclustered.</w:t>
+      </w:r>
+    </w:p>
+    <w:p>
+      <w:pPr>
+        <w:pStyle w:val="BodyText"/>
+        <w:bidi w:val="0"/>
+        <w:spacing w:before="0" w:after="200"/>
+        <w:ind w:hanging="0" w:start="0" w:end="0"/>
+        <w:rPr>
+          <w:rFonts w:ascii="Calibri" w:hAnsi="Calibri"/>
+          <w:sz w:val="22"/>
+        </w:rPr>
+      </w:pPr>
+      <w:r>
+        <w:rPr>
+          <w:rFonts w:ascii="Calibri" w:hAnsi="Calibri"/>
+          <w:sz w:val="22"/>
+        </w:rPr>
+        <w:t>Curvature values also remained consistent across manifolds. Symbolic encodings produced high curvature, hardware entropy produced moderate curvature, atmospheric entropy produced zero curvature, and inverted encodings produced symmetric curvature. Basin structures followed the same pattern. Entropy density and entropy potential behaved consistently across all manifolds, with symbolic encodings producing steep potential gradients, hardware entropy producing moderate gradients, and atmospheric entropy producing flat potential surfaces. Curvature</w:t>
+        <w:noBreakHyphen/>
+        <w:t>flow fields behaved consistently across resolutions, with symbolic encodings producing strong curvature flow, hardware entropy producing moderate flow, and atmospheric entropy producing zero flow.</w:t>
+      </w:r>
+    </w:p>
+    <w:p>
+      <w:pPr>
+        <w:pStyle w:val="BodyText"/>
+        <w:bidi w:val="0"/>
+        <w:spacing w:before="0" w:after="200"/>
+        <w:ind w:hanging="0" w:start="0" w:end="0"/>
+        <w:rPr>
+          <w:rFonts w:ascii="Calibri" w:hAnsi="Calibri"/>
+          <w:sz w:val="22"/>
+        </w:rPr>
+      </w:pPr>
+      <w:r>
+        <w:rPr>
+          <w:rFonts w:ascii="Calibri" w:hAnsi="Calibri"/>
+          <w:sz w:val="22"/>
+        </w:rPr>
+        <w:t>Temporal flow maps revealed directional flow for symbolic encodings, stable flow for hardware entropy, flat flow for atmospheric entropy, mirrored flow for inverted encodings, and oscillatory flow for raw temporal dynamics and PRNG drift. These flow patterns remained consistent across all resolutions and manifolds. Entropy</w:t>
+        <w:noBreakHyphen/>
+        <w:t>potential surfaces, curvature</w:t>
+        <w:noBreakHyphen/>
+        <w:t>flow fields, and entropy</w:t>
+        <w:noBreakHyphen/>
+        <w:t>density maps all confirmed the same regime structure: symbolic manifolds, continuous numeric manifolds, and pure attractor states.</w:t>
+      </w:r>
+    </w:p>
+    <w:p>
+      <w:pPr>
+        <w:pStyle w:val="BodyText"/>
+        <w:bidi w:val="0"/>
+        <w:spacing w:before="0" w:after="200"/>
+        <w:ind w:hanging="0" w:start="0" w:end="0"/>
+        <w:rPr>
+          <w:rFonts w:ascii="Calibri" w:hAnsi="Calibri"/>
+          <w:sz w:val="22"/>
+        </w:rPr>
+      </w:pPr>
+      <w:r>
+        <w:rPr>
+          <w:rFonts w:ascii="Calibri" w:hAnsi="Calibri"/>
+          <w:sz w:val="22"/>
+        </w:rPr>
+        <w:t>Taken together, these results demonstrate that temporal geometry is reproducible, resolution invariant, and manifold independent. Oscillation appears in every entropy source except atmospheric noise, and temporal structure persists across symbolic, numeric, and raw manifolds. The consistency of drift magnitude, curvature, basin formation, attractor strength, entropy density, entropy potential, curvature flow, and temporal flow patterns across all datasets establishes temporal geometry as a real and measurable phenomenon.</w:t>
+      </w:r>
+    </w:p>
+    <w:p>
+      <w:pPr>
+        <w:pStyle w:val="BodyText"/>
+        <w:bidi w:val="0"/>
+        <w:spacing w:before="0" w:after="200"/>
+        <w:ind w:hanging="0" w:start="0" w:end="0"/>
+        <w:rPr>
+          <w:rFonts w:ascii="Calibri" w:hAnsi="Calibri"/>
+          <w:sz w:val="22"/>
+        </w:rPr>
+      </w:pPr>
+      <w:r>
+        <w:rPr>
+          <w:rFonts w:ascii="Calibri" w:hAnsi="Calibri"/>
+          <w:sz w:val="22"/>
+        </w:rPr>
+      </w:r>
+    </w:p>
+    <w:p>
+      <w:pPr>
+        <w:pStyle w:val="BodyText"/>
+        <w:bidi w:val="0"/>
+        <w:spacing w:before="0" w:after="200"/>
+        <w:ind w:hanging="0" w:start="0" w:end="0"/>
+        <w:rPr>
+          <w:rFonts w:ascii="Calibri" w:hAnsi="Calibri"/>
+          <w:sz w:val="22"/>
+        </w:rPr>
+      </w:pPr>
+      <w:r>
+        <w:rPr>
+          <w:rFonts w:ascii="Calibri" w:hAnsi="Calibri"/>
+          <w:sz w:val="22"/>
         </w:rPr>
         <w:t>4. Discussion</w:t>
       </w:r>
     </w:p>
     <w:p>
       <w:pPr>
-        <w:pStyle w:val="Normal"/>
-        <w:bidi w:val="0"/>
-        <w:spacing w:lineRule="auto" w:line="276" w:before="0" w:after="200"/>
-        <w:rPr>
-          <w:rFonts w:ascii="Calibri" w:hAnsi="Calibri"/>
-          <w:sz w:val="22"/>
-          <w:lang w:val="en-US"/>
-        </w:rPr>
-      </w:pPr>
-      <w:r>
-        <w:rPr>
-          <w:rFonts w:ascii="Calibri" w:hAnsi="Calibri"/>
-          <w:sz w:val="22"/>
-          <w:lang w:val="en-US"/>
-        </w:rPr>
-      </w:r>
-    </w:p>
-    <w:p>
-      <w:pPr>
-        <w:pStyle w:val="Normal"/>
-        <w:bidi w:val="0"/>
-        <w:spacing w:lineRule="auto" w:line="276" w:before="0" w:after="200"/>
-        <w:rPr>
-          <w:rFonts w:ascii="Calibri" w:hAnsi="Calibri"/>
-          <w:sz w:val="22"/>
-          <w:lang w:val="en-US"/>
-        </w:rPr>
-      </w:pPr>
-      <w:r>
-        <w:rPr>
-          <w:rFonts w:ascii="Calibri" w:hAnsi="Calibri"/>
-          <w:sz w:val="22"/>
-          <w:lang w:val="en-US"/>
-        </w:rPr>
-        <w:t>The results of this study establish temporal geometry as a measurable and reproducible property of entropy evolution. Across all entropy sources, manifolds, and resolutions, temporal behavior displayed consistent structure that cannot be explained by statistical randomness alone. The presence of oscillation in every dataset except atmospheric noise indicates that temporal structure is not an artifact of encoding or clustering. Instead, it is an intrinsic feature of how entropy changes over time. The consistency of this oscillation across hardware entropy, symbolic encodings, inverted encodings, PRNG drift, byte manifold data, sixteen bit data, sixty four bit data, and raw temporal dynamics demonstrates that temporal geometry is universal across entropy modalities.</w:t>
-      </w:r>
-    </w:p>
-    <w:p>
-      <w:pPr>
-        <w:pStyle w:val="Normal"/>
-        <w:bidi w:val="0"/>
-        <w:spacing w:lineRule="auto" w:line="276" w:before="0" w:after="200"/>
-        <w:rPr>
-          <w:rFonts w:ascii="Calibri" w:hAnsi="Calibri"/>
-          <w:sz w:val="22"/>
-          <w:lang w:val="en-US"/>
-        </w:rPr>
-      </w:pPr>
-      <w:r>
-        <w:rPr>
-          <w:rFonts w:ascii="Calibri" w:hAnsi="Calibri"/>
-          <w:sz w:val="22"/>
-          <w:lang w:val="en-US"/>
-        </w:rPr>
-      </w:r>
-    </w:p>
-    <w:p>
-      <w:pPr>
-        <w:pStyle w:val="Normal"/>
-        <w:bidi w:val="0"/>
-        <w:spacing w:lineRule="auto" w:line="276" w:before="0" w:after="200"/>
-        <w:rPr>
-          <w:rFonts w:ascii="Calibri" w:hAnsi="Calibri"/>
-          <w:sz w:val="22"/>
-          <w:lang w:val="en-US"/>
-        </w:rPr>
-      </w:pPr>
-      <w:r>
-        <w:rPr>
-          <w:rFonts w:ascii="Calibri" w:hAnsi="Calibri"/>
-          <w:sz w:val="22"/>
-          <w:lang w:val="en-US"/>
-        </w:rPr>
-        <w:t>Hardware entropy provides a clear example of structured temporal behavior. Its moderate curvature, basin formation, and stable drift hierarchy persisted across all manifolds and resolutions. These features indicate that hardware entropy contains internal temporal dynamics that remain visible even when the data is transformed into symbolic or numeric manifolds. The stability of these features across manifold transformations supports the conclusion that temporal geometry is independent of encoding. Hardware entropy behaves as a temporally structured system regardless of how it is represented.</w:t>
-      </w:r>
-    </w:p>
-    <w:p>
-      <w:pPr>
-        <w:pStyle w:val="Normal"/>
-        <w:bidi w:val="0"/>
-        <w:spacing w:lineRule="auto" w:line="276" w:before="0" w:after="200"/>
-        <w:rPr>
-          <w:rFonts w:ascii="Calibri" w:hAnsi="Calibri"/>
-          <w:sz w:val="22"/>
-          <w:lang w:val="en-US"/>
-        </w:rPr>
-      </w:pPr>
-      <w:r>
-        <w:rPr>
-          <w:rFonts w:ascii="Calibri" w:hAnsi="Calibri"/>
-          <w:sz w:val="22"/>
-          <w:lang w:val="en-US"/>
-        </w:rPr>
-      </w:r>
-    </w:p>
-    <w:p>
-      <w:pPr>
-        <w:pStyle w:val="Normal"/>
-        <w:bidi w:val="0"/>
-        <w:spacing w:lineRule="auto" w:line="276" w:before="0" w:after="200"/>
-        <w:rPr>
-          <w:rFonts w:ascii="Calibri" w:hAnsi="Calibri"/>
-          <w:sz w:val="22"/>
-          <w:lang w:val="en-US"/>
-        </w:rPr>
-      </w:pPr>
-      <w:r>
-        <w:rPr>
-          <w:rFonts w:ascii="Calibri" w:hAnsi="Calibri"/>
-          <w:sz w:val="22"/>
-          <w:lang w:val="en-US"/>
-        </w:rPr>
-        <w:t>Atmospheric entropy behaved differently. It produced flat temporal geometry across all manifolds and resolutions. The absence of curvature, basin formation, and drift hierarchy indicates that atmospheric noise lacks internal temporal structure. This flatness is significant because it provides a baseline for comparison. When symbolic encodings, hardware entropy, tunneling entropy, and PRNG drift are compared with atmospheric entropy, their temporal structure becomes more visible. Atmospheric entropy serves as a reference point that highlights the presence of temporal geometry in other entropy sources.</w:t>
-      </w:r>
-    </w:p>
-    <w:p>
-      <w:pPr>
-        <w:pStyle w:val="Normal"/>
-        <w:bidi w:val="0"/>
-        <w:spacing w:lineRule="auto" w:line="276" w:before="0" w:after="200"/>
-        <w:rPr>
-          <w:rFonts w:ascii="Calibri" w:hAnsi="Calibri"/>
-          <w:sz w:val="22"/>
-          <w:lang w:val="en-US"/>
-        </w:rPr>
-      </w:pPr>
-      <w:r>
-        <w:rPr>
-          <w:rFonts w:ascii="Calibri" w:hAnsi="Calibri"/>
-          <w:sz w:val="22"/>
-          <w:lang w:val="en-US"/>
-        </w:rPr>
-      </w:r>
-    </w:p>
-    <w:p>
-      <w:pPr>
-        <w:pStyle w:val="Normal"/>
-        <w:bidi w:val="0"/>
-        <w:spacing w:lineRule="auto" w:line="276" w:before="0" w:after="200"/>
-        <w:rPr>
-          <w:rFonts w:ascii="Calibri" w:hAnsi="Calibri"/>
-          <w:sz w:val="22"/>
-          <w:lang w:val="en-US"/>
-        </w:rPr>
-      </w:pPr>
-      <w:r>
-        <w:rPr>
-          <w:rFonts w:ascii="Calibri" w:hAnsi="Calibri"/>
-          <w:sz w:val="22"/>
-          <w:lang w:val="en-US"/>
-        </w:rPr>
-        <w:t>Symbolic encodings amplify temporal structure. Alphabetic encoding produced high curvature, strong basin formation, and pronounced drift hierarchy across all manifolds. These features demonstrate that symbolic encodings act as temporal filters. They reveal structure that may be less visible in numeric manifolds. The amplification of temporal geometry in symbolic encodings suggests that symbolic systems can be used as probes to detect temporal behavior in entropy sources. This amplification is not artificial. It reflects underlying temporal dynamics that are present in the raw entropy.</w:t>
-      </w:r>
-    </w:p>
-    <w:p>
-      <w:pPr>
-        <w:pStyle w:val="Normal"/>
-        <w:bidi w:val="0"/>
-        <w:spacing w:lineRule="auto" w:line="276" w:before="0" w:after="200"/>
-        <w:rPr>
-          <w:rFonts w:ascii="Calibri" w:hAnsi="Calibri"/>
-          <w:sz w:val="22"/>
-          <w:lang w:val="en-US"/>
-        </w:rPr>
-      </w:pPr>
-      <w:r>
-        <w:rPr>
-          <w:rFonts w:ascii="Calibri" w:hAnsi="Calibri"/>
-          <w:sz w:val="22"/>
-          <w:lang w:val="en-US"/>
-        </w:rPr>
-      </w:r>
-    </w:p>
-    <w:p>
-      <w:pPr>
-        <w:pStyle w:val="Normal"/>
-        <w:bidi w:val="0"/>
-        <w:spacing w:lineRule="auto" w:line="276" w:before="0" w:after="200"/>
-        <w:rPr>
-          <w:rFonts w:ascii="Calibri" w:hAnsi="Calibri"/>
-          <w:sz w:val="22"/>
-          <w:lang w:val="en-US"/>
-        </w:rPr>
-      </w:pPr>
-      <w:r>
-        <w:rPr>
-          <w:rFonts w:ascii="Calibri" w:hAnsi="Calibri"/>
-          <w:sz w:val="22"/>
-          <w:lang w:val="en-US"/>
-        </w:rPr>
-        <w:t>Inverted encodings produced reflected temporal geometry. Curvature values, basin structures, and drift hierarchy mirrored those of the alphabetic encoding. This reflection confirms that inversion acts as a symmetry diagnostic. It reveals structural symmetry within the manifold and demonstrates that temporal geometry respects manifold symmetry. The presence of mirrored temporal behavior in inverted encodings supports the conclusion that temporal geometry is a structural property of entropy evolution.</w:t>
-      </w:r>
-    </w:p>
-    <w:p>
-      <w:pPr>
-        <w:pStyle w:val="Normal"/>
-        <w:bidi w:val="0"/>
-        <w:spacing w:lineRule="auto" w:line="276" w:before="0" w:after="200"/>
-        <w:rPr>
-          <w:rFonts w:ascii="Calibri" w:hAnsi="Calibri"/>
-          <w:sz w:val="22"/>
-          <w:lang w:val="en-US"/>
-        </w:rPr>
-      </w:pPr>
-      <w:r>
-        <w:rPr>
-          <w:rFonts w:ascii="Calibri" w:hAnsi="Calibri"/>
-          <w:sz w:val="22"/>
-          <w:lang w:val="en-US"/>
-        </w:rPr>
-      </w:r>
-    </w:p>
-    <w:p>
-      <w:pPr>
-        <w:pStyle w:val="Normal"/>
-        <w:bidi w:val="0"/>
-        <w:spacing w:lineRule="auto" w:line="276" w:before="0" w:after="200"/>
-        <w:rPr>
-          <w:rFonts w:ascii="Calibri" w:hAnsi="Calibri"/>
-          <w:sz w:val="22"/>
-          <w:lang w:val="en-US"/>
-        </w:rPr>
-      </w:pPr>
-      <w:r>
-        <w:rPr>
-          <w:rFonts w:ascii="Calibri" w:hAnsi="Calibri"/>
-          <w:sz w:val="22"/>
-          <w:lang w:val="en-US"/>
-        </w:rPr>
-        <w:t>Numeric manifolds preserved temporal structure across all entropy sources. Hardware entropy produced moderate curvature and basin formation in the byte, sixteen bit, and sixty four bit manifolds. Symbolic encodings produced high curvature and strong basin formation. Atmospheric entropy remained flat. Drift hierarchy remained stable across all resolutions. These results demonstrate that temporal geometry is not dependent on symbolic encoding. It is present in raw numeric entropy and persists across increasing bit depth. The preservation of temporal structure across numeric manifolds confirms manifold independence.</w:t>
-      </w:r>
-    </w:p>
-    <w:p>
-      <w:pPr>
-        <w:pStyle w:val="Normal"/>
-        <w:bidi w:val="0"/>
-        <w:spacing w:lineRule="auto" w:line="276" w:before="0" w:after="200"/>
-        <w:rPr>
-          <w:rFonts w:ascii="Calibri" w:hAnsi="Calibri"/>
-          <w:sz w:val="22"/>
-          <w:lang w:val="en-US"/>
-        </w:rPr>
-      </w:pPr>
-      <w:r>
-        <w:rPr>
-          <w:rFonts w:ascii="Calibri" w:hAnsi="Calibri"/>
-          <w:sz w:val="22"/>
-          <w:lang w:val="en-US"/>
-        </w:rPr>
-      </w:r>
-    </w:p>
-    <w:p>
-      <w:pPr>
-        <w:pStyle w:val="Normal"/>
-        <w:bidi w:val="0"/>
-        <w:spacing w:lineRule="auto" w:line="276" w:before="0" w:after="200"/>
-        <w:rPr>
-          <w:rFonts w:ascii="Calibri" w:hAnsi="Calibri"/>
-          <w:sz w:val="22"/>
-          <w:lang w:val="en-US"/>
-        </w:rPr>
-      </w:pPr>
-      <w:r>
-        <w:rPr>
-          <w:rFonts w:ascii="Calibri" w:hAnsi="Calibri"/>
-          <w:sz w:val="22"/>
-          <w:lang w:val="en-US"/>
-        </w:rPr>
-        <w:t>Raw temporal dynamics provided the strongest evidence for universal oscillation. Without clustering or symbolic transformation, raw entropy streams displayed clear oscillatory behavior. Drift values fluctuated in repeating patterns, curvature values rose and fell in stable cycles, and temporal flow maps revealed oscillation directly in the unprocessed entropy. The presence of oscillation in raw dynamics confirms that temporal structure exists before manifold mapping and is not introduced by clustering or encoding. This finding is central to the claim that temporal geometry is a real phenomenon.</w:t>
-      </w:r>
-    </w:p>
-    <w:p>
-      <w:pPr>
-        <w:pStyle w:val="Normal"/>
-        <w:bidi w:val="0"/>
-        <w:spacing w:lineRule="auto" w:line="276" w:before="0" w:after="200"/>
-        <w:rPr>
-          <w:rFonts w:ascii="Calibri" w:hAnsi="Calibri"/>
-          <w:sz w:val="22"/>
-          <w:lang w:val="en-US"/>
-        </w:rPr>
-      </w:pPr>
-      <w:r>
-        <w:rPr>
-          <w:rFonts w:ascii="Calibri" w:hAnsi="Calibri"/>
-          <w:sz w:val="22"/>
-          <w:lang w:val="en-US"/>
-        </w:rPr>
-      </w:r>
-    </w:p>
-    <w:p>
-      <w:pPr>
-        <w:pStyle w:val="Normal"/>
-        <w:bidi w:val="0"/>
-        <w:spacing w:lineRule="auto" w:line="276" w:before="0" w:after="200"/>
-        <w:rPr>
-          <w:rFonts w:ascii="Calibri" w:hAnsi="Calibri"/>
-          <w:sz w:val="22"/>
-          <w:lang w:val="en-US"/>
-        </w:rPr>
-      </w:pPr>
-      <w:r>
-        <w:rPr>
-          <w:rFonts w:ascii="Calibri" w:hAnsi="Calibri"/>
-          <w:sz w:val="22"/>
-          <w:lang w:val="en-US"/>
-        </w:rPr>
-        <w:t>PRNG drift captured through the Temporal Thermometer 2.0 probe demonstrated that temporal geometry can be measured directly through software. The absence of environmental noise allowed drift, curvature, and oscillation to appear with exceptional clarity. The novelty index responded immediately to changes in temporal structure, producing smooth and well defined ebb and flow patterns. These results show that temporal geometry is not limited to external entropy sources. It can be measured in closed systems and can be used to build temporal probes that detect temporal behavior in real time.</w:t>
-      </w:r>
-    </w:p>
-    <w:p>
-      <w:pPr>
-        <w:pStyle w:val="Normal"/>
-        <w:bidi w:val="0"/>
-        <w:spacing w:lineRule="auto" w:line="276" w:before="0" w:after="200"/>
-        <w:rPr>
-          <w:rFonts w:ascii="Calibri" w:hAnsi="Calibri"/>
-          <w:sz w:val="22"/>
-          <w:lang w:val="en-US"/>
-        </w:rPr>
-      </w:pPr>
-      <w:r>
-        <w:rPr>
-          <w:rFonts w:ascii="Calibri" w:hAnsi="Calibri"/>
-          <w:sz w:val="22"/>
-          <w:lang w:val="en-US"/>
-        </w:rPr>
-      </w:r>
-    </w:p>
-    <w:p>
-      <w:pPr>
-        <w:pStyle w:val="Normal"/>
-        <w:bidi w:val="0"/>
-        <w:spacing w:lineRule="auto" w:line="276" w:before="0" w:after="200"/>
-        <w:rPr>
-          <w:rFonts w:ascii="Calibri" w:hAnsi="Calibri"/>
-          <w:sz w:val="22"/>
-          <w:lang w:val="en-US"/>
-        </w:rPr>
-      </w:pPr>
-      <w:r>
-        <w:rPr>
-          <w:rFonts w:ascii="Calibri" w:hAnsi="Calibri"/>
-          <w:sz w:val="22"/>
-          <w:lang w:val="en-US"/>
-        </w:rPr>
-        <w:t>The stability of drift hierarchy across all datasets supports the conclusion that temporal geometry is resolution invariant. Hardware entropy and symbolic encodings consistently produced maximal drift relative to atmospheric entropy. Moderate drift appeared between hardware and symbolic encodings. Minimal drift appeared between symbolic encodings and inverted encodings. This hierarchy persisted across all manifolds and resolutions. The consistency of drift hierarchy demonstrates that temporal geometry is not dependent on the number of states used in clustering.</w:t>
-      </w:r>
-    </w:p>
-    <w:p>
-      <w:pPr>
-        <w:pStyle w:val="Normal"/>
-        <w:bidi w:val="0"/>
-        <w:spacing w:lineRule="auto" w:line="276" w:before="0" w:after="200"/>
-        <w:rPr>
-          <w:rFonts w:ascii="Calibri" w:hAnsi="Calibri"/>
-          <w:sz w:val="22"/>
-          <w:lang w:val="en-US"/>
-        </w:rPr>
-      </w:pPr>
-      <w:r>
-        <w:rPr>
-          <w:rFonts w:ascii="Calibri" w:hAnsi="Calibri"/>
-          <w:sz w:val="22"/>
-          <w:lang w:val="en-US"/>
-        </w:rPr>
-      </w:r>
-    </w:p>
-    <w:p>
-      <w:pPr>
-        <w:pStyle w:val="Normal"/>
-        <w:bidi w:val="0"/>
-        <w:spacing w:lineRule="auto" w:line="276" w:before="0" w:after="200"/>
-        <w:rPr>
-          <w:rFonts w:ascii="Calibri" w:hAnsi="Calibri"/>
-          <w:sz w:val="22"/>
-          <w:lang w:val="en-US"/>
-        </w:rPr>
-      </w:pPr>
-      <w:r>
-        <w:rPr>
-          <w:rFonts w:ascii="Calibri" w:hAnsi="Calibri"/>
-          <w:sz w:val="22"/>
-          <w:lang w:val="en-US"/>
-        </w:rPr>
-        <w:t>Curvature values also remained consistent across manifolds. Symbolic encodings produced high curvature, hardware entropy produced moderate curvature, atmospheric entropy produced zero curvature, and inverted encodings produced symmetric curvature. Basin structures followed the same pattern. These results demonstrate that curvature and basin metrics are reliable descriptors of temporal geometry. They capture structural features that persist across manifold transformations and resolution changes.</w:t>
-      </w:r>
-    </w:p>
-    <w:p>
-      <w:pPr>
-        <w:pStyle w:val="Normal"/>
-        <w:bidi w:val="0"/>
-        <w:spacing w:lineRule="auto" w:line="276" w:before="0" w:after="200"/>
-        <w:rPr>
-          <w:rFonts w:ascii="Calibri" w:hAnsi="Calibri"/>
-          <w:sz w:val="22"/>
-          <w:lang w:val="en-US"/>
-        </w:rPr>
-      </w:pPr>
-      <w:r>
-        <w:rPr>
-          <w:rFonts w:ascii="Calibri" w:hAnsi="Calibri"/>
-          <w:sz w:val="22"/>
-          <w:lang w:val="en-US"/>
-        </w:rPr>
-      </w:r>
-    </w:p>
-    <w:p>
-      <w:pPr>
-        <w:pStyle w:val="Normal"/>
-        <w:bidi w:val="0"/>
-        <w:spacing w:lineRule="auto" w:line="276" w:before="0" w:after="200"/>
-        <w:rPr>
-          <w:rFonts w:ascii="Calibri" w:hAnsi="Calibri"/>
-          <w:sz w:val="22"/>
-          <w:lang w:val="en-US"/>
-        </w:rPr>
-      </w:pPr>
-      <w:r>
-        <w:rPr>
-          <w:rFonts w:ascii="Calibri" w:hAnsi="Calibri"/>
-          <w:sz w:val="22"/>
-          <w:lang w:val="en-US"/>
-        </w:rPr>
-        <w:t>Temporal flow maps revealed directional flow for symbolic encodings, stable flow for hardware entropy, flat flow for atmospheric entropy, mirrored flow for inverted encodings, and oscillatory flow for raw temporal dynamics and PRNG drift. These flow patterns remained consistent across all resolutions and manifolds. The consistency of flow patterns supports the conclusion that temporal geometry is manifold independent.</w:t>
-      </w:r>
-    </w:p>
-    <w:p>
-      <w:pPr>
-        <w:pStyle w:val="Normal"/>
-        <w:bidi w:val="0"/>
-        <w:spacing w:lineRule="auto" w:line="276" w:before="0" w:after="200"/>
-        <w:rPr>
-          <w:rFonts w:ascii="Calibri" w:hAnsi="Calibri"/>
-          <w:sz w:val="22"/>
-          <w:lang w:val="en-US"/>
-        </w:rPr>
-      </w:pPr>
-      <w:r>
-        <w:rPr>
-          <w:rFonts w:ascii="Calibri" w:hAnsi="Calibri"/>
-          <w:sz w:val="22"/>
-          <w:lang w:val="en-US"/>
-        </w:rPr>
-      </w:r>
-    </w:p>
-    <w:p>
-      <w:pPr>
-        <w:pStyle w:val="Normal"/>
-        <w:bidi w:val="0"/>
-        <w:spacing w:lineRule="auto" w:line="276" w:before="0" w:after="200"/>
-        <w:rPr>
-          <w:rFonts w:ascii="Calibri" w:hAnsi="Calibri"/>
-          <w:sz w:val="22"/>
-          <w:lang w:val="en-US"/>
-        </w:rPr>
-      </w:pPr>
-      <w:r>
-        <w:rPr>
-          <w:rFonts w:ascii="Calibri" w:hAnsi="Calibri"/>
-          <w:sz w:val="22"/>
-          <w:lang w:val="en-US"/>
-        </w:rPr>
-        <w:t>Taken together, these findings demonstrate that temporal geometry is a real and reproducible phenomenon. It is present in raw entropy, preserved across manifold transformations, amplified by symbolic encodings, reflected by inversion, and measurable through software probes. Temporal geometry provides a new way to classify entropy sources based on their temporal behavior rather than their statistical randomness. The discovery of universal oscillation across all datasets establishes temporal geometry as a new domain of scientific inquiry.</w:t>
-      </w:r>
-    </w:p>
-    <w:p>
-      <w:pPr>
-        <w:pStyle w:val="Normal"/>
-        <w:bidi w:val="0"/>
-        <w:spacing w:lineRule="auto" w:line="276" w:before="0" w:after="200"/>
-        <w:rPr>
-          <w:rFonts w:ascii="Calibri" w:hAnsi="Calibri"/>
-          <w:sz w:val="22"/>
-          <w:lang w:val="en-US"/>
-        </w:rPr>
-      </w:pPr>
-      <w:r>
-        <w:rPr>
-          <w:rFonts w:ascii="Calibri" w:hAnsi="Calibri"/>
-          <w:sz w:val="22"/>
-          <w:lang w:val="en-US"/>
-        </w:rPr>
-      </w:r>
-    </w:p>
-    <w:p>
-      <w:pPr>
-        <w:pStyle w:val="Normal"/>
-        <w:bidi w:val="0"/>
-        <w:spacing w:lineRule="auto" w:line="276" w:before="0" w:after="200"/>
-        <w:rPr>
-          <w:rFonts w:ascii="Calibri" w:hAnsi="Calibri"/>
-          <w:sz w:val="22"/>
-          <w:lang w:val="en-US"/>
-        </w:rPr>
-      </w:pPr>
-      <w:r>
-        <w:rPr>
-          <w:rFonts w:ascii="Calibri" w:hAnsi="Calibri"/>
-          <w:sz w:val="22"/>
-          <w:lang w:val="en-US"/>
+        <w:pStyle w:val="BodyText"/>
+        <w:bidi w:val="0"/>
+        <w:spacing w:before="0" w:after="200"/>
+        <w:ind w:hanging="0" w:start="0" w:end="0"/>
+        <w:rPr>
+          <w:rFonts w:ascii="Calibri" w:hAnsi="Calibri"/>
+          <w:sz w:val="22"/>
+        </w:rPr>
+      </w:pPr>
+      <w:r>
+        <w:rPr>
+          <w:rFonts w:ascii="Calibri" w:hAnsi="Calibri"/>
+          <w:sz w:val="22"/>
+        </w:rPr>
+      </w:r>
+    </w:p>
+    <w:p>
+      <w:pPr>
+        <w:pStyle w:val="BodyText"/>
+        <w:bidi w:val="0"/>
+        <w:spacing w:before="0" w:after="200"/>
+        <w:ind w:hanging="0" w:start="0" w:end="0"/>
+        <w:rPr>
+          <w:rFonts w:ascii="Calibri" w:hAnsi="Calibri"/>
+          <w:sz w:val="22"/>
+        </w:rPr>
+      </w:pPr>
+      <w:r>
+        <w:rPr>
+          <w:rFonts w:ascii="Calibri" w:hAnsi="Calibri"/>
+          <w:sz w:val="22"/>
+        </w:rPr>
+        <w:t>The results of this study establish temporal geometry as a measurable, reproducible, and structurally coherent property of entropy evolution. Across all entropy sources, manifolds, and resolutions, temporal behavior displayed consistent geometric structure that cannot be explained by statistical randomness alone. The presence of oscillation in every dataset except atmospheric noise indicates that temporal structure is not an artifact of encoding, clustering, or device behavior. Instead, it is an intrinsic feature of how entropy changes over time. The consistency of this oscillation across hardware entropy, symbolic encodings, inverted encodings, PRNG drift, byte</w:t>
+        <w:noBreakHyphen/>
+        <w:t>level numeric manifolds, sixteen</w:t>
+        <w:noBreakHyphen/>
+        <w:t>bit and sixty</w:t>
+        <w:noBreakHyphen/>
+        <w:t>four</w:t>
+        <w:noBreakHyphen/>
+        <w:t>bit manifolds, and raw temporal dynamics demonstrates that temporal geometry is universal across entropy modalities.</w:t>
+      </w:r>
+    </w:p>
+    <w:p>
+      <w:pPr>
+        <w:pStyle w:val="BodyText"/>
+        <w:bidi w:val="0"/>
+        <w:spacing w:before="0" w:after="200"/>
+        <w:ind w:hanging="0" w:start="0" w:end="0"/>
+        <w:rPr>
+          <w:rFonts w:ascii="Calibri" w:hAnsi="Calibri"/>
+          <w:sz w:val="22"/>
+        </w:rPr>
+      </w:pPr>
+      <w:r>
+        <w:rPr>
+          <w:rFonts w:ascii="Calibri" w:hAnsi="Calibri"/>
+          <w:sz w:val="22"/>
+        </w:rPr>
+        <w:t>Hardware entropy provides a clear example of structured temporal behavior. Its moderate curvature, basin formation, drift magnitude, entropy</w:t>
+        <w:noBreakHyphen/>
+        <w:t>density ridges, and entropy</w:t>
+        <w:noBreakHyphen/>
+        <w:t>potential wells persisted across all manifolds and resolutions. These features indicate that hardware entropy contains internal temporal dynamics that remain visible even when the data is transformed into symbolic or numeric manifolds. Curvature</w:t>
+        <w:noBreakHyphen/>
+        <w:t>flow fields showed smooth transitions between curvature peaks and troughs, and attractor</w:t>
+        <w:noBreakHyphen/>
+        <w:t>strength gradients remained stable across all resolutions. The stability of these features across manifold transformations supports the conclusion that temporal geometry is independent of encoding. Hardware entropy behaves as a temporally structured system regardless of how it is represented.</w:t>
+      </w:r>
+    </w:p>
+    <w:p>
+      <w:pPr>
+        <w:pStyle w:val="BodyText"/>
+        <w:bidi w:val="0"/>
+        <w:spacing w:before="0" w:after="200"/>
+        <w:ind w:hanging="0" w:start="0" w:end="0"/>
+        <w:rPr>
+          <w:rFonts w:ascii="Calibri" w:hAnsi="Calibri"/>
+          <w:sz w:val="22"/>
+        </w:rPr>
+      </w:pPr>
+      <w:r>
+        <w:rPr>
+          <w:rFonts w:ascii="Calibri" w:hAnsi="Calibri"/>
+          <w:sz w:val="22"/>
+        </w:rPr>
+        <w:t>Atmospheric entropy behaved differently. It produced flat temporal geometry across all manifolds and resolutions. The absence of curvature, basin formation, drift magnitude, entropy</w:t>
+        <w:noBreakHyphen/>
+        <w:t>density ridges, entropy</w:t>
+        <w:noBreakHyphen/>
+        <w:t>potential wells, and curvature</w:t>
+        <w:noBreakHyphen/>
+        <w:t>flow fields indicates that atmospheric noise lacks internal temporal structure. This flatness is significant because it provides a baseline for comparison. When symbolic encodings, hardware entropy, tunneling entropy, and PRNG drift are compared with atmospheric entropy, their temporal structure becomes more visible. Atmospheric entropy serves as a reference point that highlights the presence of temporal geometry in other entropy sources.</w:t>
+      </w:r>
+    </w:p>
+    <w:p>
+      <w:pPr>
+        <w:pStyle w:val="BodyText"/>
+        <w:bidi w:val="0"/>
+        <w:spacing w:before="0" w:after="200"/>
+        <w:ind w:hanging="0" w:start="0" w:end="0"/>
+        <w:rPr>
+          <w:rFonts w:ascii="Calibri" w:hAnsi="Calibri"/>
+          <w:sz w:val="22"/>
+        </w:rPr>
+      </w:pPr>
+      <w:r>
+        <w:rPr>
+          <w:rFonts w:ascii="Calibri" w:hAnsi="Calibri"/>
+          <w:sz w:val="22"/>
+        </w:rPr>
+        <w:t>Symbolic encodings amplify temporal structure. Alphabetic encoding produced high curvature, deep basin formation, strong drift magnitude, steep entropy</w:t>
+        <w:noBreakHyphen/>
+        <w:t>density ridges, and pronounced entropy</w:t>
+        <w:noBreakHyphen/>
+        <w:t>potential wells across all manifolds. Curvature</w:t>
+        <w:noBreakHyphen/>
+        <w:t>flow fields showed strong temporal bending, and attractor</w:t>
+        <w:noBreakHyphen/>
+        <w:t>strength gradients were sharply defined. These features demonstrate that symbolic encodings act as temporal filters. They reveal structure that may be less visible in numeric manifolds. The amplification of temporal geometry in symbolic encodings suggests that symbolic systems can be used as probes to detect temporal behavior in entropy sources. This amplification is not artificial. It reflects underlying temporal dynamics that are present in the raw entropy.</w:t>
+      </w:r>
+    </w:p>
+    <w:p>
+      <w:pPr>
+        <w:pStyle w:val="BodyText"/>
+        <w:bidi w:val="0"/>
+        <w:spacing w:before="0" w:after="200"/>
+        <w:ind w:hanging="0" w:start="0" w:end="0"/>
+        <w:rPr>
+          <w:rFonts w:ascii="Calibri" w:hAnsi="Calibri"/>
+          <w:sz w:val="22"/>
+        </w:rPr>
+      </w:pPr>
+      <w:r>
+        <w:rPr>
+          <w:rFonts w:ascii="Calibri" w:hAnsi="Calibri"/>
+          <w:sz w:val="22"/>
+        </w:rPr>
+        <w:t>Inverted encodings produced reflected temporal geometry. Curvature values, basin structures, drift magnitude, entropy</w:t>
+        <w:noBreakHyphen/>
+        <w:t>density ridges, and entropy</w:t>
+        <w:noBreakHyphen/>
+        <w:t>potential wells mirrored those of the alphabetic encoding. Curvature</w:t>
+        <w:noBreakHyphen/>
+        <w:t>flow fields showed mirrored bending across the manifold. This reflection confirms that inversion acts as a symmetry diagnostic. It reveals structural symmetry within the manifold and demonstrates that temporal geometry respects manifold reflection. The presence of mirrored temporal behavior in inverted encodings supports the conclusion that temporal geometry is a structural property of entropy evolution.</w:t>
+      </w:r>
+    </w:p>
+    <w:p>
+      <w:pPr>
+        <w:pStyle w:val="BodyText"/>
+        <w:bidi w:val="0"/>
+        <w:spacing w:before="0" w:after="200"/>
+        <w:ind w:hanging="0" w:start="0" w:end="0"/>
+        <w:rPr>
+          <w:rFonts w:ascii="Calibri" w:hAnsi="Calibri"/>
+          <w:sz w:val="22"/>
+        </w:rPr>
+      </w:pPr>
+      <w:r>
+        <w:rPr>
+          <w:rFonts w:ascii="Calibri" w:hAnsi="Calibri"/>
+          <w:sz w:val="22"/>
+        </w:rPr>
+        <w:t>Numeric manifolds preserved temporal structure across all entropy sources. Hardware entropy produced moderate curvature, basin formation, drift magnitude, entropy</w:t>
+        <w:noBreakHyphen/>
+        <w:t>density ridges, and entropy</w:t>
+        <w:noBreakHyphen/>
+        <w:t>potential wells in the byte, sixteen</w:t>
+        <w:noBreakHyphen/>
+        <w:t>bit, and sixty</w:t>
+        <w:noBreakHyphen/>
+        <w:t>four</w:t>
+        <w:noBreakHyphen/>
+        <w:t>bit manifolds. Symbolic encodings produced high curvature and strong basin formation. Atmospheric entropy remained flat. Drift hierarchy remained stable across all resolutions. Entropy density, entropy potential, and curvature flow behaved consistently across numeric manifolds, demonstrating that temporal geometry is not dependent on symbolic encoding. It is present in raw numeric entropy and persists across increasing bit depth. The preservation of temporal structure across numeric manifolds confirms manifold independence.</w:t>
+      </w:r>
+    </w:p>
+    <w:p>
+      <w:pPr>
+        <w:pStyle w:val="BodyText"/>
+        <w:bidi w:val="0"/>
+        <w:spacing w:before="0" w:after="200"/>
+        <w:ind w:hanging="0" w:start="0" w:end="0"/>
+        <w:rPr>
+          <w:rFonts w:ascii="Calibri" w:hAnsi="Calibri"/>
+          <w:sz w:val="22"/>
+        </w:rPr>
+      </w:pPr>
+      <w:r>
+        <w:rPr>
+          <w:rFonts w:ascii="Calibri" w:hAnsi="Calibri"/>
+          <w:sz w:val="22"/>
+        </w:rPr>
+        <w:t>Raw temporal dynamics provided the strongest evidence for universal oscillation. Without clustering or symbolic transformation, raw entropy streams displayed clear oscillatory behavior. Drift magnitude fluctuated in repeating patterns, curvature values rose and fell in stable cycles, entropy density oscillated in tandem with curvature, entropy</w:t>
+        <w:noBreakHyphen/>
+        <w:t>potential wells deepened and flattened in predictable cycles, and curvature</w:t>
+        <w:noBreakHyphen/>
+        <w:t>flow fields revealed oscillation directly in the unprocessed entropy. Temporal flow maps showed oscillatory movement across the raw manifold. The presence of oscillation in raw dynamics confirms that temporal structure exists before manifold mapping and is not introduced by clustering or encoding. This finding is central to the claim that temporal geometry is a real phenomenon.</w:t>
+      </w:r>
+    </w:p>
+    <w:p>
+      <w:pPr>
+        <w:pStyle w:val="BodyText"/>
+        <w:bidi w:val="0"/>
+        <w:spacing w:before="0" w:after="200"/>
+        <w:ind w:hanging="0" w:start="0" w:end="0"/>
+        <w:rPr>
+          <w:rFonts w:ascii="Calibri" w:hAnsi="Calibri"/>
+          <w:sz w:val="22"/>
+        </w:rPr>
+      </w:pPr>
+      <w:r>
+        <w:rPr>
+          <w:rFonts w:ascii="Calibri" w:hAnsi="Calibri"/>
+          <w:sz w:val="22"/>
+        </w:rPr>
+        <w:t>PRNG drift captured through the Temporal Thermometer 2.0 probe demonstrated that temporal geometry can be measured directly through software. The absence of environmental noise allowed drift magnitude, curvature, oscillation, entropy density, entropy potential, and curvature flow to appear with exceptional clarity. The novelty index responded immediately to changes in temporal structure, producing smooth and well</w:t>
+        <w:noBreakHyphen/>
+        <w:t>defined ebb</w:t>
+        <w:noBreakHyphen/>
+        <w:t>and</w:t>
+        <w:noBreakHyphen/>
+        <w:t>flow patterns. Entropy</w:t>
+        <w:noBreakHyphen/>
+        <w:t>density ridges were sharply defined, entropy</w:t>
+        <w:noBreakHyphen/>
+        <w:t>potential wells were deep and stable, curvature</w:t>
+        <w:noBreakHyphen/>
+        <w:t>flow fields were smooth and continuous, and attractor</w:t>
+        <w:noBreakHyphen/>
+        <w:t>strength gradients were clearly visible. These results show that temporal geometry is not limited to external entropy sources. It can be measured in closed systems and can be used to build temporal probes that detect temporal behavior in real time.</w:t>
+      </w:r>
+    </w:p>
+    <w:p>
+      <w:pPr>
+        <w:pStyle w:val="BodyText"/>
+        <w:bidi w:val="0"/>
+        <w:spacing w:before="0" w:after="200"/>
+        <w:ind w:hanging="0" w:start="0" w:end="0"/>
+        <w:rPr>
+          <w:rFonts w:ascii="Calibri" w:hAnsi="Calibri"/>
+          <w:sz w:val="22"/>
+        </w:rPr>
+      </w:pPr>
+      <w:r>
+        <w:rPr>
+          <w:rFonts w:ascii="Calibri" w:hAnsi="Calibri"/>
+          <w:sz w:val="22"/>
+        </w:rPr>
+        <w:t>The stability of drift hierarchy across all datasets supports the conclusion that temporal geometry is resolution invariant. Hardware entropy and symbolic encodings consistently produced maximal drift relative to atmospheric entropy. Moderate drift appeared between hardware and symbolic encodings. Minimal drift appeared between symbolic encodings and inverted encodings. This hierarchy persisted across all manifolds and resolutions. Drift magnitude behaved consistently across symbolic, numeric, and raw manifolds, and drift hierarchy remained stable even when entropy was represented at sixty</w:t>
+        <w:noBreakHyphen/>
+        <w:t>four</w:t>
+        <w:noBreakHyphen/>
+        <w:t>bit resolution or left entirely unclustered.</w:t>
+      </w:r>
+    </w:p>
+    <w:p>
+      <w:pPr>
+        <w:pStyle w:val="BodyText"/>
+        <w:bidi w:val="0"/>
+        <w:spacing w:before="0" w:after="200"/>
+        <w:ind w:hanging="0" w:start="0" w:end="0"/>
+        <w:rPr>
+          <w:rFonts w:ascii="Calibri" w:hAnsi="Calibri"/>
+          <w:sz w:val="22"/>
+        </w:rPr>
+      </w:pPr>
+      <w:r>
+        <w:rPr>
+          <w:rFonts w:ascii="Calibri" w:hAnsi="Calibri"/>
+          <w:sz w:val="22"/>
+        </w:rPr>
+        <w:t>Curvature values also remained consistent across manifolds. Symbolic encodings produced high curvature, hardware entropy produced moderate curvature, atmospheric entropy produced zero curvature, and inverted encodings produced symmetric curvature. Basin structures followed the same pattern. Entropy density and entropy potential behaved consistently across all manifolds, with symbolic encodings producing steep potential gradients, hardware entropy producing moderate gradients, and atmospheric entropy producing flat potential surfaces. Curvature</w:t>
+        <w:noBreakHyphen/>
+        <w:t>flow fields behaved consistently across resolutions, with symbolic encodings producing strong curvature flow, hardware entropy producing moderate flow, and atmospheric entropy producing zero flow.</w:t>
+      </w:r>
+    </w:p>
+    <w:p>
+      <w:pPr>
+        <w:pStyle w:val="BodyText"/>
+        <w:bidi w:val="0"/>
+        <w:spacing w:before="0" w:after="200"/>
+        <w:ind w:hanging="0" w:start="0" w:end="0"/>
+        <w:rPr>
+          <w:rFonts w:ascii="Calibri" w:hAnsi="Calibri"/>
+          <w:sz w:val="22"/>
+        </w:rPr>
+      </w:pPr>
+      <w:r>
+        <w:rPr>
+          <w:rFonts w:ascii="Calibri" w:hAnsi="Calibri"/>
+          <w:sz w:val="22"/>
+        </w:rPr>
+        <w:t>Temporal flow maps revealed directional flow for symbolic encodings, stable flow for hardware entropy, flat flow for atmospheric entropy, mirrored flow for inverted encodings, and oscillatory flow for raw temporal dynamics and PRNG drift. These flow patterns remained consistent across all resolutions and manifolds. Entropy</w:t>
+        <w:noBreakHyphen/>
+        <w:t>potential surfaces, curvature</w:t>
+        <w:noBreakHyphen/>
+        <w:t>flow fields, and entropy</w:t>
+        <w:noBreakHyphen/>
+        <w:t>density maps all confirmed the same regime structure: symbolic manifolds, continuous numeric manifolds, and pure attractor states.</w:t>
+      </w:r>
+    </w:p>
+    <w:p>
+      <w:pPr>
+        <w:pStyle w:val="BodyText"/>
+        <w:bidi w:val="0"/>
+        <w:spacing w:before="0" w:after="200"/>
+        <w:ind w:hanging="0" w:start="0" w:end="0"/>
+        <w:rPr>
+          <w:rFonts w:ascii="Calibri" w:hAnsi="Calibri"/>
+          <w:sz w:val="22"/>
+        </w:rPr>
+      </w:pPr>
+      <w:r>
+        <w:rPr>
+          <w:rFonts w:ascii="Calibri" w:hAnsi="Calibri"/>
+          <w:sz w:val="22"/>
+        </w:rPr>
+        <w:t>Taken together, these findings demonstrate that temporal geometry is a real, reproducible, resolution</w:t>
+        <w:noBreakHyphen/>
+        <w:t>invariant, and manifold</w:t>
+        <w:noBreakHyphen/>
+        <w:t>independent phenomenon. It is present in raw entropy, preserved across manifold transformations, amplified by symbolic encodings, reflected by inversion, and measurable through software probes. Temporal geometry provides a new way to classify entropy sources based on their temporal behavior rather than their statistical randomness. The discovery of universal oscillation across all datasets, combined with the stability of entropy density, entropy potential, curvature flow, drift hierarchy, and regime structure, establishes temporal geometry as a new domain of scientific inquiry.</w:t>
+      </w:r>
+    </w:p>
+    <w:p>
+      <w:pPr>
+        <w:pStyle w:val="BodyText"/>
+        <w:bidi w:val="0"/>
+        <w:spacing w:before="0" w:after="200"/>
+        <w:ind w:hanging="0" w:start="0" w:end="0"/>
+        <w:rPr>
+          <w:rFonts w:ascii="Calibri" w:hAnsi="Calibri"/>
+          <w:sz w:val="22"/>
+        </w:rPr>
+      </w:pPr>
+      <w:r>
+        <w:rPr>
+          <w:rFonts w:ascii="Calibri" w:hAnsi="Calibri"/>
+          <w:sz w:val="22"/>
+        </w:rPr>
+      </w:r>
+    </w:p>
+    <w:p>
+      <w:pPr>
+        <w:pStyle w:val="BodyText"/>
+        <w:bidi w:val="0"/>
+        <w:spacing w:before="0" w:after="200"/>
+        <w:ind w:hanging="0" w:start="0" w:end="0"/>
+        <w:rPr>
+          <w:rFonts w:ascii="Calibri" w:hAnsi="Calibri"/>
+          <w:sz w:val="22"/>
+        </w:rPr>
+      </w:pPr>
+      <w:r>
+        <w:rPr>
+          <w:rFonts w:ascii="Calibri" w:hAnsi="Calibri"/>
+          <w:sz w:val="22"/>
         </w:rPr>
         <w:t>5. Conclusion</w:t>
       </w:r>
     </w:p>
     <w:p>
       <w:pPr>
-        <w:pStyle w:val="Normal"/>
-        <w:bidi w:val="0"/>
-        <w:spacing w:lineRule="auto" w:line="276" w:before="0" w:after="200"/>
-        <w:rPr>
-          <w:rFonts w:ascii="Calibri" w:hAnsi="Calibri"/>
-          <w:sz w:val="22"/>
-          <w:lang w:val="en-US"/>
-        </w:rPr>
-      </w:pPr>
-      <w:r>
-        <w:rPr>
-          <w:rFonts w:ascii="Calibri" w:hAnsi="Calibri"/>
-          <w:sz w:val="22"/>
-          <w:lang w:val="en-US"/>
-        </w:rPr>
-      </w:r>
-    </w:p>
-    <w:p>
-      <w:pPr>
-        <w:pStyle w:val="Normal"/>
-        <w:bidi w:val="0"/>
-        <w:spacing w:lineRule="auto" w:line="276" w:before="0" w:after="200"/>
-        <w:rPr>
-          <w:rFonts w:ascii="Calibri" w:hAnsi="Calibri"/>
-          <w:sz w:val="22"/>
-          <w:lang w:val="en-US"/>
-        </w:rPr>
-      </w:pPr>
-      <w:r>
-        <w:rPr>
-          <w:rFonts w:ascii="Calibri" w:hAnsi="Calibri"/>
-          <w:sz w:val="22"/>
-          <w:lang w:val="en-US"/>
-        </w:rPr>
-        <w:t>The full body of evidence presented in this study demonstrates that entropy contains measurable temporal structure. When entropy is examined as a process that unfolds over time rather than as a static distribution, consistent patterns of drift, curvature, oscillation, basin formation, and attractor behavior become visible. These patterns appear across hardware entropy, atmospheric entropy, tunneling entropy, symbolic encodings, inverted encodings, PRNG drift, byte manifold data, sixteen bit data, sixty four bit data, and raw temporal dynamics. The persistence of these patterns across all datasets confirms that temporal geometry is not an artifact of encoding, clustering, or device behavior. It is a fundamental property of entropy evolution.</w:t>
-      </w:r>
-    </w:p>
-    <w:p>
-      <w:pPr>
-        <w:pStyle w:val="Normal"/>
-        <w:bidi w:val="0"/>
-        <w:spacing w:lineRule="auto" w:line="276" w:before="0" w:after="200"/>
-        <w:rPr>
-          <w:rFonts w:ascii="Calibri" w:hAnsi="Calibri"/>
-          <w:sz w:val="22"/>
-          <w:lang w:val="en-US"/>
-        </w:rPr>
-      </w:pPr>
-      <w:r>
-        <w:rPr>
-          <w:rFonts w:ascii="Calibri" w:hAnsi="Calibri"/>
-          <w:sz w:val="22"/>
-          <w:lang w:val="en-US"/>
-        </w:rPr>
-      </w:r>
-    </w:p>
-    <w:p>
-      <w:pPr>
-        <w:pStyle w:val="Normal"/>
-        <w:bidi w:val="0"/>
-        <w:spacing w:lineRule="auto" w:line="276" w:before="0" w:after="200"/>
-        <w:rPr>
-          <w:rFonts w:ascii="Calibri" w:hAnsi="Calibri"/>
-          <w:sz w:val="22"/>
-          <w:lang w:val="en-US"/>
-        </w:rPr>
-      </w:pPr>
-      <w:r>
-        <w:rPr>
-          <w:rFonts w:ascii="Calibri" w:hAnsi="Calibri"/>
-          <w:sz w:val="22"/>
-          <w:lang w:val="en-US"/>
-        </w:rPr>
-        <w:t>The discovery of universal oscillation is the strongest evidence for this conclusion. Oscillation appears in every entropy source except atmospheric noise, and it remains visible across symbolic, numeric, and raw manifolds. It persists across all resolutions, including eight, sixteen, thirty two, sixty four, and one hundred twenty eight state clustering. It remains visible in raw temporal dynamics without clustering. It appears in hardware entropy collected from multiple machines and in PRNG drift captured through the Temporal Thermometer 2.0 probe. The consistency of oscillation across all modalities demonstrates that temporal geometry is resolution invariant and manifold independent.</w:t>
-      </w:r>
-    </w:p>
-    <w:p>
-      <w:pPr>
-        <w:pStyle w:val="Normal"/>
-        <w:bidi w:val="0"/>
-        <w:spacing w:lineRule="auto" w:line="276" w:before="0" w:after="200"/>
-        <w:rPr>
-          <w:rFonts w:ascii="Calibri" w:hAnsi="Calibri"/>
-          <w:sz w:val="22"/>
-          <w:lang w:val="en-US"/>
-        </w:rPr>
-      </w:pPr>
-      <w:r>
-        <w:rPr>
-          <w:rFonts w:ascii="Calibri" w:hAnsi="Calibri"/>
-          <w:sz w:val="22"/>
-          <w:lang w:val="en-US"/>
-        </w:rPr>
-      </w:r>
-    </w:p>
-    <w:p>
-      <w:pPr>
-        <w:pStyle w:val="Normal"/>
-        <w:bidi w:val="0"/>
-        <w:spacing w:lineRule="auto" w:line="276" w:before="0" w:after="200"/>
-        <w:rPr>
-          <w:rFonts w:ascii="Calibri" w:hAnsi="Calibri"/>
-          <w:sz w:val="22"/>
-          <w:lang w:val="en-US"/>
-        </w:rPr>
-      </w:pPr>
-      <w:r>
-        <w:rPr>
-          <w:rFonts w:ascii="Calibri" w:hAnsi="Calibri"/>
-          <w:sz w:val="22"/>
-          <w:lang w:val="en-US"/>
-        </w:rPr>
-        <w:t>Symbolic and numeric manifolds reveal temporal structure in different ways. Symbolic encodings amplify curvature and basin formation, making temporal geometry easier to detect. Numeric manifolds preserve temporal structure without amplification, demonstrating that temporal geometry is present in raw entropy. Inverted encodings reveal symmetry within the manifold, confirming that temporal geometry respects structural reflection. Atmospheric entropy provides a flat baseline that highlights the presence of temporal structure in other entropy sources. Together, these manifold behaviors show that temporal geometry is not dependent on representation. It is present in the underlying entropy itself.</w:t>
-      </w:r>
-    </w:p>
-    <w:p>
-      <w:pPr>
-        <w:pStyle w:val="Normal"/>
-        <w:bidi w:val="0"/>
-        <w:spacing w:lineRule="auto" w:line="276" w:before="0" w:after="200"/>
-        <w:rPr>
-          <w:rFonts w:ascii="Calibri" w:hAnsi="Calibri"/>
-          <w:sz w:val="22"/>
-          <w:lang w:val="en-US"/>
-        </w:rPr>
-      </w:pPr>
-      <w:r>
-        <w:rPr>
-          <w:rFonts w:ascii="Calibri" w:hAnsi="Calibri"/>
-          <w:sz w:val="22"/>
-          <w:lang w:val="en-US"/>
-        </w:rPr>
-      </w:r>
-    </w:p>
-    <w:p>
-      <w:pPr>
-        <w:pStyle w:val="Normal"/>
-        <w:bidi w:val="0"/>
-        <w:spacing w:lineRule="auto" w:line="276" w:before="0" w:after="200"/>
-        <w:rPr>
-          <w:rFonts w:ascii="Calibri" w:hAnsi="Calibri"/>
-          <w:sz w:val="22"/>
-          <w:lang w:val="en-US"/>
-        </w:rPr>
-      </w:pPr>
-      <w:r>
-        <w:rPr>
-          <w:rFonts w:ascii="Calibri" w:hAnsi="Calibri"/>
-          <w:sz w:val="22"/>
-          <w:lang w:val="en-US"/>
-        </w:rPr>
-        <w:t>The computational pipeline developed for this study provides a general method for detecting temporal geometry. Transition matrices, stationary distributions, drift metrics, curvature metrics, basin analysis, attractor strength, and temporal flow maps reveal temporal structure consistently across all datasets. The reproducibility of these metrics across manifold transformations and resolution changes confirms that temporal geometry can be measured reliably. The pipeline demonstrates that temporal geometry is computationally accessible and can be applied to any entropy source.</w:t>
-      </w:r>
-    </w:p>
-    <w:p>
-      <w:pPr>
-        <w:pStyle w:val="Normal"/>
-        <w:bidi w:val="0"/>
-        <w:spacing w:lineRule="auto" w:line="276" w:before="0" w:after="200"/>
-        <w:rPr>
-          <w:rFonts w:ascii="Calibri" w:hAnsi="Calibri"/>
-          <w:sz w:val="22"/>
-          <w:lang w:val="en-US"/>
-        </w:rPr>
-      </w:pPr>
-      <w:r>
-        <w:rPr>
-          <w:rFonts w:ascii="Calibri" w:hAnsi="Calibri"/>
-          <w:sz w:val="22"/>
-          <w:lang w:val="en-US"/>
-        </w:rPr>
-      </w:r>
-    </w:p>
-    <w:p>
-      <w:pPr>
-        <w:pStyle w:val="Normal"/>
-        <w:bidi w:val="0"/>
-        <w:spacing w:lineRule="auto" w:line="276" w:before="0" w:after="200"/>
-        <w:rPr>
-          <w:rFonts w:ascii="Calibri" w:hAnsi="Calibri"/>
-          <w:sz w:val="22"/>
-          <w:lang w:val="en-US"/>
-        </w:rPr>
-      </w:pPr>
-      <w:r>
-        <w:rPr>
-          <w:rFonts w:ascii="Calibri" w:hAnsi="Calibri"/>
-          <w:sz w:val="22"/>
-          <w:lang w:val="en-US"/>
-        </w:rPr>
-        <w:t>The Temporal Thermometer 2.0 probe demonstrates that temporal geometry can be measured in real time. PRNG drift produces clean and highly reactive temporal behavior, allowing oscillation, curvature, and drift to be observed directly without environmental interference. This result shows that temporal geometry is not limited to external entropy sources. It can be measured in closed systems and can be used to build temporal probes that detect temporal behavior continuously.</w:t>
-      </w:r>
-    </w:p>
-    <w:p>
-      <w:pPr>
-        <w:pStyle w:val="Normal"/>
-        <w:bidi w:val="0"/>
-        <w:spacing w:lineRule="auto" w:line="276" w:before="0" w:after="200"/>
-        <w:rPr>
-          <w:rFonts w:ascii="Calibri" w:hAnsi="Calibri"/>
-          <w:sz w:val="22"/>
-          <w:lang w:val="en-US"/>
-        </w:rPr>
-      </w:pPr>
-      <w:r>
-        <w:rPr>
-          <w:rFonts w:ascii="Calibri" w:hAnsi="Calibri"/>
-          <w:sz w:val="22"/>
-          <w:lang w:val="en-US"/>
-        </w:rPr>
-      </w:r>
-    </w:p>
-    <w:p>
-      <w:pPr>
-        <w:pStyle w:val="Normal"/>
-        <w:bidi w:val="0"/>
-        <w:spacing w:lineRule="auto" w:line="276" w:before="0" w:after="200"/>
-        <w:rPr>
-          <w:rFonts w:ascii="Calibri" w:hAnsi="Calibri"/>
-          <w:sz w:val="22"/>
-          <w:lang w:val="en-US"/>
-        </w:rPr>
-      </w:pPr>
-      <w:r>
-        <w:rPr>
-          <w:rFonts w:ascii="Calibri" w:hAnsi="Calibri"/>
-          <w:sz w:val="22"/>
-          <w:lang w:val="en-US"/>
-        </w:rPr>
-        <w:t>Taken together, these findings establish temporal geometry as a new scientific domain. Entropy contains temporal structure. Symbolic and numeric manifolds reveal that structure. Temporal geometry is reproducible, resolution invariant, and manifold independent. It provides a new way to classify entropy sources based on their temporal behavior rather than their statistical randomness. The discovery of universal oscillation across all datasets confirms that temporal geometry is a real phenomenon and opens the possibility of developing new temporal measurement instruments, new temporal classification systems, and new theoretical models of entropy evolution.</w:t>
-      </w:r>
-    </w:p>
-    <w:p>
-      <w:pPr>
-        <w:pStyle w:val="Normal"/>
-        <w:bidi w:val="0"/>
-        <w:spacing w:lineRule="auto" w:line="276" w:before="0" w:after="200"/>
-        <w:rPr>
-          <w:rFonts w:ascii="Calibri" w:hAnsi="Calibri"/>
-          <w:sz w:val="22"/>
-          <w:lang w:val="en-US"/>
-        </w:rPr>
-      </w:pPr>
-      <w:r>
-        <w:rPr>
-          <w:rFonts w:ascii="Calibri" w:hAnsi="Calibri"/>
-          <w:sz w:val="22"/>
-          <w:lang w:val="en-US"/>
+        <w:pStyle w:val="BodyText"/>
+        <w:bidi w:val="0"/>
+        <w:spacing w:before="0" w:after="200"/>
+        <w:ind w:hanging="0" w:start="0" w:end="0"/>
+        <w:rPr>
+          <w:rFonts w:ascii="Calibri" w:hAnsi="Calibri"/>
+          <w:sz w:val="22"/>
+        </w:rPr>
+      </w:pPr>
+      <w:r>
+        <w:rPr>
+          <w:rFonts w:ascii="Calibri" w:hAnsi="Calibri"/>
+          <w:sz w:val="22"/>
+        </w:rPr>
+      </w:r>
+    </w:p>
+    <w:p>
+      <w:pPr>
+        <w:pStyle w:val="BodyText"/>
+        <w:bidi w:val="0"/>
+        <w:spacing w:before="0" w:after="200"/>
+        <w:ind w:hanging="0" w:start="0" w:end="0"/>
+        <w:rPr>
+          <w:rFonts w:ascii="Calibri" w:hAnsi="Calibri"/>
+          <w:sz w:val="22"/>
+        </w:rPr>
+      </w:pPr>
+      <w:r>
+        <w:rPr>
+          <w:rFonts w:ascii="Calibri" w:hAnsi="Calibri"/>
+          <w:sz w:val="22"/>
+        </w:rPr>
+        <w:t>The full body of evidence presented in this study demonstrates that entropy contains measurable, reproducible, and structurally coherent temporal geometry. When entropy is examined as a process that unfolds over time rather than as a static distribution, a rich geometric landscape emerges: oscillation, curvature, basin formation, drift hierarchy, entropy density, entropy potential, curvature flow, attractor</w:t>
+        <w:noBreakHyphen/>
+        <w:t>strength gradients, regime transitions, and temporal</w:t>
+        <w:noBreakHyphen/>
+        <w:t>flow structure that remain invisible to conventional randomness analysis. These temporal signatures appear across hardware entropy, atmospheric entropy, tunneling entropy, symbolic encodings, inverted encodings, PRNG drift, byte</w:t>
+        <w:noBreakHyphen/>
+        <w:t>level numeric manifolds, sixteen</w:t>
+        <w:noBreakHyphen/>
+        <w:t>bit and sixty</w:t>
+        <w:noBreakHyphen/>
+        <w:t>four</w:t>
+        <w:noBreakHyphen/>
+        <w:t>bit manifolds, and raw temporal dynamics. Their persistence across all datasets confirms that temporal geometry is not an artifact of encoding, clustering, or device behavior. It is a fundamental property of entropy evolution.</w:t>
+      </w:r>
+    </w:p>
+    <w:p>
+      <w:pPr>
+        <w:pStyle w:val="BodyText"/>
+        <w:bidi w:val="0"/>
+        <w:spacing w:before="0" w:after="200"/>
+        <w:ind w:hanging="0" w:start="0" w:end="0"/>
+        <w:rPr>
+          <w:rFonts w:ascii="Calibri" w:hAnsi="Calibri"/>
+          <w:sz w:val="22"/>
+        </w:rPr>
+      </w:pPr>
+      <w:r>
+        <w:rPr>
+          <w:rFonts w:ascii="Calibri" w:hAnsi="Calibri"/>
+          <w:sz w:val="22"/>
+        </w:rPr>
+        <w:t>The discovery of universal oscillation is the strongest evidence for this conclusion. Oscillation appears in every entropy source except atmospheric noise, and it remains visible across symbolic, numeric, and raw manifolds. It persists across all resolutions, including eight, sixteen, thirty</w:t>
+        <w:noBreakHyphen/>
+        <w:t>two, sixty</w:t>
+        <w:noBreakHyphen/>
+        <w:t>four, and one hundred twenty</w:t>
+        <w:noBreakHyphen/>
+        <w:t>eight state clustering. It remains visible in raw temporal dynamics without clustering. It appears in hardware entropy collected from multiple machines and in PRNG drift captured through the Temporal Thermometer 2.0 probe. Oscillation is not a representational artifact; it is a temporal invariant. Its stability across manifold transformations and resolution changes demonstrates that temporal geometry is resolution invariant and manifold independent.</w:t>
+      </w:r>
+    </w:p>
+    <w:p>
+      <w:pPr>
+        <w:pStyle w:val="BodyText"/>
+        <w:bidi w:val="0"/>
+        <w:spacing w:before="0" w:after="200"/>
+        <w:ind w:hanging="0" w:start="0" w:end="0"/>
+        <w:rPr>
+          <w:rFonts w:ascii="Calibri" w:hAnsi="Calibri"/>
+          <w:sz w:val="22"/>
+        </w:rPr>
+      </w:pPr>
+      <w:r>
+        <w:rPr>
+          <w:rFonts w:ascii="Calibri" w:hAnsi="Calibri"/>
+          <w:sz w:val="22"/>
+        </w:rPr>
+        <w:t>The supplemental metrics reinforce this conclusion. Entropy density forms stable ridges across symbolic and numeric manifolds, revealing how temporal structure accumulates over time. Entropy potential, defined as the negative of entropy density, produces temporal wells that deepen and flatten in predictable cycles. Curvature flow reveals how curvature evolves with respect to oscillation, forming smooth geometric transitions in symbolic encodings and moderate transitions in hardware entropy. Drift magnitude behaves consistently across all manifolds, forming a stable hierarchy that remains unchanged across resolutions. Regime classification reveals three stable temporal regimes spanning symbolic manifolds, continuous numeric manifolds, and pure attractor states. These supplemental descriptors show that temporal geometry is not limited to drift and curvature alone. It is a multi</w:t>
+        <w:noBreakHyphen/>
+        <w:t>metric geometric system that remains coherent across all entropy modalities.</w:t>
+      </w:r>
+    </w:p>
+    <w:p>
+      <w:pPr>
+        <w:pStyle w:val="BodyText"/>
+        <w:bidi w:val="0"/>
+        <w:spacing w:before="0" w:after="200"/>
+        <w:ind w:hanging="0" w:start="0" w:end="0"/>
+        <w:rPr>
+          <w:rFonts w:ascii="Calibri" w:hAnsi="Calibri"/>
+          <w:sz w:val="22"/>
+        </w:rPr>
+      </w:pPr>
+      <w:r>
+        <w:rPr>
+          <w:rFonts w:ascii="Calibri" w:hAnsi="Calibri"/>
+          <w:sz w:val="22"/>
+        </w:rPr>
+        <w:t>Symbolic and numeric manifolds reveal temporal structure in different ways. Symbolic encodings amplify curvature, basin depth, entropy density, entropy potential, and curvature flow, making temporal geometry easier to detect. Numeric manifolds preserve temporal structure without amplification, demonstrating that temporal geometry is present in raw entropy. Inverted encodings reveal symmetry within the manifold, confirming that temporal geometry respects structural reflection. Atmospheric entropy provides a flat baseline that highlights the presence of temporal structure in other entropy sources. Raw temporal dynamics reveal oscillation, entropy</w:t>
+        <w:noBreakHyphen/>
+        <w:t>density ridges, entropy</w:t>
+        <w:noBreakHyphen/>
+        <w:t>potential wells, and curvature</w:t>
+        <w:noBreakHyphen/>
+        <w:t>flow transitions directly in the unprocessed temporal stream, demonstrating that temporal structure exists prior to manifold mapping. PRNG drift produces clean and highly reactive temporal behavior, allowing oscillation, curvature, drift magnitude, entropy density, entropy potential, and curvature flow to be observed directly without environmental interference.</w:t>
+      </w:r>
+    </w:p>
+    <w:p>
+      <w:pPr>
+        <w:pStyle w:val="BodyText"/>
+        <w:bidi w:val="0"/>
+        <w:spacing w:before="0" w:after="200"/>
+        <w:ind w:hanging="0" w:start="0" w:end="0"/>
+        <w:rPr>
+          <w:rFonts w:ascii="Calibri" w:hAnsi="Calibri"/>
+          <w:sz w:val="22"/>
+        </w:rPr>
+      </w:pPr>
+      <w:r>
+        <w:rPr>
+          <w:rFonts w:ascii="Calibri" w:hAnsi="Calibri"/>
+          <w:sz w:val="22"/>
+        </w:rPr>
+        <w:t>The computational pipeline developed for this study provides a general method for detecting temporal geometry. Transition matrices, stationary distributions, drift metrics, curvature metrics, basin analysis, attractor strength, entropy density, entropy potential, curvature flow, and temporal flow maps reveal temporal structure consistently across all datasets. The reproducibility of these metrics across manifold transformations and resolution changes confirms that temporal geometry can be measured reliably. The pipeline demonstrates that temporal geometry is computationally accessible and can be applied to any entropy source, regardless of modality, device, encoding, or resolution.</w:t>
+      </w:r>
+    </w:p>
+    <w:p>
+      <w:pPr>
+        <w:pStyle w:val="BodyText"/>
+        <w:bidi w:val="0"/>
+        <w:spacing w:before="0" w:after="200"/>
+        <w:ind w:hanging="0" w:start="0" w:end="0"/>
+        <w:rPr>
+          <w:rFonts w:ascii="Calibri" w:hAnsi="Calibri"/>
+          <w:sz w:val="22"/>
+        </w:rPr>
+      </w:pPr>
+      <w:r>
+        <w:rPr>
+          <w:rFonts w:ascii="Calibri" w:hAnsi="Calibri"/>
+          <w:sz w:val="22"/>
+        </w:rPr>
+        <w:t>The Temporal Thermometer 2.0 probe demonstrates that temporal geometry can be measured in real time. PRNG drift produces clean and highly reactive temporal behavior, allowing oscillation, curvature, drift magnitude, entropy density, entropy potential, and curvature flow to be observed directly without environmental interference. The novelty index responds immediately to changes in temporal structure, producing smooth and well</w:t>
+        <w:noBreakHyphen/>
+        <w:t>defined ebb</w:t>
+        <w:noBreakHyphen/>
+        <w:t>and</w:t>
+        <w:noBreakHyphen/>
+        <w:t>flow patterns. These results show that temporal geometry is not limited to external entropy sources. It can be measured in closed systems and can be used to build temporal probes that detect temporal behavior continuously.</w:t>
+      </w:r>
+    </w:p>
+    <w:p>
+      <w:pPr>
+        <w:pStyle w:val="BodyText"/>
+        <w:bidi w:val="0"/>
+        <w:spacing w:before="0" w:after="200"/>
+        <w:ind w:hanging="0" w:start="0" w:end="0"/>
+        <w:rPr>
+          <w:rFonts w:ascii="Calibri" w:hAnsi="Calibri"/>
+          <w:sz w:val="22"/>
+        </w:rPr>
+      </w:pPr>
+      <w:r>
+        <w:rPr>
+          <w:rFonts w:ascii="Calibri" w:hAnsi="Calibri"/>
+          <w:sz w:val="22"/>
+        </w:rPr>
+        <w:t>Taken together, these findings establish temporal geometry as a new scientific domain. Entropy contains temporal structure. Symbolic, numeric, and raw manifolds reveal that structure. Temporal geometry is reproducible, resolution invariant, and manifold independent. It provides a new way to classify entropy sources based on their temporal behavior rather than their statistical randomness. The discovery of universal oscillation across all datasets, combined with the stability of entropy density, entropy potential, curvature flow, drift hierarchy, and regime structure, confirms that temporal geometry is a real phenomenon and opens the possibility of developing new temporal measurement instruments, new temporal classification systems, and new theoretical models of entropy evolution.</w:t>
+      </w:r>
+    </w:p>
+    <w:p>
+      <w:pPr>
+        <w:pStyle w:val="BodyText"/>
+        <w:bidi w:val="0"/>
+        <w:spacing w:before="0" w:after="200"/>
+        <w:ind w:hanging="0" w:start="0" w:end="0"/>
+        <w:rPr>
+          <w:rFonts w:ascii="Calibri" w:hAnsi="Calibri"/>
+          <w:sz w:val="22"/>
+        </w:rPr>
+      </w:pPr>
+      <w:r>
+        <w:rPr>
+          <w:rFonts w:ascii="Calibri" w:hAnsi="Calibri"/>
+          <w:sz w:val="22"/>
         </w:rPr>
       </w:r>
     </w:p>
@@ -5302,14 +4318,32 @@
         <w:t xml:space="preserve"> (accessed 2026).</w:t>
       </w:r>
     </w:p>
+    <w:p>
+      <w:pPr>
+        <w:pStyle w:val="BodyText"/>
+        <w:bidi w:val="0"/>
+        <w:spacing w:before="0" w:after="200"/>
+        <w:ind w:hanging="0" w:start="0" w:end="0"/>
+        <w:rPr>
+          <w:rFonts w:ascii="Calibri" w:hAnsi="Calibri"/>
+          <w:sz w:val="22"/>
+        </w:rPr>
+      </w:pPr>
+      <w:r>
+        <w:rPr>
+          <w:rFonts w:ascii="Calibri" w:hAnsi="Calibri"/>
+          <w:sz w:val="22"/>
+        </w:rPr>
+      </w:r>
+    </w:p>
     <w:sectPr>
       <w:type w:val="nextPage"/>
       <w:pgSz w:w="12240" w:h="15840"/>
-      <w:pgMar w:left="1440" w:right="1440" w:gutter="0" w:header="0" w:top="1440" w:footer="0" w:bottom="1440"/>
+      <w:pgMar w:left="1134" w:right="1134" w:gutter="0" w:header="0" w:top="1134" w:footer="0" w:bottom="1134"/>
       <w:pgNumType w:fmt="decimal"/>
       <w:formProt w:val="false"/>
       <w:textDirection w:val="lrTb"/>
-      <w:docGrid w:type="default" w:linePitch="100" w:charSpace="4294959103"/>
+      <w:docGrid w:type="default" w:linePitch="100" w:charSpace="0"/>
     </w:sectPr>
   </w:body>
 </w:document>
@@ -5335,9 +4369,13 @@
   </w:docDefaults>
   <w:style w:type="paragraph" w:styleId="Normal">
     <w:name w:val="Normal"/>
+    <w:qFormat/>
     <w:pPr>
-      <w:widowControl w:val="false"/>
+      <w:widowControl/>
+      <w:suppressAutoHyphens w:val="true"/>
       <w:bidi w:val="0"/>
+      <w:spacing w:before="0" w:after="0"/>
+      <w:jc w:val="start"/>
     </w:pPr>
     <w:rPr>
       <w:rFonts w:ascii="Liberation Serif" w:hAnsi="Liberation Serif" w:eastAsia="NSimSun" w:cs="Arial"/>
@@ -5355,10 +4393,31 @@
       <w:u w:val="single"/>
     </w:rPr>
   </w:style>
+  <w:style w:type="character" w:styleId="Emphasis">
+    <w:name w:val="Emphasis"/>
+    <w:qFormat/>
+    <w:rPr>
+      <w:i/>
+      <w:iCs/>
+    </w:rPr>
+  </w:style>
+  <w:style w:type="character" w:styleId="Strong">
+    <w:name w:val="Strong"/>
+    <w:qFormat/>
+    <w:rPr>
+      <w:b/>
+      <w:bCs/>
+    </w:rPr>
+  </w:style>
+  <w:style w:type="character" w:styleId="LineNumber">
+    <w:name w:val="line number"/>
+    <w:rPr/>
+  </w:style>
   <w:style w:type="paragraph" w:styleId="Heading">
     <w:name w:val="Heading"/>
     <w:basedOn w:val="Normal"/>
     <w:next w:val="BodyText"/>
+    <w:qFormat/>
     <w:pPr>
       <w:keepNext w:val="true"/>
       <w:spacing w:before="240" w:after="120"/>
@@ -5388,6 +4447,7 @@
   <w:style w:type="paragraph" w:styleId="Caption">
     <w:name w:val="caption"/>
     <w:basedOn w:val="Normal"/>
+    <w:qFormat/>
     <w:pPr>
       <w:suppressLineNumbers/>
       <w:spacing w:before="120" w:after="120"/>
@@ -5403,6 +4463,7 @@
   <w:style w:type="paragraph" w:styleId="Index">
     <w:name w:val="Index"/>
     <w:basedOn w:val="Normal"/>
+    <w:qFormat/>
     <w:pPr>
       <w:suppressLineNumbers/>
     </w:pPr>
@@ -5410,9 +4471,32 @@
       <w:rFonts w:cs="Arial"/>
     </w:rPr>
   </w:style>
+  <w:style w:type="paragraph" w:styleId="BlockQuotationuser">
+    <w:name w:val="Block Quotation (user)"/>
+    <w:basedOn w:val="Normal"/>
+    <w:qFormat/>
+    <w:pPr>
+      <w:spacing w:before="0" w:after="283"/>
+      <w:ind w:hanging="0" w:start="567" w:end="567"/>
+    </w:pPr>
+    <w:rPr/>
+  </w:style>
   <w:style w:type="paragraph" w:styleId="Figure">
     <w:name w:val="Figure"/>
     <w:basedOn w:val="Caption"/>
+    <w:qFormat/>
+    <w:pPr/>
+    <w:rPr/>
+  </w:style>
+  <w:style w:type="paragraph" w:styleId="FrameContents">
+    <w:name w:val="Frame Contents"/>
+    <w:basedOn w:val="Normal"/>
+    <w:pPr/>
+    <w:rPr/>
+  </w:style>
+  <w:style w:type="paragraph" w:styleId="FrameContentsuser">
+    <w:name w:val="Frame Contents (user)"/>
+    <w:basedOn w:val="Normal"/>
     <w:pPr/>
     <w:rPr/>
   </w:style>
